--- a/python/data_science_libraries/python3_pandas_library.docx
+++ b/python/data_science_libraries/python3_pandas_library.docx
@@ -6,20 +6,20 @@
       <w:pPr>
         <w:jc w:val="center"/>
         <w:rPr>
-          <w:rFonts w:ascii="Carlito" w:hAnsi="Carlito" w:cs="Carlito"/>
-          <w:b/>
-          <w:bCs/>
-          <w:sz w:val="42"/>
-          <w:szCs w:val="42"/>
-        </w:rPr>
-      </w:pPr>
-      <w:r>
-        <w:rPr>
-          <w:rFonts w:ascii="Carlito" w:hAnsi="Carlito" w:cs="Carlito"/>
-          <w:b/>
-          <w:bCs/>
-          <w:sz w:val="42"/>
-          <w:szCs w:val="42"/>
+          <w:rFonts w:cs="Carlito"/>
+          <w:b/>
+          <w:bCs/>
+          <w:sz w:val="40"/>
+          <w:szCs w:val="40"/>
+        </w:rPr>
+      </w:pPr>
+      <w:r>
+        <w:rPr>
+          <w:rFonts w:cs="Carlito"/>
+          <w:b/>
+          <w:bCs/>
+          <w:sz w:val="40"/>
+          <w:szCs w:val="40"/>
         </w:rPr>
         <w:t>INDEX</w:t>
       </w:r>
@@ -27,16 +27,16 @@
     <w:p>
       <w:pPr>
         <w:rPr>
-          <w:rFonts w:ascii="Carlito" w:hAnsi="Carlito" w:cs="Carlito"/>
-          <w:sz w:val="34"/>
-          <w:szCs w:val="34"/>
-        </w:rPr>
-      </w:pPr>
-      <w:r>
-        <w:rPr>
-          <w:rFonts w:ascii="Carlito" w:hAnsi="Carlito" w:cs="Carlito"/>
-          <w:sz w:val="34"/>
-          <w:szCs w:val="34"/>
+          <w:rFonts w:cs="Carlito"/>
+          <w:sz w:val="32"/>
+          <w:szCs w:val="32"/>
+        </w:rPr>
+      </w:pPr>
+      <w:r>
+        <w:rPr>
+          <w:rFonts w:cs="Carlito"/>
+          <w:sz w:val="32"/>
+          <w:szCs w:val="32"/>
         </w:rPr>
         <w:br w:type="page"/>
       </w:r>
@@ -45,20 +45,20 @@
       <w:pPr>
         <w:jc w:val="both"/>
         <w:rPr>
-          <w:rFonts w:ascii="Carlito" w:hAnsi="Carlito" w:cs="Carlito"/>
-          <w:b/>
-          <w:bCs/>
-          <w:sz w:val="34"/>
-          <w:szCs w:val="34"/>
-        </w:rPr>
-      </w:pPr>
-      <w:r>
-        <w:rPr>
-          <w:rFonts w:ascii="Carlito" w:hAnsi="Carlito" w:cs="Carlito"/>
-          <w:b/>
-          <w:bCs/>
-          <w:sz w:val="34"/>
-          <w:szCs w:val="34"/>
+          <w:rFonts w:cs="Carlito"/>
+          <w:b/>
+          <w:bCs/>
+          <w:sz w:val="32"/>
+          <w:szCs w:val="32"/>
+        </w:rPr>
+      </w:pPr>
+      <w:r>
+        <w:rPr>
+          <w:rFonts w:cs="Carlito"/>
+          <w:b/>
+          <w:bCs/>
+          <w:sz w:val="32"/>
+          <w:szCs w:val="32"/>
         </w:rPr>
         <w:lastRenderedPageBreak/>
         <w:t>Panda’s Library:</w:t>
@@ -68,16 +68,16 @@
       <w:pPr>
         <w:jc w:val="both"/>
         <w:rPr>
-          <w:rFonts w:ascii="Carlito" w:hAnsi="Carlito" w:cs="Carlito"/>
-          <w:sz w:val="34"/>
-          <w:szCs w:val="34"/>
-        </w:rPr>
-      </w:pPr>
-      <w:r>
-        <w:rPr>
-          <w:rFonts w:ascii="Carlito" w:hAnsi="Carlito" w:cs="Carlito"/>
-          <w:sz w:val="34"/>
-          <w:szCs w:val="34"/>
+          <w:rFonts w:cs="Carlito"/>
+          <w:sz w:val="32"/>
+          <w:szCs w:val="32"/>
+        </w:rPr>
+      </w:pPr>
+      <w:r>
+        <w:rPr>
+          <w:rFonts w:cs="Carlito"/>
+          <w:sz w:val="32"/>
+          <w:szCs w:val="32"/>
         </w:rPr>
         <w:t>Introduction:</w:t>
       </w:r>
@@ -86,16 +86,16 @@
       <w:pPr>
         <w:jc w:val="both"/>
         <w:rPr>
-          <w:rFonts w:ascii="Carlito" w:hAnsi="Carlito" w:cs="Carlito"/>
-          <w:sz w:val="34"/>
-          <w:szCs w:val="34"/>
-        </w:rPr>
-      </w:pPr>
-      <w:r>
-        <w:rPr>
-          <w:rFonts w:ascii="Carlito" w:hAnsi="Carlito" w:cs="Carlito"/>
-          <w:sz w:val="34"/>
-          <w:szCs w:val="34"/>
+          <w:rFonts w:cs="Carlito"/>
+          <w:sz w:val="32"/>
+          <w:szCs w:val="32"/>
+        </w:rPr>
+      </w:pPr>
+      <w:r>
+        <w:rPr>
+          <w:rFonts w:cs="Carlito"/>
+          <w:sz w:val="32"/>
+          <w:szCs w:val="32"/>
         </w:rPr>
         <w:t>Pandas is python library for data manipulation and analysis. It provides powerful data structures and tools for working with structured data.</w:t>
       </w:r>
@@ -104,16 +104,16 @@
       <w:pPr>
         <w:jc w:val="both"/>
         <w:rPr>
-          <w:rFonts w:ascii="Carlito" w:hAnsi="Carlito" w:cs="Carlito"/>
-          <w:sz w:val="34"/>
-          <w:szCs w:val="34"/>
-        </w:rPr>
-      </w:pPr>
-      <w:r>
-        <w:rPr>
-          <w:rFonts w:ascii="Carlito" w:hAnsi="Carlito" w:cs="Carlito"/>
-          <w:sz w:val="34"/>
-          <w:szCs w:val="34"/>
+          <w:rFonts w:cs="Carlito"/>
+          <w:sz w:val="32"/>
+          <w:szCs w:val="32"/>
+        </w:rPr>
+      </w:pPr>
+      <w:r>
+        <w:rPr>
+          <w:rFonts w:cs="Carlito"/>
+          <w:sz w:val="32"/>
+          <w:szCs w:val="32"/>
         </w:rPr>
         <w:t>Key Pandas Data Structures:</w:t>
       </w:r>
@@ -127,16 +127,16 @@
         </w:numPr>
         <w:jc w:val="both"/>
         <w:rPr>
-          <w:rFonts w:ascii="Carlito" w:hAnsi="Carlito" w:cs="Carlito"/>
-          <w:sz w:val="34"/>
-          <w:szCs w:val="34"/>
-        </w:rPr>
-      </w:pPr>
-      <w:r>
-        <w:rPr>
-          <w:rFonts w:ascii="Carlito" w:hAnsi="Carlito" w:cs="Carlito"/>
-          <w:sz w:val="34"/>
-          <w:szCs w:val="34"/>
+          <w:rFonts w:cs="Carlito"/>
+          <w:sz w:val="32"/>
+          <w:szCs w:val="32"/>
+        </w:rPr>
+      </w:pPr>
+      <w:r>
+        <w:rPr>
+          <w:rFonts w:cs="Carlito"/>
+          <w:sz w:val="32"/>
+          <w:szCs w:val="32"/>
         </w:rPr>
         <w:t>Series: 1-dimensional labeled array capable of holding any data type.</w:t>
       </w:r>
@@ -150,16 +150,16 @@
         </w:numPr>
         <w:jc w:val="both"/>
         <w:rPr>
-          <w:rFonts w:ascii="Carlito" w:hAnsi="Carlito" w:cs="Carlito"/>
-          <w:sz w:val="34"/>
-          <w:szCs w:val="34"/>
-        </w:rPr>
-      </w:pPr>
-      <w:r>
-        <w:rPr>
-          <w:rFonts w:ascii="Carlito" w:hAnsi="Carlito" w:cs="Carlito"/>
-          <w:sz w:val="34"/>
-          <w:szCs w:val="34"/>
+          <w:rFonts w:cs="Carlito"/>
+          <w:sz w:val="32"/>
+          <w:szCs w:val="32"/>
+        </w:rPr>
+      </w:pPr>
+      <w:r>
+        <w:rPr>
+          <w:rFonts w:cs="Carlito"/>
+          <w:sz w:val="32"/>
+          <w:szCs w:val="32"/>
         </w:rPr>
         <w:t>Data Frame: 2-dimensional labeled data structure with columns of potentially different types.</w:t>
       </w:r>
@@ -168,45 +168,45 @@
       <w:pPr>
         <w:jc w:val="both"/>
         <w:rPr>
-          <w:rFonts w:ascii="Carlito" w:hAnsi="Carlito" w:cs="Carlito"/>
-          <w:sz w:val="34"/>
-          <w:szCs w:val="34"/>
-        </w:rPr>
-      </w:pPr>
-      <w:r>
-        <w:rPr>
-          <w:rFonts w:ascii="Carlito" w:hAnsi="Carlito" w:cs="Carlito"/>
-          <w:b/>
-          <w:bCs/>
-          <w:sz w:val="34"/>
-          <w:szCs w:val="34"/>
+          <w:rFonts w:cs="Carlito"/>
+          <w:sz w:val="32"/>
+          <w:szCs w:val="32"/>
+        </w:rPr>
+      </w:pPr>
+      <w:r>
+        <w:rPr>
+          <w:rFonts w:cs="Carlito"/>
+          <w:b/>
+          <w:bCs/>
+          <w:sz w:val="32"/>
+          <w:szCs w:val="32"/>
         </w:rPr>
         <w:t>Series:</w:t>
       </w:r>
       <w:r>
         <w:rPr>
-          <w:rFonts w:ascii="Carlito" w:hAnsi="Carlito" w:cs="Carlito"/>
-          <w:sz w:val="34"/>
-          <w:szCs w:val="34"/>
+          <w:rFonts w:cs="Carlito"/>
+          <w:sz w:val="32"/>
+          <w:szCs w:val="32"/>
         </w:rPr>
         <w:br/>
         <w:t xml:space="preserve"># Creating a one-dimensional array-like object Series from the list. And, </w:t>
       </w:r>
       <w:r>
         <w:rPr>
-          <w:rFonts w:ascii="Carlito" w:hAnsi="Carlito" w:cs="Carlito"/>
-          <w:b/>
-          <w:bCs/>
-          <w:sz w:val="34"/>
-          <w:szCs w:val="34"/>
+          <w:rFonts w:cs="Carlito"/>
+          <w:b/>
+          <w:bCs/>
+          <w:sz w:val="32"/>
+          <w:szCs w:val="32"/>
         </w:rPr>
         <w:t>.series()</w:t>
       </w:r>
       <w:r>
         <w:rPr>
-          <w:rFonts w:ascii="Carlito" w:hAnsi="Carlito" w:cs="Carlito"/>
-          <w:sz w:val="34"/>
-          <w:szCs w:val="34"/>
+          <w:rFonts w:cs="Carlito"/>
+          <w:sz w:val="32"/>
+          <w:szCs w:val="32"/>
         </w:rPr>
         <w:t xml:space="preserve"> method is used to create a Series the left column represents the default index 0 to 4, and the right column contains the values from the data list.</w:t>
       </w:r>
@@ -215,52 +215,52 @@
       <w:pPr>
         <w:jc w:val="both"/>
         <w:rPr>
-          <w:rFonts w:ascii="Carlito" w:hAnsi="Carlito" w:cs="Carlito"/>
-          <w:sz w:val="34"/>
-          <w:szCs w:val="34"/>
-        </w:rPr>
-      </w:pPr>
-      <w:r>
-        <w:rPr>
-          <w:rFonts w:ascii="Carlito" w:hAnsi="Carlito" w:cs="Carlito"/>
-          <w:sz w:val="34"/>
-          <w:szCs w:val="34"/>
+          <w:rFonts w:cs="Carlito"/>
+          <w:sz w:val="32"/>
+          <w:szCs w:val="32"/>
+        </w:rPr>
+      </w:pPr>
+      <w:r>
+        <w:rPr>
+          <w:rFonts w:cs="Carlito"/>
+          <w:sz w:val="32"/>
+          <w:szCs w:val="32"/>
         </w:rPr>
         <w:t xml:space="preserve"># </w:t>
       </w:r>
       <w:r>
         <w:rPr>
-          <w:rFonts w:ascii="Carlito" w:hAnsi="Carlito" w:cs="Carlito"/>
-          <w:b/>
-          <w:bCs/>
-          <w:sz w:val="34"/>
-          <w:szCs w:val="34"/>
+          <w:rFonts w:cs="Carlito"/>
+          <w:b/>
+          <w:bCs/>
+          <w:sz w:val="32"/>
+          <w:szCs w:val="32"/>
         </w:rPr>
         <w:t>.dtype</w:t>
       </w:r>
       <w:r>
         <w:rPr>
-          <w:rFonts w:ascii="Carlito" w:hAnsi="Carlito" w:cs="Carlito"/>
-          <w:sz w:val="34"/>
-          <w:szCs w:val="34"/>
+          <w:rFonts w:cs="Carlito"/>
+          <w:sz w:val="32"/>
+          <w:szCs w:val="32"/>
         </w:rPr>
         <w:t xml:space="preserve"> prints the data type of elements (int64), and </w:t>
       </w:r>
       <w:r>
         <w:rPr>
-          <w:rFonts w:ascii="Carlito" w:hAnsi="Carlito" w:cs="Carlito"/>
-          <w:b/>
-          <w:bCs/>
-          <w:sz w:val="34"/>
-          <w:szCs w:val="34"/>
+          <w:rFonts w:cs="Carlito"/>
+          <w:b/>
+          <w:bCs/>
+          <w:sz w:val="32"/>
+          <w:szCs w:val="32"/>
         </w:rPr>
         <w:t>.size</w:t>
       </w:r>
       <w:r>
         <w:rPr>
-          <w:rFonts w:ascii="Carlito" w:hAnsi="Carlito" w:cs="Carlito"/>
-          <w:sz w:val="34"/>
-          <w:szCs w:val="34"/>
+          <w:rFonts w:cs="Carlito"/>
+          <w:sz w:val="32"/>
+          <w:szCs w:val="32"/>
         </w:rPr>
         <w:t xml:space="preserve"> prints the size of the Series.</w:t>
       </w:r>
@@ -269,22 +269,22 @@
       <w:pPr>
         <w:jc w:val="both"/>
         <w:rPr>
-          <w:rFonts w:ascii="Carlito" w:hAnsi="Carlito" w:cs="Carlito"/>
-          <w:b/>
-          <w:bCs/>
-          <w:color w:val="D86DCB" w:themeColor="accent5" w:themeTint="99"/>
-          <w:sz w:val="34"/>
-          <w:szCs w:val="34"/>
-        </w:rPr>
-      </w:pPr>
-      <w:r>
-        <w:rPr>
-          <w:rFonts w:ascii="Carlito" w:hAnsi="Carlito" w:cs="Carlito"/>
-          <w:b/>
-          <w:bCs/>
-          <w:color w:val="D86DCB" w:themeColor="accent5" w:themeTint="99"/>
-          <w:sz w:val="34"/>
-          <w:szCs w:val="34"/>
+          <w:rFonts w:cs="Carlito"/>
+          <w:b/>
+          <w:bCs/>
+          <w:color w:val="D86DCB" w:themeColor="accent5" w:themeTint="99"/>
+          <w:sz w:val="32"/>
+          <w:szCs w:val="32"/>
+        </w:rPr>
+      </w:pPr>
+      <w:r>
+        <w:rPr>
+          <w:rFonts w:cs="Carlito"/>
+          <w:b/>
+          <w:bCs/>
+          <w:color w:val="D86DCB" w:themeColor="accent5" w:themeTint="99"/>
+          <w:sz w:val="32"/>
+          <w:szCs w:val="32"/>
         </w:rPr>
         <w:t>import pandas as pd</w:t>
       </w:r>
@@ -293,22 +293,22 @@
       <w:pPr>
         <w:jc w:val="both"/>
         <w:rPr>
-          <w:rFonts w:ascii="Carlito" w:hAnsi="Carlito" w:cs="Carlito"/>
-          <w:b/>
-          <w:bCs/>
-          <w:color w:val="D86DCB" w:themeColor="accent5" w:themeTint="99"/>
-          <w:sz w:val="34"/>
-          <w:szCs w:val="34"/>
-        </w:rPr>
-      </w:pPr>
-      <w:r>
-        <w:rPr>
-          <w:rFonts w:ascii="Carlito" w:hAnsi="Carlito" w:cs="Carlito"/>
-          <w:b/>
-          <w:bCs/>
-          <w:color w:val="D86DCB" w:themeColor="accent5" w:themeTint="99"/>
-          <w:sz w:val="34"/>
-          <w:szCs w:val="34"/>
+          <w:rFonts w:cs="Carlito"/>
+          <w:b/>
+          <w:bCs/>
+          <w:color w:val="D86DCB" w:themeColor="accent5" w:themeTint="99"/>
+          <w:sz w:val="32"/>
+          <w:szCs w:val="32"/>
+        </w:rPr>
+      </w:pPr>
+      <w:r>
+        <w:rPr>
+          <w:rFonts w:cs="Carlito"/>
+          <w:b/>
+          <w:bCs/>
+          <w:color w:val="D86DCB" w:themeColor="accent5" w:themeTint="99"/>
+          <w:sz w:val="32"/>
+          <w:szCs w:val="32"/>
         </w:rPr>
         <w:t>data = [1, 2, 3, 4, 5]</w:t>
       </w:r>
@@ -317,22 +317,22 @@
       <w:pPr>
         <w:jc w:val="both"/>
         <w:rPr>
-          <w:rFonts w:ascii="Carlito" w:hAnsi="Carlito" w:cs="Carlito"/>
-          <w:b/>
-          <w:bCs/>
-          <w:color w:val="D86DCB" w:themeColor="accent5" w:themeTint="99"/>
-          <w:sz w:val="34"/>
-          <w:szCs w:val="34"/>
-        </w:rPr>
-      </w:pPr>
-      <w:r>
-        <w:rPr>
-          <w:rFonts w:ascii="Carlito" w:hAnsi="Carlito" w:cs="Carlito"/>
-          <w:b/>
-          <w:bCs/>
-          <w:color w:val="D86DCB" w:themeColor="accent5" w:themeTint="99"/>
-          <w:sz w:val="34"/>
-          <w:szCs w:val="34"/>
+          <w:rFonts w:cs="Carlito"/>
+          <w:b/>
+          <w:bCs/>
+          <w:color w:val="D86DCB" w:themeColor="accent5" w:themeTint="99"/>
+          <w:sz w:val="32"/>
+          <w:szCs w:val="32"/>
+        </w:rPr>
+      </w:pPr>
+      <w:r>
+        <w:rPr>
+          <w:rFonts w:cs="Carlito"/>
+          <w:b/>
+          <w:bCs/>
+          <w:color w:val="D86DCB" w:themeColor="accent5" w:themeTint="99"/>
+          <w:sz w:val="32"/>
+          <w:szCs w:val="32"/>
         </w:rPr>
         <w:t>series = pd.Series(data)</w:t>
       </w:r>
@@ -341,22 +341,22 @@
       <w:pPr>
         <w:jc w:val="both"/>
         <w:rPr>
-          <w:rFonts w:ascii="Carlito" w:hAnsi="Carlito" w:cs="Carlito"/>
-          <w:b/>
-          <w:bCs/>
-          <w:color w:val="D86DCB" w:themeColor="accent5" w:themeTint="99"/>
-          <w:sz w:val="34"/>
-          <w:szCs w:val="34"/>
-        </w:rPr>
-      </w:pPr>
-      <w:r>
-        <w:rPr>
-          <w:rFonts w:ascii="Carlito" w:hAnsi="Carlito" w:cs="Carlito"/>
-          <w:b/>
-          <w:bCs/>
-          <w:color w:val="D86DCB" w:themeColor="accent5" w:themeTint="99"/>
-          <w:sz w:val="34"/>
-          <w:szCs w:val="34"/>
+          <w:rFonts w:cs="Carlito"/>
+          <w:b/>
+          <w:bCs/>
+          <w:color w:val="D86DCB" w:themeColor="accent5" w:themeTint="99"/>
+          <w:sz w:val="32"/>
+          <w:szCs w:val="32"/>
+        </w:rPr>
+      </w:pPr>
+      <w:r>
+        <w:rPr>
+          <w:rFonts w:cs="Carlito"/>
+          <w:b/>
+          <w:bCs/>
+          <w:color w:val="D86DCB" w:themeColor="accent5" w:themeTint="99"/>
+          <w:sz w:val="32"/>
+          <w:szCs w:val="32"/>
         </w:rPr>
         <w:t>print(series)</w:t>
       </w:r>
@@ -365,22 +365,22 @@
       <w:pPr>
         <w:jc w:val="both"/>
         <w:rPr>
-          <w:rFonts w:ascii="Carlito" w:hAnsi="Carlito" w:cs="Carlito"/>
-          <w:b/>
-          <w:bCs/>
-          <w:color w:val="D86DCB" w:themeColor="accent5" w:themeTint="99"/>
-          <w:sz w:val="34"/>
-          <w:szCs w:val="34"/>
-        </w:rPr>
-      </w:pPr>
-      <w:r>
-        <w:rPr>
-          <w:rFonts w:ascii="Carlito" w:hAnsi="Carlito" w:cs="Carlito"/>
-          <w:b/>
-          <w:bCs/>
-          <w:color w:val="D86DCB" w:themeColor="accent5" w:themeTint="99"/>
-          <w:sz w:val="34"/>
-          <w:szCs w:val="34"/>
+          <w:rFonts w:cs="Carlito"/>
+          <w:b/>
+          <w:bCs/>
+          <w:color w:val="D86DCB" w:themeColor="accent5" w:themeTint="99"/>
+          <w:sz w:val="32"/>
+          <w:szCs w:val="32"/>
+        </w:rPr>
+      </w:pPr>
+      <w:r>
+        <w:rPr>
+          <w:rFonts w:cs="Carlito"/>
+          <w:b/>
+          <w:bCs/>
+          <w:color w:val="D86DCB" w:themeColor="accent5" w:themeTint="99"/>
+          <w:sz w:val="32"/>
+          <w:szCs w:val="32"/>
         </w:rPr>
         <w:t>print(type(series))</w:t>
       </w:r>
@@ -389,22 +389,22 @@
       <w:pPr>
         <w:jc w:val="both"/>
         <w:rPr>
-          <w:rFonts w:ascii="Carlito" w:hAnsi="Carlito" w:cs="Carlito"/>
-          <w:b/>
-          <w:bCs/>
-          <w:color w:val="D86DCB" w:themeColor="accent5" w:themeTint="99"/>
-          <w:sz w:val="34"/>
-          <w:szCs w:val="34"/>
-        </w:rPr>
-      </w:pPr>
-      <w:r>
-        <w:rPr>
-          <w:rFonts w:ascii="Carlito" w:hAnsi="Carlito" w:cs="Carlito"/>
-          <w:b/>
-          <w:bCs/>
-          <w:color w:val="D86DCB" w:themeColor="accent5" w:themeTint="99"/>
-          <w:sz w:val="34"/>
-          <w:szCs w:val="34"/>
+          <w:rFonts w:cs="Carlito"/>
+          <w:b/>
+          <w:bCs/>
+          <w:color w:val="D86DCB" w:themeColor="accent5" w:themeTint="99"/>
+          <w:sz w:val="32"/>
+          <w:szCs w:val="32"/>
+        </w:rPr>
+      </w:pPr>
+      <w:r>
+        <w:rPr>
+          <w:rFonts w:cs="Carlito"/>
+          <w:b/>
+          <w:bCs/>
+          <w:color w:val="D86DCB" w:themeColor="accent5" w:themeTint="99"/>
+          <w:sz w:val="32"/>
+          <w:szCs w:val="32"/>
         </w:rPr>
         <w:t>print(series.dtype)</w:t>
       </w:r>
@@ -413,22 +413,22 @@
       <w:pPr>
         <w:jc w:val="both"/>
         <w:rPr>
-          <w:rFonts w:ascii="Carlito" w:hAnsi="Carlito" w:cs="Carlito"/>
-          <w:b/>
-          <w:bCs/>
-          <w:color w:val="D86DCB" w:themeColor="accent5" w:themeTint="99"/>
-          <w:sz w:val="34"/>
-          <w:szCs w:val="34"/>
-        </w:rPr>
-      </w:pPr>
-      <w:r>
-        <w:rPr>
-          <w:rFonts w:ascii="Carlito" w:hAnsi="Carlito" w:cs="Carlito"/>
-          <w:b/>
-          <w:bCs/>
-          <w:color w:val="D86DCB" w:themeColor="accent5" w:themeTint="99"/>
-          <w:sz w:val="34"/>
-          <w:szCs w:val="34"/>
+          <w:rFonts w:cs="Carlito"/>
+          <w:b/>
+          <w:bCs/>
+          <w:color w:val="D86DCB" w:themeColor="accent5" w:themeTint="99"/>
+          <w:sz w:val="32"/>
+          <w:szCs w:val="32"/>
+        </w:rPr>
+      </w:pPr>
+      <w:r>
+        <w:rPr>
+          <w:rFonts w:cs="Carlito"/>
+          <w:b/>
+          <w:bCs/>
+          <w:color w:val="D86DCB" w:themeColor="accent5" w:themeTint="99"/>
+          <w:sz w:val="32"/>
+          <w:szCs w:val="32"/>
         </w:rPr>
         <w:t>print(series.size)</w:t>
       </w:r>
@@ -437,33 +437,34 @@
       <w:pPr>
         <w:jc w:val="both"/>
         <w:rPr>
-          <w:rFonts w:ascii="Carlito" w:hAnsi="Carlito" w:cs="Carlito"/>
-          <w:b/>
-          <w:bCs/>
-          <w:sz w:val="34"/>
-          <w:szCs w:val="34"/>
-        </w:rPr>
-      </w:pPr>
-    </w:p>
-    <w:p>
-      <w:pPr>
-        <w:jc w:val="both"/>
-        <w:rPr>
-          <w:rFonts w:ascii="Carlito" w:hAnsi="Carlito" w:cs="Carlito"/>
-          <w:b/>
-          <w:bCs/>
-          <w:sz w:val="34"/>
-          <w:szCs w:val="34"/>
-        </w:rPr>
-      </w:pPr>
-      <w:r>
-        <w:rPr>
-          <w:rFonts w:ascii="Carlito" w:hAnsi="Carlito" w:cs="Carlito"/>
-          <w:b/>
-          <w:bCs/>
-          <w:sz w:val="34"/>
-          <w:szCs w:val="34"/>
-        </w:rPr>
+          <w:rFonts w:cs="Carlito"/>
+          <w:b/>
+          <w:bCs/>
+          <w:sz w:val="32"/>
+          <w:szCs w:val="32"/>
+        </w:rPr>
+      </w:pPr>
+    </w:p>
+    <w:p>
+      <w:pPr>
+        <w:jc w:val="both"/>
+        <w:rPr>
+          <w:rFonts w:cs="Carlito"/>
+          <w:b/>
+          <w:bCs/>
+          <w:sz w:val="32"/>
+          <w:szCs w:val="32"/>
+        </w:rPr>
+      </w:pPr>
+      <w:r>
+        <w:rPr>
+          <w:rFonts w:cs="Carlito"/>
+          <w:b/>
+          <w:bCs/>
+          <w:sz w:val="32"/>
+          <w:szCs w:val="32"/>
+        </w:rPr>
+        <w:lastRenderedPageBreak/>
         <w:t>Data Frame:</w:t>
       </w:r>
     </w:p>
@@ -471,16 +472,16 @@
       <w:pPr>
         <w:jc w:val="both"/>
         <w:rPr>
-          <w:rFonts w:ascii="Carlito" w:hAnsi="Carlito" w:cs="Carlito"/>
-          <w:sz w:val="34"/>
-          <w:szCs w:val="34"/>
-        </w:rPr>
-      </w:pPr>
-      <w:r>
-        <w:rPr>
-          <w:rFonts w:ascii="Carlito" w:hAnsi="Carlito" w:cs="Carlito"/>
-          <w:sz w:val="34"/>
-          <w:szCs w:val="34"/>
+          <w:rFonts w:cs="Carlito"/>
+          <w:sz w:val="32"/>
+          <w:szCs w:val="32"/>
+        </w:rPr>
+      </w:pPr>
+      <w:r>
+        <w:rPr>
+          <w:rFonts w:cs="Carlito"/>
+          <w:sz w:val="32"/>
+          <w:szCs w:val="32"/>
         </w:rPr>
         <w:t># To create a data frame, we need a dictionary.</w:t>
       </w:r>
@@ -489,16 +490,16 @@
       <w:pPr>
         <w:jc w:val="both"/>
         <w:rPr>
-          <w:rFonts w:ascii="Carlito" w:hAnsi="Carlito" w:cs="Carlito"/>
-          <w:sz w:val="34"/>
-          <w:szCs w:val="34"/>
-        </w:rPr>
-      </w:pPr>
-      <w:r>
-        <w:rPr>
-          <w:rFonts w:ascii="Carlito" w:hAnsi="Carlito" w:cs="Carlito"/>
-          <w:sz w:val="34"/>
-          <w:szCs w:val="34"/>
+          <w:rFonts w:cs="Carlito"/>
+          <w:sz w:val="32"/>
+          <w:szCs w:val="32"/>
+        </w:rPr>
+      </w:pPr>
+      <w:r>
+        <w:rPr>
+          <w:rFonts w:cs="Carlito"/>
+          <w:sz w:val="32"/>
+          <w:szCs w:val="32"/>
         </w:rPr>
         <w:t># Creating a two-dimensional tabular data structure called DataFrame from the dictionary. Each key in the dictionary becomes a column in the DataFrame.</w:t>
       </w:r>
@@ -507,34 +508,34 @@
       <w:pPr>
         <w:jc w:val="both"/>
         <w:rPr>
-          <w:rFonts w:ascii="Carlito" w:hAnsi="Carlito" w:cs="Carlito"/>
-          <w:sz w:val="34"/>
-          <w:szCs w:val="34"/>
-        </w:rPr>
-      </w:pPr>
-      <w:r>
-        <w:rPr>
-          <w:rFonts w:ascii="Carlito" w:hAnsi="Carlito" w:cs="Carlito"/>
-          <w:sz w:val="34"/>
-          <w:szCs w:val="34"/>
+          <w:rFonts w:cs="Carlito"/>
+          <w:sz w:val="32"/>
+          <w:szCs w:val="32"/>
+        </w:rPr>
+      </w:pPr>
+      <w:r>
+        <w:rPr>
+          <w:rFonts w:cs="Carlito"/>
+          <w:sz w:val="32"/>
+          <w:szCs w:val="32"/>
         </w:rPr>
         <w:t xml:space="preserve"># </w:t>
       </w:r>
       <w:r>
         <w:rPr>
-          <w:rFonts w:ascii="Carlito" w:hAnsi="Carlito" w:cs="Carlito"/>
-          <w:b/>
-          <w:bCs/>
-          <w:sz w:val="34"/>
-          <w:szCs w:val="34"/>
+          <w:rFonts w:cs="Carlito"/>
+          <w:b/>
+          <w:bCs/>
+          <w:sz w:val="32"/>
+          <w:szCs w:val="32"/>
         </w:rPr>
         <w:t xml:space="preserve">pd.DataFrame(...) </w:t>
       </w:r>
       <w:r>
         <w:rPr>
-          <w:rFonts w:ascii="Carlito" w:hAnsi="Carlito" w:cs="Carlito"/>
-          <w:sz w:val="34"/>
-          <w:szCs w:val="34"/>
+          <w:rFonts w:cs="Carlito"/>
+          <w:sz w:val="32"/>
+          <w:szCs w:val="32"/>
         </w:rPr>
         <w:t>method converts that dictionary into a DataFrame which is a 2-D tabular structure. Keys become column names ('Name', 'Age', 'City'). Rows get a default integer index 0,1,2 (a RangeIndex).</w:t>
       </w:r>
@@ -543,34 +544,34 @@
       <w:pPr>
         <w:jc w:val="both"/>
         <w:rPr>
-          <w:rFonts w:ascii="Carlito" w:hAnsi="Carlito" w:cs="Carlito"/>
-          <w:sz w:val="34"/>
-          <w:szCs w:val="34"/>
-        </w:rPr>
-      </w:pPr>
-      <w:r>
-        <w:rPr>
-          <w:rFonts w:ascii="Carlito" w:hAnsi="Carlito" w:cs="Carlito"/>
-          <w:sz w:val="34"/>
-          <w:szCs w:val="34"/>
+          <w:rFonts w:cs="Carlito"/>
+          <w:sz w:val="32"/>
+          <w:szCs w:val="32"/>
+        </w:rPr>
+      </w:pPr>
+      <w:r>
+        <w:rPr>
+          <w:rFonts w:cs="Carlito"/>
+          <w:sz w:val="32"/>
+          <w:szCs w:val="32"/>
         </w:rPr>
         <w:t xml:space="preserve"># The Python type, </w:t>
       </w:r>
       <w:r>
         <w:rPr>
-          <w:rFonts w:ascii="Carlito" w:hAnsi="Carlito" w:cs="Carlito"/>
-          <w:b/>
-          <w:bCs/>
-          <w:sz w:val="34"/>
-          <w:szCs w:val="34"/>
+          <w:rFonts w:cs="Carlito"/>
+          <w:b/>
+          <w:bCs/>
+          <w:sz w:val="32"/>
+          <w:szCs w:val="32"/>
         </w:rPr>
         <w:t>type(df)</w:t>
       </w:r>
       <w:r>
         <w:rPr>
-          <w:rFonts w:ascii="Carlito" w:hAnsi="Carlito" w:cs="Carlito"/>
-          <w:sz w:val="34"/>
-          <w:szCs w:val="34"/>
+          <w:rFonts w:cs="Carlito"/>
+          <w:sz w:val="32"/>
+          <w:szCs w:val="32"/>
         </w:rPr>
         <w:t xml:space="preserve"> will be &lt;class 'pandas.core.frame.DataFrame'&gt;.</w:t>
       </w:r>
@@ -579,34 +580,34 @@
       <w:pPr>
         <w:jc w:val="both"/>
         <w:rPr>
-          <w:rFonts w:ascii="Carlito" w:hAnsi="Carlito" w:cs="Carlito"/>
-          <w:sz w:val="34"/>
-          <w:szCs w:val="34"/>
-        </w:rPr>
-      </w:pPr>
-      <w:r>
-        <w:rPr>
-          <w:rFonts w:ascii="Carlito" w:hAnsi="Carlito" w:cs="Carlito"/>
-          <w:sz w:val="34"/>
-          <w:szCs w:val="34"/>
+          <w:rFonts w:cs="Carlito"/>
+          <w:sz w:val="32"/>
+          <w:szCs w:val="32"/>
+        </w:rPr>
+      </w:pPr>
+      <w:r>
+        <w:rPr>
+          <w:rFonts w:cs="Carlito"/>
+          <w:sz w:val="32"/>
+          <w:szCs w:val="32"/>
         </w:rPr>
         <w:t xml:space="preserve"># </w:t>
       </w:r>
       <w:r>
         <w:rPr>
-          <w:rFonts w:ascii="Carlito" w:hAnsi="Carlito" w:cs="Carlito"/>
-          <w:b/>
-          <w:bCs/>
-          <w:sz w:val="34"/>
-          <w:szCs w:val="34"/>
+          <w:rFonts w:cs="Carlito"/>
+          <w:b/>
+          <w:bCs/>
+          <w:sz w:val="32"/>
+          <w:szCs w:val="32"/>
         </w:rPr>
         <w:t>df.dtypes</w:t>
       </w:r>
       <w:r>
         <w:rPr>
-          <w:rFonts w:ascii="Carlito" w:hAnsi="Carlito" w:cs="Carlito"/>
-          <w:sz w:val="34"/>
-          <w:szCs w:val="34"/>
+          <w:rFonts w:cs="Carlito"/>
+          <w:sz w:val="32"/>
+          <w:szCs w:val="32"/>
         </w:rPr>
         <w:t xml:space="preserve"> method shows the data type of each column (e.g., object for strings, int64 for integers).</w:t>
       </w:r>
@@ -615,34 +616,34 @@
       <w:pPr>
         <w:jc w:val="both"/>
         <w:rPr>
-          <w:rFonts w:ascii="Carlito" w:hAnsi="Carlito" w:cs="Carlito"/>
-          <w:sz w:val="34"/>
-          <w:szCs w:val="34"/>
-        </w:rPr>
-      </w:pPr>
-      <w:r>
-        <w:rPr>
-          <w:rFonts w:ascii="Carlito" w:hAnsi="Carlito" w:cs="Carlito"/>
-          <w:sz w:val="34"/>
-          <w:szCs w:val="34"/>
+          <w:rFonts w:cs="Carlito"/>
+          <w:sz w:val="32"/>
+          <w:szCs w:val="32"/>
+        </w:rPr>
+      </w:pPr>
+      <w:r>
+        <w:rPr>
+          <w:rFonts w:cs="Carlito"/>
+          <w:sz w:val="32"/>
+          <w:szCs w:val="32"/>
         </w:rPr>
         <w:t xml:space="preserve"># </w:t>
       </w:r>
       <w:r>
         <w:rPr>
-          <w:rFonts w:ascii="Carlito" w:hAnsi="Carlito" w:cs="Carlito"/>
-          <w:b/>
-          <w:bCs/>
-          <w:sz w:val="34"/>
-          <w:szCs w:val="34"/>
+          <w:rFonts w:cs="Carlito"/>
+          <w:b/>
+          <w:bCs/>
+          <w:sz w:val="32"/>
+          <w:szCs w:val="32"/>
         </w:rPr>
         <w:t xml:space="preserve">df.shape </w:t>
       </w:r>
       <w:r>
         <w:rPr>
-          <w:rFonts w:ascii="Carlito" w:hAnsi="Carlito" w:cs="Carlito"/>
-          <w:sz w:val="34"/>
-          <w:szCs w:val="34"/>
+          <w:rFonts w:cs="Carlito"/>
+          <w:sz w:val="32"/>
+          <w:szCs w:val="32"/>
         </w:rPr>
         <w:t>method returns a tuple of (rows, columns). e.g. (3, 3) at this point.</w:t>
       </w:r>
@@ -651,52 +652,52 @@
       <w:pPr>
         <w:jc w:val="both"/>
         <w:rPr>
-          <w:rFonts w:ascii="Carlito" w:hAnsi="Carlito" w:cs="Carlito"/>
-          <w:sz w:val="34"/>
-          <w:szCs w:val="34"/>
-        </w:rPr>
-      </w:pPr>
-      <w:r>
-        <w:rPr>
-          <w:rFonts w:ascii="Carlito" w:hAnsi="Carlito" w:cs="Carlito"/>
-          <w:sz w:val="34"/>
-          <w:szCs w:val="34"/>
+          <w:rFonts w:cs="Carlito"/>
+          <w:sz w:val="32"/>
+          <w:szCs w:val="32"/>
+        </w:rPr>
+      </w:pPr>
+      <w:r>
+        <w:rPr>
+          <w:rFonts w:cs="Carlito"/>
+          <w:sz w:val="32"/>
+          <w:szCs w:val="32"/>
         </w:rPr>
         <w:t xml:space="preserve"># </w:t>
       </w:r>
       <w:r>
         <w:rPr>
-          <w:rFonts w:ascii="Carlito" w:hAnsi="Carlito" w:cs="Carlito"/>
-          <w:b/>
-          <w:bCs/>
-          <w:sz w:val="34"/>
-          <w:szCs w:val="34"/>
+          <w:rFonts w:cs="Carlito"/>
+          <w:b/>
+          <w:bCs/>
+          <w:sz w:val="32"/>
+          <w:szCs w:val="32"/>
         </w:rPr>
         <w:t>df['Name']</w:t>
       </w:r>
       <w:r>
         <w:rPr>
-          <w:rFonts w:ascii="Carlito" w:hAnsi="Carlito" w:cs="Carlito"/>
-          <w:sz w:val="34"/>
-          <w:szCs w:val="34"/>
+          <w:rFonts w:cs="Carlito"/>
+          <w:sz w:val="32"/>
+          <w:szCs w:val="32"/>
         </w:rPr>
         <w:t xml:space="preserve"> returns a </w:t>
       </w:r>
       <w:r>
         <w:rPr>
-          <w:rFonts w:ascii="Carlito" w:hAnsi="Carlito" w:cs="Carlito"/>
-          <w:b/>
-          <w:bCs/>
-          <w:sz w:val="34"/>
-          <w:szCs w:val="34"/>
+          <w:rFonts w:cs="Carlito"/>
+          <w:b/>
+          <w:bCs/>
+          <w:sz w:val="32"/>
+          <w:szCs w:val="32"/>
         </w:rPr>
         <w:t>Series</w:t>
       </w:r>
       <w:r>
         <w:rPr>
-          <w:rFonts w:ascii="Carlito" w:hAnsi="Carlito" w:cs="Carlito"/>
-          <w:sz w:val="34"/>
-          <w:szCs w:val="34"/>
+          <w:rFonts w:cs="Carlito"/>
+          <w:sz w:val="32"/>
+          <w:szCs w:val="32"/>
         </w:rPr>
         <w:t xml:space="preserve"> which is just one column.</w:t>
       </w:r>
@@ -705,52 +706,52 @@
       <w:pPr>
         <w:jc w:val="both"/>
         <w:rPr>
-          <w:rFonts w:ascii="Carlito" w:hAnsi="Carlito" w:cs="Carlito"/>
-          <w:sz w:val="34"/>
-          <w:szCs w:val="34"/>
-        </w:rPr>
-      </w:pPr>
-      <w:r>
-        <w:rPr>
-          <w:rFonts w:ascii="Carlito" w:hAnsi="Carlito" w:cs="Carlito"/>
-          <w:sz w:val="34"/>
-          <w:szCs w:val="34"/>
+          <w:rFonts w:cs="Carlito"/>
+          <w:sz w:val="32"/>
+          <w:szCs w:val="32"/>
+        </w:rPr>
+      </w:pPr>
+      <w:r>
+        <w:rPr>
+          <w:rFonts w:cs="Carlito"/>
+          <w:sz w:val="32"/>
+          <w:szCs w:val="32"/>
         </w:rPr>
         <w:t xml:space="preserve"># </w:t>
       </w:r>
       <w:r>
         <w:rPr>
-          <w:rFonts w:ascii="Carlito" w:hAnsi="Carlito" w:cs="Carlito"/>
-          <w:b/>
-          <w:bCs/>
-          <w:sz w:val="34"/>
-          <w:szCs w:val="34"/>
+          <w:rFonts w:cs="Carlito"/>
+          <w:b/>
+          <w:bCs/>
+          <w:sz w:val="32"/>
+          <w:szCs w:val="32"/>
         </w:rPr>
         <w:t>df[['Name','Age']]</w:t>
       </w:r>
       <w:r>
         <w:rPr>
-          <w:rFonts w:ascii="Carlito" w:hAnsi="Carlito" w:cs="Carlito"/>
-          <w:sz w:val="34"/>
-          <w:szCs w:val="34"/>
+          <w:rFonts w:cs="Carlito"/>
+          <w:sz w:val="32"/>
+          <w:szCs w:val="32"/>
         </w:rPr>
         <w:t xml:space="preserve"> double third brackets return a </w:t>
       </w:r>
       <w:r>
         <w:rPr>
-          <w:rFonts w:ascii="Carlito" w:hAnsi="Carlito" w:cs="Carlito"/>
-          <w:b/>
-          <w:bCs/>
-          <w:sz w:val="34"/>
-          <w:szCs w:val="34"/>
+          <w:rFonts w:cs="Carlito"/>
+          <w:b/>
+          <w:bCs/>
+          <w:sz w:val="32"/>
+          <w:szCs w:val="32"/>
         </w:rPr>
         <w:t>DataFrame</w:t>
       </w:r>
       <w:r>
         <w:rPr>
-          <w:rFonts w:ascii="Carlito" w:hAnsi="Carlito" w:cs="Carlito"/>
-          <w:sz w:val="34"/>
-          <w:szCs w:val="34"/>
+          <w:rFonts w:cs="Carlito"/>
+          <w:sz w:val="32"/>
+          <w:szCs w:val="32"/>
         </w:rPr>
         <w:t xml:space="preserve"> containing only those two columns.</w:t>
       </w:r>
@@ -759,34 +760,34 @@
       <w:pPr>
         <w:jc w:val="both"/>
         <w:rPr>
-          <w:rFonts w:ascii="Carlito" w:hAnsi="Carlito" w:cs="Carlito"/>
-          <w:sz w:val="34"/>
-          <w:szCs w:val="34"/>
-        </w:rPr>
-      </w:pPr>
-      <w:r>
-        <w:rPr>
-          <w:rFonts w:ascii="Carlito" w:hAnsi="Carlito" w:cs="Carlito"/>
-          <w:sz w:val="34"/>
-          <w:szCs w:val="34"/>
+          <w:rFonts w:cs="Carlito"/>
+          <w:sz w:val="32"/>
+          <w:szCs w:val="32"/>
+        </w:rPr>
+      </w:pPr>
+      <w:r>
+        <w:rPr>
+          <w:rFonts w:cs="Carlito"/>
+          <w:sz w:val="32"/>
+          <w:szCs w:val="32"/>
         </w:rPr>
         <w:t xml:space="preserve"># </w:t>
       </w:r>
       <w:r>
         <w:rPr>
-          <w:rFonts w:ascii="Carlito" w:hAnsi="Carlito" w:cs="Carlito"/>
-          <w:b/>
-          <w:bCs/>
-          <w:sz w:val="34"/>
-          <w:szCs w:val="34"/>
+          <w:rFonts w:cs="Carlito"/>
+          <w:b/>
+          <w:bCs/>
+          <w:sz w:val="32"/>
+          <w:szCs w:val="32"/>
         </w:rPr>
         <w:t>.loc[0]</w:t>
       </w:r>
       <w:r>
         <w:rPr>
-          <w:rFonts w:ascii="Carlito" w:hAnsi="Carlito" w:cs="Carlito"/>
-          <w:sz w:val="34"/>
-          <w:szCs w:val="34"/>
+          <w:rFonts w:cs="Carlito"/>
+          <w:sz w:val="32"/>
+          <w:szCs w:val="32"/>
         </w:rPr>
         <w:t xml:space="preserve"> is label-based indexing. Select the row whose index label is 0. (Here labels are integers so loc[0] and iloc[0] are same.)</w:t>
       </w:r>
@@ -795,34 +796,34 @@
       <w:pPr>
         <w:jc w:val="both"/>
         <w:rPr>
-          <w:rFonts w:ascii="Carlito" w:hAnsi="Carlito" w:cs="Carlito"/>
-          <w:sz w:val="34"/>
-          <w:szCs w:val="34"/>
-        </w:rPr>
-      </w:pPr>
-      <w:r>
-        <w:rPr>
-          <w:rFonts w:ascii="Carlito" w:hAnsi="Carlito" w:cs="Carlito"/>
-          <w:sz w:val="34"/>
-          <w:szCs w:val="34"/>
+          <w:rFonts w:cs="Carlito"/>
+          <w:sz w:val="32"/>
+          <w:szCs w:val="32"/>
+        </w:rPr>
+      </w:pPr>
+      <w:r>
+        <w:rPr>
+          <w:rFonts w:cs="Carlito"/>
+          <w:sz w:val="32"/>
+          <w:szCs w:val="32"/>
         </w:rPr>
         <w:t>#</w:t>
       </w:r>
       <w:r>
         <w:rPr>
-          <w:rFonts w:ascii="Carlito" w:hAnsi="Carlito" w:cs="Carlito"/>
-          <w:b/>
-          <w:bCs/>
-          <w:sz w:val="34"/>
-          <w:szCs w:val="34"/>
+          <w:rFonts w:cs="Carlito"/>
+          <w:b/>
+          <w:bCs/>
+          <w:sz w:val="32"/>
+          <w:szCs w:val="32"/>
         </w:rPr>
         <w:t xml:space="preserve"> .iloc[1]</w:t>
       </w:r>
       <w:r>
         <w:rPr>
-          <w:rFonts w:ascii="Carlito" w:hAnsi="Carlito" w:cs="Carlito"/>
-          <w:sz w:val="34"/>
-          <w:szCs w:val="34"/>
+          <w:rFonts w:cs="Carlito"/>
+          <w:sz w:val="32"/>
+          <w:szCs w:val="32"/>
         </w:rPr>
         <w:t xml:space="preserve"> is position-based. The row at integer position 1 (the second row).</w:t>
       </w:r>
@@ -831,52 +832,52 @@
       <w:pPr>
         <w:jc w:val="both"/>
         <w:rPr>
-          <w:rFonts w:ascii="Carlito" w:hAnsi="Carlito" w:cs="Carlito"/>
-          <w:sz w:val="34"/>
-          <w:szCs w:val="34"/>
-        </w:rPr>
-      </w:pPr>
-      <w:r>
-        <w:rPr>
-          <w:rFonts w:ascii="Carlito" w:hAnsi="Carlito" w:cs="Carlito"/>
-          <w:sz w:val="34"/>
-          <w:szCs w:val="34"/>
+          <w:rFonts w:cs="Carlito"/>
+          <w:sz w:val="32"/>
+          <w:szCs w:val="32"/>
+        </w:rPr>
+      </w:pPr>
+      <w:r>
+        <w:rPr>
+          <w:rFonts w:cs="Carlito"/>
+          <w:sz w:val="32"/>
+          <w:szCs w:val="32"/>
         </w:rPr>
         <w:t xml:space="preserve"># But if we set a custom index (like names), </w:t>
       </w:r>
       <w:r>
         <w:rPr>
-          <w:rFonts w:ascii="Carlito" w:hAnsi="Carlito" w:cs="Carlito"/>
-          <w:b/>
-          <w:bCs/>
-          <w:sz w:val="34"/>
-          <w:szCs w:val="34"/>
+          <w:rFonts w:cs="Carlito"/>
+          <w:b/>
+          <w:bCs/>
+          <w:sz w:val="32"/>
+          <w:szCs w:val="32"/>
         </w:rPr>
         <w:t xml:space="preserve">.loc['Alice'] </w:t>
       </w:r>
       <w:r>
         <w:rPr>
-          <w:rFonts w:ascii="Carlito" w:hAnsi="Carlito" w:cs="Carlito"/>
-          <w:sz w:val="34"/>
-          <w:szCs w:val="34"/>
+          <w:rFonts w:cs="Carlito"/>
+          <w:sz w:val="32"/>
+          <w:szCs w:val="32"/>
         </w:rPr>
         <w:t>would find label 'Alice', while .</w:t>
       </w:r>
       <w:r>
         <w:rPr>
-          <w:rFonts w:ascii="Carlito" w:hAnsi="Carlito" w:cs="Carlito"/>
-          <w:b/>
-          <w:bCs/>
-          <w:sz w:val="34"/>
-          <w:szCs w:val="34"/>
+          <w:rFonts w:cs="Carlito"/>
+          <w:b/>
+          <w:bCs/>
+          <w:sz w:val="32"/>
+          <w:szCs w:val="32"/>
         </w:rPr>
         <w:t xml:space="preserve">iloc[0] </w:t>
       </w:r>
       <w:r>
         <w:rPr>
-          <w:rFonts w:ascii="Carlito" w:hAnsi="Carlito" w:cs="Carlito"/>
-          <w:sz w:val="34"/>
-          <w:szCs w:val="34"/>
+          <w:rFonts w:cs="Carlito"/>
+          <w:sz w:val="32"/>
+          <w:szCs w:val="32"/>
         </w:rPr>
         <w:t>still finds the first row.</w:t>
       </w:r>
@@ -885,35 +886,35 @@
       <w:pPr>
         <w:jc w:val="both"/>
         <w:rPr>
-          <w:rFonts w:ascii="Carlito" w:hAnsi="Carlito" w:cs="Carlito"/>
-          <w:sz w:val="34"/>
-          <w:szCs w:val="34"/>
-        </w:rPr>
-      </w:pPr>
-      <w:r>
-        <w:rPr>
-          <w:rFonts w:ascii="Carlito" w:hAnsi="Carlito" w:cs="Carlito"/>
-          <w:sz w:val="34"/>
-          <w:szCs w:val="34"/>
+          <w:rFonts w:cs="Carlito"/>
+          <w:sz w:val="32"/>
+          <w:szCs w:val="32"/>
+        </w:rPr>
+      </w:pPr>
+      <w:r>
+        <w:rPr>
+          <w:rFonts w:cs="Carlito"/>
+          <w:sz w:val="32"/>
+          <w:szCs w:val="32"/>
         </w:rPr>
         <w:lastRenderedPageBreak/>
         <w:t xml:space="preserve"># Adding a new column, Salary. The right-hand list must match the number of rows. We can also assign a single value and pandas will broadcast it </w:t>
       </w:r>
       <w:r>
         <w:rPr>
-          <w:rFonts w:ascii="Carlito" w:hAnsi="Carlito" w:cs="Carlito"/>
-          <w:b/>
-          <w:bCs/>
-          <w:sz w:val="34"/>
-          <w:szCs w:val="34"/>
+          <w:rFonts w:cs="Carlito"/>
+          <w:b/>
+          <w:bCs/>
+          <w:sz w:val="32"/>
+          <w:szCs w:val="32"/>
         </w:rPr>
         <w:t>df['Salary'] = 70000</w:t>
       </w:r>
       <w:r>
         <w:rPr>
-          <w:rFonts w:ascii="Carlito" w:hAnsi="Carlito" w:cs="Carlito"/>
-          <w:sz w:val="34"/>
-          <w:szCs w:val="34"/>
+          <w:rFonts w:cs="Carlito"/>
+          <w:sz w:val="32"/>
+          <w:szCs w:val="32"/>
         </w:rPr>
         <w:t xml:space="preserve"> sets the same salary for all rows.</w:t>
       </w:r>
@@ -922,34 +923,34 @@
       <w:pPr>
         <w:jc w:val="both"/>
         <w:rPr>
-          <w:rFonts w:ascii="Carlito" w:hAnsi="Carlito" w:cs="Carlito"/>
-          <w:sz w:val="34"/>
-          <w:szCs w:val="34"/>
-        </w:rPr>
-      </w:pPr>
-      <w:r>
-        <w:rPr>
-          <w:rFonts w:ascii="Carlito" w:hAnsi="Carlito" w:cs="Carlito"/>
-          <w:sz w:val="34"/>
-          <w:szCs w:val="34"/>
+          <w:rFonts w:cs="Carlito"/>
+          <w:sz w:val="32"/>
+          <w:szCs w:val="32"/>
+        </w:rPr>
+      </w:pPr>
+      <w:r>
+        <w:rPr>
+          <w:rFonts w:cs="Carlito"/>
+          <w:sz w:val="32"/>
+          <w:szCs w:val="32"/>
         </w:rPr>
         <w:t xml:space="preserve"># Boolean indexing for filtering rows based on a condition. </w:t>
       </w:r>
       <w:r>
         <w:rPr>
-          <w:rFonts w:ascii="Carlito" w:hAnsi="Carlito" w:cs="Carlito"/>
-          <w:b/>
-          <w:bCs/>
-          <w:sz w:val="34"/>
-          <w:szCs w:val="34"/>
+          <w:rFonts w:cs="Carlito"/>
+          <w:b/>
+          <w:bCs/>
+          <w:sz w:val="32"/>
+          <w:szCs w:val="32"/>
         </w:rPr>
         <w:t>df['Age'] &gt; 28</w:t>
       </w:r>
       <w:r>
         <w:rPr>
-          <w:rFonts w:ascii="Carlito" w:hAnsi="Carlito" w:cs="Carlito"/>
-          <w:sz w:val="34"/>
-          <w:szCs w:val="34"/>
+          <w:rFonts w:cs="Carlito"/>
+          <w:sz w:val="32"/>
+          <w:szCs w:val="32"/>
         </w:rPr>
         <w:t xml:space="preserve"> produces a Series of True/False. Using that inside df[...] returns only rows where the condition is True. Result is a filtered DataFrame.</w:t>
       </w:r>
@@ -958,46 +959,46 @@
       <w:pPr>
         <w:jc w:val="both"/>
         <w:rPr>
-          <w:rFonts w:ascii="Carlito" w:hAnsi="Carlito" w:cs="Carlito"/>
-          <w:b/>
-          <w:bCs/>
-          <w:sz w:val="34"/>
-          <w:szCs w:val="34"/>
-        </w:rPr>
-      </w:pPr>
-      <w:r>
-        <w:rPr>
-          <w:rFonts w:ascii="Carlito" w:hAnsi="Carlito" w:cs="Carlito"/>
-          <w:sz w:val="34"/>
-          <w:szCs w:val="34"/>
+          <w:rFonts w:cs="Carlito"/>
+          <w:b/>
+          <w:bCs/>
+          <w:sz w:val="32"/>
+          <w:szCs w:val="32"/>
+        </w:rPr>
+      </w:pPr>
+      <w:r>
+        <w:rPr>
+          <w:rFonts w:cs="Carlito"/>
+          <w:sz w:val="32"/>
+          <w:szCs w:val="32"/>
         </w:rPr>
         <w:t xml:space="preserve"># </w:t>
       </w:r>
       <w:r>
         <w:rPr>
-          <w:rFonts w:ascii="Carlito" w:hAnsi="Carlito" w:cs="Carlito"/>
-          <w:b/>
-          <w:bCs/>
-          <w:sz w:val="34"/>
-          <w:szCs w:val="34"/>
+          <w:rFonts w:cs="Carlito"/>
+          <w:b/>
+          <w:bCs/>
+          <w:sz w:val="32"/>
+          <w:szCs w:val="32"/>
         </w:rPr>
         <w:t>df.describe()</w:t>
       </w:r>
       <w:r>
         <w:rPr>
-          <w:rFonts w:ascii="Carlito" w:hAnsi="Carlito" w:cs="Carlito"/>
-          <w:sz w:val="34"/>
-          <w:szCs w:val="34"/>
+          <w:rFonts w:cs="Carlito"/>
+          <w:sz w:val="32"/>
+          <w:szCs w:val="32"/>
         </w:rPr>
         <w:t xml:space="preserve"> produces summary statistics for numeric columns (Age, Salary) by default: count, mean, std, min, 25%, 50%, 75%, max. It helps quickly check distributions. To summarize object columns: </w:t>
       </w:r>
       <w:r>
         <w:rPr>
-          <w:rFonts w:ascii="Carlito" w:hAnsi="Carlito" w:cs="Carlito"/>
-          <w:b/>
-          <w:bCs/>
-          <w:sz w:val="34"/>
-          <w:szCs w:val="34"/>
+          <w:rFonts w:cs="Carlito"/>
+          <w:b/>
+          <w:bCs/>
+          <w:sz w:val="32"/>
+          <w:szCs w:val="32"/>
         </w:rPr>
         <w:t>df.describe(include='object')</w:t>
       </w:r>
@@ -1006,88 +1007,88 @@
       <w:pPr>
         <w:jc w:val="both"/>
         <w:rPr>
-          <w:rFonts w:ascii="Carlito" w:hAnsi="Carlito" w:cs="Carlito"/>
-          <w:sz w:val="34"/>
-          <w:szCs w:val="34"/>
-        </w:rPr>
-      </w:pPr>
-      <w:r>
-        <w:rPr>
-          <w:rFonts w:ascii="Carlito" w:hAnsi="Carlito" w:cs="Carlito"/>
-          <w:sz w:val="34"/>
-          <w:szCs w:val="34"/>
+          <w:rFonts w:cs="Carlito"/>
+          <w:sz w:val="32"/>
+          <w:szCs w:val="32"/>
+        </w:rPr>
+      </w:pPr>
+      <w:r>
+        <w:rPr>
+          <w:rFonts w:cs="Carlito"/>
+          <w:sz w:val="32"/>
+          <w:szCs w:val="32"/>
         </w:rPr>
         <w:t xml:space="preserve"># </w:t>
       </w:r>
       <w:r>
         <w:rPr>
-          <w:rFonts w:ascii="Carlito" w:hAnsi="Carlito" w:cs="Carlito"/>
-          <w:b/>
-          <w:bCs/>
-          <w:sz w:val="34"/>
-          <w:szCs w:val="34"/>
+          <w:rFonts w:cs="Carlito"/>
+          <w:b/>
+          <w:bCs/>
+          <w:sz w:val="32"/>
+          <w:szCs w:val="32"/>
         </w:rPr>
         <w:t>sort_values</w:t>
       </w:r>
       <w:r>
         <w:rPr>
-          <w:rFonts w:ascii="Carlito" w:hAnsi="Carlito" w:cs="Carlito"/>
-          <w:sz w:val="34"/>
-          <w:szCs w:val="34"/>
+          <w:rFonts w:cs="Carlito"/>
+          <w:sz w:val="32"/>
+          <w:szCs w:val="32"/>
         </w:rPr>
         <w:t xml:space="preserve"> returns a new DataFrame sorted by the Age column (ascending by default). Use </w:t>
       </w:r>
       <w:r>
         <w:rPr>
-          <w:rFonts w:ascii="Carlito" w:hAnsi="Carlito" w:cs="Carlito"/>
-          <w:b/>
-          <w:bCs/>
-          <w:sz w:val="34"/>
-          <w:szCs w:val="34"/>
+          <w:rFonts w:cs="Carlito"/>
+          <w:b/>
+          <w:bCs/>
+          <w:sz w:val="32"/>
+          <w:szCs w:val="32"/>
         </w:rPr>
         <w:t>ascending=False</w:t>
       </w:r>
       <w:r>
         <w:rPr>
-          <w:rFonts w:ascii="Carlito" w:hAnsi="Carlito" w:cs="Carlito"/>
-          <w:sz w:val="34"/>
-          <w:szCs w:val="34"/>
+          <w:rFonts w:cs="Carlito"/>
+          <w:sz w:val="32"/>
+          <w:szCs w:val="32"/>
         </w:rPr>
         <w:t xml:space="preserve"> to reverse. To modify the original df, use </w:t>
       </w:r>
       <w:r>
         <w:rPr>
-          <w:rFonts w:ascii="Carlito" w:hAnsi="Carlito" w:cs="Carlito"/>
-          <w:b/>
-          <w:bCs/>
-          <w:sz w:val="34"/>
-          <w:szCs w:val="34"/>
+          <w:rFonts w:cs="Carlito"/>
+          <w:b/>
+          <w:bCs/>
+          <w:sz w:val="32"/>
+          <w:szCs w:val="32"/>
         </w:rPr>
         <w:t>df.sort_values('Age', inplace=True)</w:t>
       </w:r>
       <w:r>
         <w:rPr>
-          <w:rFonts w:ascii="Carlito" w:hAnsi="Carlito" w:cs="Carlito"/>
-          <w:sz w:val="34"/>
-          <w:szCs w:val="34"/>
+          <w:rFonts w:cs="Carlito"/>
+          <w:sz w:val="32"/>
+          <w:szCs w:val="32"/>
         </w:rPr>
         <w:t xml:space="preserve">, but many prefer not to use inplace and assign back: </w:t>
       </w:r>
       <w:r>
         <w:rPr>
-          <w:rFonts w:ascii="Carlito" w:hAnsi="Carlito" w:cs="Carlito"/>
-          <w:b/>
-          <w:bCs/>
-          <w:sz w:val="34"/>
-          <w:szCs w:val="34"/>
+          <w:rFonts w:cs="Carlito"/>
+          <w:b/>
+          <w:bCs/>
+          <w:sz w:val="32"/>
+          <w:szCs w:val="32"/>
         </w:rPr>
         <w:t>df = df.sort_values('Age')</w:t>
       </w:r>
       <w:r>
         <w:rPr>
-          <w:rFonts w:ascii="Carlito" w:hAnsi="Carlito" w:cs="Carlito"/>
-          <w:sz w:val="34"/>
-          <w:szCs w:val="34"/>
+          <w:rFonts w:cs="Carlito"/>
+          <w:sz w:val="32"/>
+          <w:szCs w:val="32"/>
         </w:rPr>
         <w:t>.</w:t>
       </w:r>
@@ -1096,22 +1097,22 @@
       <w:pPr>
         <w:jc w:val="both"/>
         <w:rPr>
-          <w:rFonts w:ascii="Carlito" w:hAnsi="Carlito" w:cs="Carlito"/>
-          <w:b/>
-          <w:bCs/>
-          <w:color w:val="D86DCB" w:themeColor="accent5" w:themeTint="99"/>
-          <w:sz w:val="34"/>
-          <w:szCs w:val="34"/>
-        </w:rPr>
-      </w:pPr>
-      <w:r>
-        <w:rPr>
-          <w:rFonts w:ascii="Carlito" w:hAnsi="Carlito" w:cs="Carlito"/>
-          <w:b/>
-          <w:bCs/>
-          <w:color w:val="D86DCB" w:themeColor="accent5" w:themeTint="99"/>
-          <w:sz w:val="34"/>
-          <w:szCs w:val="34"/>
+          <w:rFonts w:cs="Carlito"/>
+          <w:b/>
+          <w:bCs/>
+          <w:color w:val="D86DCB" w:themeColor="accent5" w:themeTint="99"/>
+          <w:sz w:val="32"/>
+          <w:szCs w:val="32"/>
+        </w:rPr>
+      </w:pPr>
+      <w:r>
+        <w:rPr>
+          <w:rFonts w:cs="Carlito"/>
+          <w:b/>
+          <w:bCs/>
+          <w:color w:val="D86DCB" w:themeColor="accent5" w:themeTint="99"/>
+          <w:sz w:val="32"/>
+          <w:szCs w:val="32"/>
         </w:rPr>
         <w:t>import pandas as pd</w:t>
       </w:r>
@@ -1120,22 +1121,22 @@
       <w:pPr>
         <w:jc w:val="both"/>
         <w:rPr>
-          <w:rFonts w:ascii="Carlito" w:hAnsi="Carlito" w:cs="Carlito"/>
-          <w:b/>
-          <w:bCs/>
-          <w:color w:val="D86DCB" w:themeColor="accent5" w:themeTint="99"/>
-          <w:sz w:val="34"/>
-          <w:szCs w:val="34"/>
-        </w:rPr>
-      </w:pPr>
-      <w:r>
-        <w:rPr>
-          <w:rFonts w:ascii="Carlito" w:hAnsi="Carlito" w:cs="Carlito"/>
-          <w:b/>
-          <w:bCs/>
-          <w:color w:val="D86DCB" w:themeColor="accent5" w:themeTint="99"/>
-          <w:sz w:val="34"/>
-          <w:szCs w:val="34"/>
+          <w:rFonts w:cs="Carlito"/>
+          <w:b/>
+          <w:bCs/>
+          <w:color w:val="D86DCB" w:themeColor="accent5" w:themeTint="99"/>
+          <w:sz w:val="32"/>
+          <w:szCs w:val="32"/>
+        </w:rPr>
+      </w:pPr>
+      <w:r>
+        <w:rPr>
+          <w:rFonts w:cs="Carlito"/>
+          <w:b/>
+          <w:bCs/>
+          <w:color w:val="D86DCB" w:themeColor="accent5" w:themeTint="99"/>
+          <w:sz w:val="32"/>
+          <w:szCs w:val="32"/>
         </w:rPr>
         <w:t>data = {</w:t>
       </w:r>
@@ -1144,22 +1145,22 @@
       <w:pPr>
         <w:jc w:val="both"/>
         <w:rPr>
-          <w:rFonts w:ascii="Carlito" w:hAnsi="Carlito" w:cs="Carlito"/>
-          <w:b/>
-          <w:bCs/>
-          <w:color w:val="D86DCB" w:themeColor="accent5" w:themeTint="99"/>
-          <w:sz w:val="34"/>
-          <w:szCs w:val="34"/>
-        </w:rPr>
-      </w:pPr>
-      <w:r>
-        <w:rPr>
-          <w:rFonts w:ascii="Carlito" w:hAnsi="Carlito" w:cs="Carlito"/>
-          <w:b/>
-          <w:bCs/>
-          <w:color w:val="D86DCB" w:themeColor="accent5" w:themeTint="99"/>
-          <w:sz w:val="34"/>
-          <w:szCs w:val="34"/>
+          <w:rFonts w:cs="Carlito"/>
+          <w:b/>
+          <w:bCs/>
+          <w:color w:val="D86DCB" w:themeColor="accent5" w:themeTint="99"/>
+          <w:sz w:val="32"/>
+          <w:szCs w:val="32"/>
+        </w:rPr>
+      </w:pPr>
+      <w:r>
+        <w:rPr>
+          <w:rFonts w:cs="Carlito"/>
+          <w:b/>
+          <w:bCs/>
+          <w:color w:val="D86DCB" w:themeColor="accent5" w:themeTint="99"/>
+          <w:sz w:val="32"/>
+          <w:szCs w:val="32"/>
         </w:rPr>
         <w:t xml:space="preserve">    'Name': ['Alice', 'Bob', 'Charlie'],</w:t>
       </w:r>
@@ -1168,22 +1169,22 @@
       <w:pPr>
         <w:jc w:val="both"/>
         <w:rPr>
-          <w:rFonts w:ascii="Carlito" w:hAnsi="Carlito" w:cs="Carlito"/>
-          <w:b/>
-          <w:bCs/>
-          <w:color w:val="D86DCB" w:themeColor="accent5" w:themeTint="99"/>
-          <w:sz w:val="34"/>
-          <w:szCs w:val="34"/>
-        </w:rPr>
-      </w:pPr>
-      <w:r>
-        <w:rPr>
-          <w:rFonts w:ascii="Carlito" w:hAnsi="Carlito" w:cs="Carlito"/>
-          <w:b/>
-          <w:bCs/>
-          <w:color w:val="D86DCB" w:themeColor="accent5" w:themeTint="99"/>
-          <w:sz w:val="34"/>
-          <w:szCs w:val="34"/>
+          <w:rFonts w:cs="Carlito"/>
+          <w:b/>
+          <w:bCs/>
+          <w:color w:val="D86DCB" w:themeColor="accent5" w:themeTint="99"/>
+          <w:sz w:val="32"/>
+          <w:szCs w:val="32"/>
+        </w:rPr>
+      </w:pPr>
+      <w:r>
+        <w:rPr>
+          <w:rFonts w:cs="Carlito"/>
+          <w:b/>
+          <w:bCs/>
+          <w:color w:val="D86DCB" w:themeColor="accent5" w:themeTint="99"/>
+          <w:sz w:val="32"/>
+          <w:szCs w:val="32"/>
         </w:rPr>
         <w:t xml:space="preserve">    'Age': [25, 30, 35],</w:t>
       </w:r>
@@ -1192,22 +1193,22 @@
       <w:pPr>
         <w:jc w:val="both"/>
         <w:rPr>
-          <w:rFonts w:ascii="Carlito" w:hAnsi="Carlito" w:cs="Carlito"/>
-          <w:b/>
-          <w:bCs/>
-          <w:color w:val="D86DCB" w:themeColor="accent5" w:themeTint="99"/>
-          <w:sz w:val="34"/>
-          <w:szCs w:val="34"/>
-        </w:rPr>
-      </w:pPr>
-      <w:r>
-        <w:rPr>
-          <w:rFonts w:ascii="Carlito" w:hAnsi="Carlito" w:cs="Carlito"/>
-          <w:b/>
-          <w:bCs/>
-          <w:color w:val="D86DCB" w:themeColor="accent5" w:themeTint="99"/>
-          <w:sz w:val="34"/>
-          <w:szCs w:val="34"/>
+          <w:rFonts w:cs="Carlito"/>
+          <w:b/>
+          <w:bCs/>
+          <w:color w:val="D86DCB" w:themeColor="accent5" w:themeTint="99"/>
+          <w:sz w:val="32"/>
+          <w:szCs w:val="32"/>
+        </w:rPr>
+      </w:pPr>
+      <w:r>
+        <w:rPr>
+          <w:rFonts w:cs="Carlito"/>
+          <w:b/>
+          <w:bCs/>
+          <w:color w:val="D86DCB" w:themeColor="accent5" w:themeTint="99"/>
+          <w:sz w:val="32"/>
+          <w:szCs w:val="32"/>
         </w:rPr>
         <w:t xml:space="preserve">    'City': ['New York', 'Los Angeles', 'Chicago']</w:t>
       </w:r>
@@ -1216,22 +1217,22 @@
       <w:pPr>
         <w:jc w:val="both"/>
         <w:rPr>
-          <w:rFonts w:ascii="Carlito" w:hAnsi="Carlito" w:cs="Carlito"/>
-          <w:b/>
-          <w:bCs/>
-          <w:color w:val="D86DCB" w:themeColor="accent5" w:themeTint="99"/>
-          <w:sz w:val="34"/>
-          <w:szCs w:val="34"/>
-        </w:rPr>
-      </w:pPr>
-      <w:r>
-        <w:rPr>
-          <w:rFonts w:ascii="Carlito" w:hAnsi="Carlito" w:cs="Carlito"/>
-          <w:b/>
-          <w:bCs/>
-          <w:color w:val="D86DCB" w:themeColor="accent5" w:themeTint="99"/>
-          <w:sz w:val="34"/>
-          <w:szCs w:val="34"/>
+          <w:rFonts w:cs="Carlito"/>
+          <w:b/>
+          <w:bCs/>
+          <w:color w:val="D86DCB" w:themeColor="accent5" w:themeTint="99"/>
+          <w:sz w:val="32"/>
+          <w:szCs w:val="32"/>
+        </w:rPr>
+      </w:pPr>
+      <w:r>
+        <w:rPr>
+          <w:rFonts w:cs="Carlito"/>
+          <w:b/>
+          <w:bCs/>
+          <w:color w:val="D86DCB" w:themeColor="accent5" w:themeTint="99"/>
+          <w:sz w:val="32"/>
+          <w:szCs w:val="32"/>
         </w:rPr>
         <w:t>}</w:t>
       </w:r>
@@ -1240,22 +1241,22 @@
       <w:pPr>
         <w:jc w:val="both"/>
         <w:rPr>
-          <w:rFonts w:ascii="Carlito" w:hAnsi="Carlito" w:cs="Carlito"/>
-          <w:b/>
-          <w:bCs/>
-          <w:color w:val="D86DCB" w:themeColor="accent5" w:themeTint="99"/>
-          <w:sz w:val="34"/>
-          <w:szCs w:val="34"/>
-        </w:rPr>
-      </w:pPr>
-      <w:r>
-        <w:rPr>
-          <w:rFonts w:ascii="Carlito" w:hAnsi="Carlito" w:cs="Carlito"/>
-          <w:b/>
-          <w:bCs/>
-          <w:color w:val="D86DCB" w:themeColor="accent5" w:themeTint="99"/>
-          <w:sz w:val="34"/>
-          <w:szCs w:val="34"/>
+          <w:rFonts w:cs="Carlito"/>
+          <w:b/>
+          <w:bCs/>
+          <w:color w:val="D86DCB" w:themeColor="accent5" w:themeTint="99"/>
+          <w:sz w:val="32"/>
+          <w:szCs w:val="32"/>
+        </w:rPr>
+      </w:pPr>
+      <w:r>
+        <w:rPr>
+          <w:rFonts w:cs="Carlito"/>
+          <w:b/>
+          <w:bCs/>
+          <w:color w:val="D86DCB" w:themeColor="accent5" w:themeTint="99"/>
+          <w:sz w:val="32"/>
+          <w:szCs w:val="32"/>
         </w:rPr>
         <w:t>df = pd.DataFrame(data)</w:t>
       </w:r>
@@ -1264,22 +1265,22 @@
       <w:pPr>
         <w:jc w:val="both"/>
         <w:rPr>
-          <w:rFonts w:ascii="Carlito" w:hAnsi="Carlito" w:cs="Carlito"/>
-          <w:b/>
-          <w:bCs/>
-          <w:color w:val="D86DCB" w:themeColor="accent5" w:themeTint="99"/>
-          <w:sz w:val="34"/>
-          <w:szCs w:val="34"/>
-        </w:rPr>
-      </w:pPr>
-      <w:r>
-        <w:rPr>
-          <w:rFonts w:ascii="Carlito" w:hAnsi="Carlito" w:cs="Carlito"/>
-          <w:b/>
-          <w:bCs/>
-          <w:color w:val="D86DCB" w:themeColor="accent5" w:themeTint="99"/>
-          <w:sz w:val="34"/>
-          <w:szCs w:val="34"/>
+          <w:rFonts w:cs="Carlito"/>
+          <w:b/>
+          <w:bCs/>
+          <w:color w:val="D86DCB" w:themeColor="accent5" w:themeTint="99"/>
+          <w:sz w:val="32"/>
+          <w:szCs w:val="32"/>
+        </w:rPr>
+      </w:pPr>
+      <w:r>
+        <w:rPr>
+          <w:rFonts w:cs="Carlito"/>
+          <w:b/>
+          <w:bCs/>
+          <w:color w:val="D86DCB" w:themeColor="accent5" w:themeTint="99"/>
+          <w:sz w:val="32"/>
+          <w:szCs w:val="32"/>
         </w:rPr>
         <w:t>print(f'DataFrame :-\n{df}')</w:t>
       </w:r>
@@ -1288,22 +1289,22 @@
       <w:pPr>
         <w:jc w:val="both"/>
         <w:rPr>
-          <w:rFonts w:ascii="Carlito" w:hAnsi="Carlito" w:cs="Carlito"/>
-          <w:b/>
-          <w:bCs/>
-          <w:color w:val="D86DCB" w:themeColor="accent5" w:themeTint="99"/>
-          <w:sz w:val="34"/>
-          <w:szCs w:val="34"/>
-        </w:rPr>
-      </w:pPr>
-      <w:r>
-        <w:rPr>
-          <w:rFonts w:ascii="Carlito" w:hAnsi="Carlito" w:cs="Carlito"/>
-          <w:b/>
-          <w:bCs/>
-          <w:color w:val="D86DCB" w:themeColor="accent5" w:themeTint="99"/>
-          <w:sz w:val="34"/>
-          <w:szCs w:val="34"/>
+          <w:rFonts w:cs="Carlito"/>
+          <w:b/>
+          <w:bCs/>
+          <w:color w:val="D86DCB" w:themeColor="accent5" w:themeTint="99"/>
+          <w:sz w:val="32"/>
+          <w:szCs w:val="32"/>
+        </w:rPr>
+      </w:pPr>
+      <w:r>
+        <w:rPr>
+          <w:rFonts w:cs="Carlito"/>
+          <w:b/>
+          <w:bCs/>
+          <w:color w:val="D86DCB" w:themeColor="accent5" w:themeTint="99"/>
+          <w:sz w:val="32"/>
+          <w:szCs w:val="32"/>
         </w:rPr>
         <w:t>print(f'\nDataFrame type :-\n{type(df)}')</w:t>
       </w:r>
@@ -1312,22 +1313,22 @@
       <w:pPr>
         <w:jc w:val="both"/>
         <w:rPr>
-          <w:rFonts w:ascii="Carlito" w:hAnsi="Carlito" w:cs="Carlito"/>
-          <w:b/>
-          <w:bCs/>
-          <w:color w:val="D86DCB" w:themeColor="accent5" w:themeTint="99"/>
-          <w:sz w:val="34"/>
-          <w:szCs w:val="34"/>
-        </w:rPr>
-      </w:pPr>
-      <w:r>
-        <w:rPr>
-          <w:rFonts w:ascii="Carlito" w:hAnsi="Carlito" w:cs="Carlito"/>
-          <w:b/>
-          <w:bCs/>
-          <w:color w:val="D86DCB" w:themeColor="accent5" w:themeTint="99"/>
-          <w:sz w:val="34"/>
-          <w:szCs w:val="34"/>
+          <w:rFonts w:cs="Carlito"/>
+          <w:b/>
+          <w:bCs/>
+          <w:color w:val="D86DCB" w:themeColor="accent5" w:themeTint="99"/>
+          <w:sz w:val="32"/>
+          <w:szCs w:val="32"/>
+        </w:rPr>
+      </w:pPr>
+      <w:r>
+        <w:rPr>
+          <w:rFonts w:cs="Carlito"/>
+          <w:b/>
+          <w:bCs/>
+          <w:color w:val="D86DCB" w:themeColor="accent5" w:themeTint="99"/>
+          <w:sz w:val="32"/>
+          <w:szCs w:val="32"/>
         </w:rPr>
         <w:lastRenderedPageBreak/>
         <w:t>print(f'\nData types of each column of the DataFrame :-\n{df.dtypes}')</w:t>
@@ -1337,22 +1338,22 @@
       <w:pPr>
         <w:jc w:val="both"/>
         <w:rPr>
-          <w:rFonts w:ascii="Carlito" w:hAnsi="Carlito" w:cs="Carlito"/>
-          <w:b/>
-          <w:bCs/>
-          <w:color w:val="D86DCB" w:themeColor="accent5" w:themeTint="99"/>
-          <w:sz w:val="34"/>
-          <w:szCs w:val="34"/>
-        </w:rPr>
-      </w:pPr>
-      <w:r>
-        <w:rPr>
-          <w:rFonts w:ascii="Carlito" w:hAnsi="Carlito" w:cs="Carlito"/>
-          <w:b/>
-          <w:bCs/>
-          <w:color w:val="D86DCB" w:themeColor="accent5" w:themeTint="99"/>
-          <w:sz w:val="34"/>
-          <w:szCs w:val="34"/>
+          <w:rFonts w:cs="Carlito"/>
+          <w:b/>
+          <w:bCs/>
+          <w:color w:val="D86DCB" w:themeColor="accent5" w:themeTint="99"/>
+          <w:sz w:val="32"/>
+          <w:szCs w:val="32"/>
+        </w:rPr>
+      </w:pPr>
+      <w:r>
+        <w:rPr>
+          <w:rFonts w:cs="Carlito"/>
+          <w:b/>
+          <w:bCs/>
+          <w:color w:val="D86DCB" w:themeColor="accent5" w:themeTint="99"/>
+          <w:sz w:val="32"/>
+          <w:szCs w:val="32"/>
         </w:rPr>
         <w:t>print(f'\nShape of the DataFrame :-\n{df.shape}')</w:t>
       </w:r>
@@ -1361,22 +1362,22 @@
       <w:pPr>
         <w:jc w:val="both"/>
         <w:rPr>
-          <w:rFonts w:ascii="Carlito" w:hAnsi="Carlito" w:cs="Carlito"/>
-          <w:b/>
-          <w:bCs/>
-          <w:color w:val="D86DCB" w:themeColor="accent5" w:themeTint="99"/>
-          <w:sz w:val="34"/>
-          <w:szCs w:val="34"/>
-        </w:rPr>
-      </w:pPr>
-      <w:r>
-        <w:rPr>
-          <w:rFonts w:ascii="Carlito" w:hAnsi="Carlito" w:cs="Carlito"/>
-          <w:b/>
-          <w:bCs/>
-          <w:color w:val="D86DCB" w:themeColor="accent5" w:themeTint="99"/>
-          <w:sz w:val="34"/>
-          <w:szCs w:val="34"/>
+          <w:rFonts w:cs="Carlito"/>
+          <w:b/>
+          <w:bCs/>
+          <w:color w:val="D86DCB" w:themeColor="accent5" w:themeTint="99"/>
+          <w:sz w:val="32"/>
+          <w:szCs w:val="32"/>
+        </w:rPr>
+      </w:pPr>
+      <w:r>
+        <w:rPr>
+          <w:rFonts w:cs="Carlito"/>
+          <w:b/>
+          <w:bCs/>
+          <w:color w:val="D86DCB" w:themeColor="accent5" w:themeTint="99"/>
+          <w:sz w:val="32"/>
+          <w:szCs w:val="32"/>
         </w:rPr>
         <w:t>print(f'\nAccessing a specific column :-\n{df['Name']}')</w:t>
       </w:r>
@@ -1385,22 +1386,22 @@
       <w:pPr>
         <w:jc w:val="both"/>
         <w:rPr>
-          <w:rFonts w:ascii="Carlito" w:hAnsi="Carlito" w:cs="Carlito"/>
-          <w:b/>
-          <w:bCs/>
-          <w:color w:val="D86DCB" w:themeColor="accent5" w:themeTint="99"/>
-          <w:sz w:val="34"/>
-          <w:szCs w:val="34"/>
-        </w:rPr>
-      </w:pPr>
-      <w:r>
-        <w:rPr>
-          <w:rFonts w:ascii="Carlito" w:hAnsi="Carlito" w:cs="Carlito"/>
-          <w:b/>
-          <w:bCs/>
-          <w:color w:val="D86DCB" w:themeColor="accent5" w:themeTint="99"/>
-          <w:sz w:val="34"/>
-          <w:szCs w:val="34"/>
+          <w:rFonts w:cs="Carlito"/>
+          <w:b/>
+          <w:bCs/>
+          <w:color w:val="D86DCB" w:themeColor="accent5" w:themeTint="99"/>
+          <w:sz w:val="32"/>
+          <w:szCs w:val="32"/>
+        </w:rPr>
+      </w:pPr>
+      <w:r>
+        <w:rPr>
+          <w:rFonts w:cs="Carlito"/>
+          <w:b/>
+          <w:bCs/>
+          <w:color w:val="D86DCB" w:themeColor="accent5" w:themeTint="99"/>
+          <w:sz w:val="32"/>
+          <w:szCs w:val="32"/>
         </w:rPr>
         <w:t>print(f'\nAccessing multiple columns :-\n{df[['Name', 'Age']]}')</w:t>
       </w:r>
@@ -1409,22 +1410,22 @@
       <w:pPr>
         <w:jc w:val="both"/>
         <w:rPr>
-          <w:rFonts w:ascii="Carlito" w:hAnsi="Carlito" w:cs="Carlito"/>
-          <w:b/>
-          <w:bCs/>
-          <w:color w:val="D86DCB" w:themeColor="accent5" w:themeTint="99"/>
-          <w:sz w:val="34"/>
-          <w:szCs w:val="34"/>
-        </w:rPr>
-      </w:pPr>
-      <w:r>
-        <w:rPr>
-          <w:rFonts w:ascii="Carlito" w:hAnsi="Carlito" w:cs="Carlito"/>
-          <w:b/>
-          <w:bCs/>
-          <w:color w:val="D86DCB" w:themeColor="accent5" w:themeTint="99"/>
-          <w:sz w:val="34"/>
-          <w:szCs w:val="34"/>
+          <w:rFonts w:cs="Carlito"/>
+          <w:b/>
+          <w:bCs/>
+          <w:color w:val="D86DCB" w:themeColor="accent5" w:themeTint="99"/>
+          <w:sz w:val="32"/>
+          <w:szCs w:val="32"/>
+        </w:rPr>
+      </w:pPr>
+      <w:r>
+        <w:rPr>
+          <w:rFonts w:cs="Carlito"/>
+          <w:b/>
+          <w:bCs/>
+          <w:color w:val="D86DCB" w:themeColor="accent5" w:themeTint="99"/>
+          <w:sz w:val="32"/>
+          <w:szCs w:val="32"/>
         </w:rPr>
         <w:t>print(f'\nAccessing a specific row by label :-\n{df.loc[0]}')</w:t>
       </w:r>
@@ -1433,22 +1434,22 @@
       <w:pPr>
         <w:jc w:val="both"/>
         <w:rPr>
-          <w:rFonts w:ascii="Carlito" w:hAnsi="Carlito" w:cs="Carlito"/>
-          <w:b/>
-          <w:bCs/>
-          <w:color w:val="D86DCB" w:themeColor="accent5" w:themeTint="99"/>
-          <w:sz w:val="34"/>
-          <w:szCs w:val="34"/>
-        </w:rPr>
-      </w:pPr>
-      <w:r>
-        <w:rPr>
-          <w:rFonts w:ascii="Carlito" w:hAnsi="Carlito" w:cs="Carlito"/>
-          <w:b/>
-          <w:bCs/>
-          <w:color w:val="D86DCB" w:themeColor="accent5" w:themeTint="99"/>
-          <w:sz w:val="34"/>
-          <w:szCs w:val="34"/>
+          <w:rFonts w:cs="Carlito"/>
+          <w:b/>
+          <w:bCs/>
+          <w:color w:val="D86DCB" w:themeColor="accent5" w:themeTint="99"/>
+          <w:sz w:val="32"/>
+          <w:szCs w:val="32"/>
+        </w:rPr>
+      </w:pPr>
+      <w:r>
+        <w:rPr>
+          <w:rFonts w:cs="Carlito"/>
+          <w:b/>
+          <w:bCs/>
+          <w:color w:val="D86DCB" w:themeColor="accent5" w:themeTint="99"/>
+          <w:sz w:val="32"/>
+          <w:szCs w:val="32"/>
         </w:rPr>
         <w:t>print(f'\nAccessing a specific row by integer position :-\n{df.iloc[1]}')</w:t>
       </w:r>
@@ -1457,22 +1458,22 @@
       <w:pPr>
         <w:jc w:val="both"/>
         <w:rPr>
-          <w:rFonts w:ascii="Carlito" w:hAnsi="Carlito" w:cs="Carlito"/>
-          <w:b/>
-          <w:bCs/>
-          <w:color w:val="D86DCB" w:themeColor="accent5" w:themeTint="99"/>
-          <w:sz w:val="34"/>
-          <w:szCs w:val="34"/>
-        </w:rPr>
-      </w:pPr>
-      <w:r>
-        <w:rPr>
-          <w:rFonts w:ascii="Carlito" w:hAnsi="Carlito" w:cs="Carlito"/>
-          <w:b/>
-          <w:bCs/>
-          <w:color w:val="D86DCB" w:themeColor="accent5" w:themeTint="99"/>
-          <w:sz w:val="34"/>
-          <w:szCs w:val="34"/>
+          <w:rFonts w:cs="Carlito"/>
+          <w:b/>
+          <w:bCs/>
+          <w:color w:val="D86DCB" w:themeColor="accent5" w:themeTint="99"/>
+          <w:sz w:val="32"/>
+          <w:szCs w:val="32"/>
+        </w:rPr>
+      </w:pPr>
+      <w:r>
+        <w:rPr>
+          <w:rFonts w:cs="Carlito"/>
+          <w:b/>
+          <w:bCs/>
+          <w:color w:val="D86DCB" w:themeColor="accent5" w:themeTint="99"/>
+          <w:sz w:val="32"/>
+          <w:szCs w:val="32"/>
         </w:rPr>
         <w:t>df['Salary'] = [70000, 80000, 90000]</w:t>
       </w:r>
@@ -1481,22 +1482,22 @@
       <w:pPr>
         <w:jc w:val="both"/>
         <w:rPr>
-          <w:rFonts w:ascii="Carlito" w:hAnsi="Carlito" w:cs="Carlito"/>
-          <w:b/>
-          <w:bCs/>
-          <w:color w:val="D86DCB" w:themeColor="accent5" w:themeTint="99"/>
-          <w:sz w:val="34"/>
-          <w:szCs w:val="34"/>
-        </w:rPr>
-      </w:pPr>
-      <w:r>
-        <w:rPr>
-          <w:rFonts w:ascii="Carlito" w:hAnsi="Carlito" w:cs="Carlito"/>
-          <w:b/>
-          <w:bCs/>
-          <w:color w:val="D86DCB" w:themeColor="accent5" w:themeTint="99"/>
-          <w:sz w:val="34"/>
-          <w:szCs w:val="34"/>
+          <w:rFonts w:cs="Carlito"/>
+          <w:b/>
+          <w:bCs/>
+          <w:color w:val="D86DCB" w:themeColor="accent5" w:themeTint="99"/>
+          <w:sz w:val="32"/>
+          <w:szCs w:val="32"/>
+        </w:rPr>
+      </w:pPr>
+      <w:r>
+        <w:rPr>
+          <w:rFonts w:cs="Carlito"/>
+          <w:b/>
+          <w:bCs/>
+          <w:color w:val="D86DCB" w:themeColor="accent5" w:themeTint="99"/>
+          <w:sz w:val="32"/>
+          <w:szCs w:val="32"/>
         </w:rPr>
         <w:t>print(f'\nAdded a new column Salary :-\n{df}')</w:t>
       </w:r>
@@ -1505,22 +1506,22 @@
       <w:pPr>
         <w:jc w:val="both"/>
         <w:rPr>
-          <w:rFonts w:ascii="Carlito" w:hAnsi="Carlito" w:cs="Carlito"/>
-          <w:b/>
-          <w:bCs/>
-          <w:color w:val="D86DCB" w:themeColor="accent5" w:themeTint="99"/>
-          <w:sz w:val="34"/>
-          <w:szCs w:val="34"/>
-        </w:rPr>
-      </w:pPr>
-      <w:r>
-        <w:rPr>
-          <w:rFonts w:ascii="Carlito" w:hAnsi="Carlito" w:cs="Carlito"/>
-          <w:b/>
-          <w:bCs/>
-          <w:color w:val="D86DCB" w:themeColor="accent5" w:themeTint="99"/>
-          <w:sz w:val="34"/>
-          <w:szCs w:val="34"/>
+          <w:rFonts w:cs="Carlito"/>
+          <w:b/>
+          <w:bCs/>
+          <w:color w:val="D86DCB" w:themeColor="accent5" w:themeTint="99"/>
+          <w:sz w:val="32"/>
+          <w:szCs w:val="32"/>
+        </w:rPr>
+      </w:pPr>
+      <w:r>
+        <w:rPr>
+          <w:rFonts w:cs="Carlito"/>
+          <w:b/>
+          <w:bCs/>
+          <w:color w:val="D86DCB" w:themeColor="accent5" w:themeTint="99"/>
+          <w:sz w:val="32"/>
+          <w:szCs w:val="32"/>
         </w:rPr>
         <w:t>print(f'\nFiltered rows based on a condition :-\n{df[df['Age'] &gt; 28]}')</w:t>
       </w:r>
@@ -1529,22 +1530,22 @@
       <w:pPr>
         <w:jc w:val="both"/>
         <w:rPr>
-          <w:rFonts w:ascii="Carlito" w:hAnsi="Carlito" w:cs="Carlito"/>
-          <w:b/>
-          <w:bCs/>
-          <w:color w:val="D86DCB" w:themeColor="accent5" w:themeTint="99"/>
-          <w:sz w:val="34"/>
-          <w:szCs w:val="34"/>
-        </w:rPr>
-      </w:pPr>
-      <w:r>
-        <w:rPr>
-          <w:rFonts w:ascii="Carlito" w:hAnsi="Carlito" w:cs="Carlito"/>
-          <w:b/>
-          <w:bCs/>
-          <w:color w:val="D86DCB" w:themeColor="accent5" w:themeTint="99"/>
-          <w:sz w:val="34"/>
-          <w:szCs w:val="34"/>
+          <w:rFonts w:cs="Carlito"/>
+          <w:b/>
+          <w:bCs/>
+          <w:color w:val="D86DCB" w:themeColor="accent5" w:themeTint="99"/>
+          <w:sz w:val="32"/>
+          <w:szCs w:val="32"/>
+        </w:rPr>
+      </w:pPr>
+      <w:r>
+        <w:rPr>
+          <w:rFonts w:cs="Carlito"/>
+          <w:b/>
+          <w:bCs/>
+          <w:color w:val="D86DCB" w:themeColor="accent5" w:themeTint="99"/>
+          <w:sz w:val="32"/>
+          <w:szCs w:val="32"/>
         </w:rPr>
         <w:t>print(f'\nSummary Statistics :-\n{df.describe()}')</w:t>
       </w:r>
@@ -1553,22 +1554,22 @@
       <w:pPr>
         <w:jc w:val="both"/>
         <w:rPr>
-          <w:rFonts w:ascii="Carlito" w:hAnsi="Carlito" w:cs="Carlito"/>
-          <w:b/>
-          <w:bCs/>
-          <w:color w:val="D86DCB" w:themeColor="accent5" w:themeTint="99"/>
-          <w:sz w:val="34"/>
-          <w:szCs w:val="34"/>
-        </w:rPr>
-      </w:pPr>
-      <w:r>
-        <w:rPr>
-          <w:rFonts w:ascii="Carlito" w:hAnsi="Carlito" w:cs="Carlito"/>
-          <w:b/>
-          <w:bCs/>
-          <w:color w:val="D86DCB" w:themeColor="accent5" w:themeTint="99"/>
-          <w:sz w:val="34"/>
-          <w:szCs w:val="34"/>
+          <w:rFonts w:cs="Carlito"/>
+          <w:b/>
+          <w:bCs/>
+          <w:color w:val="D86DCB" w:themeColor="accent5" w:themeTint="99"/>
+          <w:sz w:val="32"/>
+          <w:szCs w:val="32"/>
+        </w:rPr>
+      </w:pPr>
+      <w:r>
+        <w:rPr>
+          <w:rFonts w:cs="Carlito"/>
+          <w:b/>
+          <w:bCs/>
+          <w:color w:val="D86DCB" w:themeColor="accent5" w:themeTint="99"/>
+          <w:sz w:val="32"/>
+          <w:szCs w:val="32"/>
         </w:rPr>
         <w:t>print(f'\nSorting the DataFrame by Age :-\n{df.sort_values(by='Age')}')</w:t>
       </w:r>
@@ -1577,26 +1578,26 @@
       <w:pPr>
         <w:jc w:val="both"/>
         <w:rPr>
-          <w:rFonts w:ascii="Carlito" w:hAnsi="Carlito" w:cs="Carlito"/>
-          <w:sz w:val="34"/>
-          <w:szCs w:val="34"/>
-        </w:rPr>
-      </w:pPr>
-    </w:p>
-    <w:p>
-      <w:pPr>
-        <w:jc w:val="both"/>
-        <w:rPr>
-          <w:rFonts w:ascii="Carlito" w:hAnsi="Carlito" w:cs="Carlito"/>
-          <w:sz w:val="34"/>
-          <w:szCs w:val="34"/>
-        </w:rPr>
-      </w:pPr>
-      <w:r>
-        <w:rPr>
-          <w:rFonts w:ascii="Carlito" w:hAnsi="Carlito" w:cs="Carlito"/>
-          <w:sz w:val="34"/>
-          <w:szCs w:val="34"/>
+          <w:rFonts w:cs="Carlito"/>
+          <w:sz w:val="32"/>
+          <w:szCs w:val="32"/>
+        </w:rPr>
+      </w:pPr>
+    </w:p>
+    <w:p>
+      <w:pPr>
+        <w:jc w:val="both"/>
+        <w:rPr>
+          <w:rFonts w:cs="Carlito"/>
+          <w:sz w:val="32"/>
+          <w:szCs w:val="32"/>
+        </w:rPr>
+      </w:pPr>
+      <w:r>
+        <w:rPr>
+          <w:rFonts w:cs="Carlito"/>
+          <w:sz w:val="32"/>
+          <w:szCs w:val="32"/>
         </w:rPr>
         <w:t>Loading Data int DataFrame:</w:t>
       </w:r>
@@ -1605,34 +1606,34 @@
       <w:pPr>
         <w:jc w:val="both"/>
         <w:rPr>
-          <w:rFonts w:ascii="Carlito" w:hAnsi="Carlito" w:cs="Carlito"/>
-          <w:sz w:val="34"/>
-          <w:szCs w:val="34"/>
-        </w:rPr>
-      </w:pPr>
-      <w:r>
-        <w:rPr>
-          <w:rFonts w:ascii="Carlito" w:hAnsi="Carlito" w:cs="Carlito"/>
-          <w:sz w:val="34"/>
-          <w:szCs w:val="34"/>
+          <w:rFonts w:cs="Carlito"/>
+          <w:sz w:val="32"/>
+          <w:szCs w:val="32"/>
+        </w:rPr>
+      </w:pPr>
+      <w:r>
+        <w:rPr>
+          <w:rFonts w:cs="Carlito"/>
+          <w:sz w:val="32"/>
+          <w:szCs w:val="32"/>
         </w:rPr>
         <w:t xml:space="preserve"># </w:t>
       </w:r>
       <w:r>
         <w:rPr>
-          <w:rFonts w:ascii="Carlito" w:hAnsi="Carlito" w:cs="Carlito"/>
-          <w:b/>
-          <w:bCs/>
-          <w:sz w:val="34"/>
-          <w:szCs w:val="34"/>
+          <w:rFonts w:cs="Carlito"/>
+          <w:b/>
+          <w:bCs/>
+          <w:sz w:val="32"/>
+          <w:szCs w:val="32"/>
         </w:rPr>
         <w:t xml:space="preserve">pd.read_csv() </w:t>
       </w:r>
       <w:r>
         <w:rPr>
-          <w:rFonts w:ascii="Carlito" w:hAnsi="Carlito" w:cs="Carlito"/>
-          <w:sz w:val="34"/>
-          <w:szCs w:val="34"/>
+          <w:rFonts w:cs="Carlito"/>
+          <w:sz w:val="32"/>
+          <w:szCs w:val="32"/>
         </w:rPr>
         <w:t>method loads data from CSV file</w:t>
       </w:r>
@@ -1641,34 +1642,34 @@
       <w:pPr>
         <w:jc w:val="both"/>
         <w:rPr>
-          <w:rFonts w:ascii="Carlito" w:hAnsi="Carlito" w:cs="Carlito"/>
-          <w:sz w:val="34"/>
-          <w:szCs w:val="34"/>
-        </w:rPr>
-      </w:pPr>
-      <w:r>
-        <w:rPr>
-          <w:rFonts w:ascii="Carlito" w:hAnsi="Carlito" w:cs="Carlito"/>
-          <w:sz w:val="34"/>
-          <w:szCs w:val="34"/>
+          <w:rFonts w:cs="Carlito"/>
+          <w:sz w:val="32"/>
+          <w:szCs w:val="32"/>
+        </w:rPr>
+      </w:pPr>
+      <w:r>
+        <w:rPr>
+          <w:rFonts w:cs="Carlito"/>
+          <w:sz w:val="32"/>
+          <w:szCs w:val="32"/>
         </w:rPr>
         <w:t xml:space="preserve"># </w:t>
       </w:r>
       <w:r>
         <w:rPr>
-          <w:rFonts w:ascii="Carlito" w:hAnsi="Carlito" w:cs="Carlito"/>
-          <w:b/>
-          <w:bCs/>
-          <w:sz w:val="34"/>
-          <w:szCs w:val="34"/>
+          <w:rFonts w:cs="Carlito"/>
+          <w:b/>
+          <w:bCs/>
+          <w:sz w:val="32"/>
+          <w:szCs w:val="32"/>
         </w:rPr>
         <w:t>pd.read_excel()</w:t>
       </w:r>
       <w:r>
         <w:rPr>
-          <w:rFonts w:ascii="Carlito" w:hAnsi="Carlito" w:cs="Carlito"/>
-          <w:sz w:val="34"/>
-          <w:szCs w:val="34"/>
+          <w:rFonts w:cs="Carlito"/>
+          <w:sz w:val="32"/>
+          <w:szCs w:val="32"/>
         </w:rPr>
         <w:t xml:space="preserve"> method loads data from Excel file</w:t>
       </w:r>
@@ -1677,34 +1678,34 @@
       <w:pPr>
         <w:jc w:val="both"/>
         <w:rPr>
-          <w:rFonts w:ascii="Carlito" w:hAnsi="Carlito" w:cs="Carlito"/>
-          <w:sz w:val="34"/>
-          <w:szCs w:val="34"/>
-        </w:rPr>
-      </w:pPr>
-      <w:r>
-        <w:rPr>
-          <w:rFonts w:ascii="Carlito" w:hAnsi="Carlito" w:cs="Carlito"/>
-          <w:sz w:val="34"/>
-          <w:szCs w:val="34"/>
+          <w:rFonts w:cs="Carlito"/>
+          <w:sz w:val="32"/>
+          <w:szCs w:val="32"/>
+        </w:rPr>
+      </w:pPr>
+      <w:r>
+        <w:rPr>
+          <w:rFonts w:cs="Carlito"/>
+          <w:sz w:val="32"/>
+          <w:szCs w:val="32"/>
         </w:rPr>
         <w:t xml:space="preserve"># </w:t>
       </w:r>
       <w:r>
         <w:rPr>
-          <w:rFonts w:ascii="Carlito" w:hAnsi="Carlito" w:cs="Carlito"/>
-          <w:b/>
-          <w:bCs/>
-          <w:sz w:val="34"/>
-          <w:szCs w:val="34"/>
+          <w:rFonts w:cs="Carlito"/>
+          <w:b/>
+          <w:bCs/>
+          <w:sz w:val="32"/>
+          <w:szCs w:val="32"/>
         </w:rPr>
         <w:t>pd.read_json()</w:t>
       </w:r>
       <w:r>
         <w:rPr>
-          <w:rFonts w:ascii="Carlito" w:hAnsi="Carlito" w:cs="Carlito"/>
-          <w:sz w:val="34"/>
-          <w:szCs w:val="34"/>
+          <w:rFonts w:cs="Carlito"/>
+          <w:sz w:val="32"/>
+          <w:szCs w:val="32"/>
         </w:rPr>
         <w:t xml:space="preserve"> method loads data from JSON file</w:t>
       </w:r>
@@ -1713,22 +1714,22 @@
       <w:pPr>
         <w:jc w:val="both"/>
         <w:rPr>
-          <w:rFonts w:ascii="Carlito" w:hAnsi="Carlito" w:cs="Carlito"/>
-          <w:b/>
-          <w:bCs/>
-          <w:color w:val="D86DCB" w:themeColor="accent5" w:themeTint="99"/>
-          <w:sz w:val="34"/>
-          <w:szCs w:val="34"/>
-        </w:rPr>
-      </w:pPr>
-      <w:r>
-        <w:rPr>
-          <w:rFonts w:ascii="Carlito" w:hAnsi="Carlito" w:cs="Carlito"/>
-          <w:b/>
-          <w:bCs/>
-          <w:color w:val="D86DCB" w:themeColor="accent5" w:themeTint="99"/>
-          <w:sz w:val="34"/>
-          <w:szCs w:val="34"/>
+          <w:rFonts w:cs="Carlito"/>
+          <w:b/>
+          <w:bCs/>
+          <w:color w:val="D86DCB" w:themeColor="accent5" w:themeTint="99"/>
+          <w:sz w:val="32"/>
+          <w:szCs w:val="32"/>
+        </w:rPr>
+      </w:pPr>
+      <w:r>
+        <w:rPr>
+          <w:rFonts w:cs="Carlito"/>
+          <w:b/>
+          <w:bCs/>
+          <w:color w:val="D86DCB" w:themeColor="accent5" w:themeTint="99"/>
+          <w:sz w:val="32"/>
+          <w:szCs w:val="32"/>
         </w:rPr>
         <w:t>import pandas as pd</w:t>
       </w:r>
@@ -1737,22 +1738,22 @@
       <w:pPr>
         <w:jc w:val="both"/>
         <w:rPr>
-          <w:rFonts w:ascii="Carlito" w:hAnsi="Carlito" w:cs="Carlito"/>
-          <w:b/>
-          <w:bCs/>
-          <w:color w:val="D86DCB" w:themeColor="accent5" w:themeTint="99"/>
-          <w:sz w:val="34"/>
-          <w:szCs w:val="34"/>
-        </w:rPr>
-      </w:pPr>
-      <w:r>
-        <w:rPr>
-          <w:rFonts w:ascii="Carlito" w:hAnsi="Carlito" w:cs="Carlito"/>
-          <w:b/>
-          <w:bCs/>
-          <w:color w:val="D86DCB" w:themeColor="accent5" w:themeTint="99"/>
-          <w:sz w:val="34"/>
-          <w:szCs w:val="34"/>
+          <w:rFonts w:cs="Carlito"/>
+          <w:b/>
+          <w:bCs/>
+          <w:color w:val="D86DCB" w:themeColor="accent5" w:themeTint="99"/>
+          <w:sz w:val="32"/>
+          <w:szCs w:val="32"/>
+        </w:rPr>
+      </w:pPr>
+      <w:r>
+        <w:rPr>
+          <w:rFonts w:cs="Carlito"/>
+          <w:b/>
+          <w:bCs/>
+          <w:color w:val="D86DCB" w:themeColor="accent5" w:themeTint="99"/>
+          <w:sz w:val="32"/>
+          <w:szCs w:val="32"/>
         </w:rPr>
         <w:t>df1 =pd.read_csv('data.csv')</w:t>
       </w:r>
@@ -1761,22 +1762,22 @@
       <w:pPr>
         <w:jc w:val="both"/>
         <w:rPr>
-          <w:rFonts w:ascii="Carlito" w:hAnsi="Carlito" w:cs="Carlito"/>
-          <w:b/>
-          <w:bCs/>
-          <w:color w:val="D86DCB" w:themeColor="accent5" w:themeTint="99"/>
-          <w:sz w:val="34"/>
-          <w:szCs w:val="34"/>
-        </w:rPr>
-      </w:pPr>
-      <w:r>
-        <w:rPr>
-          <w:rFonts w:ascii="Carlito" w:hAnsi="Carlito" w:cs="Carlito"/>
-          <w:b/>
-          <w:bCs/>
-          <w:color w:val="D86DCB" w:themeColor="accent5" w:themeTint="99"/>
-          <w:sz w:val="34"/>
-          <w:szCs w:val="34"/>
+          <w:rFonts w:cs="Carlito"/>
+          <w:b/>
+          <w:bCs/>
+          <w:color w:val="D86DCB" w:themeColor="accent5" w:themeTint="99"/>
+          <w:sz w:val="32"/>
+          <w:szCs w:val="32"/>
+        </w:rPr>
+      </w:pPr>
+      <w:r>
+        <w:rPr>
+          <w:rFonts w:cs="Carlito"/>
+          <w:b/>
+          <w:bCs/>
+          <w:color w:val="D86DCB" w:themeColor="accent5" w:themeTint="99"/>
+          <w:sz w:val="32"/>
+          <w:szCs w:val="32"/>
         </w:rPr>
         <w:t>df = pd.read_excel('data.xlsx')</w:t>
       </w:r>
@@ -1785,24 +1786,23 @@
       <w:pPr>
         <w:jc w:val="both"/>
         <w:rPr>
-          <w:rFonts w:ascii="Carlito" w:hAnsi="Carlito" w:cs="Carlito"/>
-          <w:b/>
-          <w:bCs/>
-          <w:color w:val="D86DCB" w:themeColor="accent5" w:themeTint="99"/>
-          <w:sz w:val="34"/>
-          <w:szCs w:val="34"/>
-        </w:rPr>
-      </w:pPr>
-      <w:r>
-        <w:rPr>
-          <w:rFonts w:ascii="Carlito" w:hAnsi="Carlito" w:cs="Carlito"/>
-          <w:b/>
-          <w:bCs/>
-          <w:color w:val="D86DCB" w:themeColor="accent5" w:themeTint="99"/>
-          <w:sz w:val="34"/>
-          <w:szCs w:val="34"/>
-        </w:rPr>
-        <w:lastRenderedPageBreak/>
+          <w:rFonts w:cs="Carlito"/>
+          <w:b/>
+          <w:bCs/>
+          <w:color w:val="D86DCB" w:themeColor="accent5" w:themeTint="99"/>
+          <w:sz w:val="32"/>
+          <w:szCs w:val="32"/>
+        </w:rPr>
+      </w:pPr>
+      <w:r>
+        <w:rPr>
+          <w:rFonts w:cs="Carlito"/>
+          <w:b/>
+          <w:bCs/>
+          <w:color w:val="D86DCB" w:themeColor="accent5" w:themeTint="99"/>
+          <w:sz w:val="32"/>
+          <w:szCs w:val="32"/>
+        </w:rPr>
         <w:t>df3 = pd.read_json('data.json')</w:t>
       </w:r>
     </w:p>
@@ -1810,9 +1810,9 @@
       <w:pPr>
         <w:jc w:val="both"/>
         <w:rPr>
-          <w:rFonts w:ascii="Carlito" w:hAnsi="Carlito" w:cs="Carlito"/>
-          <w:sz w:val="34"/>
-          <w:szCs w:val="34"/>
+          <w:rFonts w:cs="Carlito"/>
+          <w:sz w:val="32"/>
+          <w:szCs w:val="32"/>
           <w:u w:val="single"/>
         </w:rPr>
       </w:pPr>
@@ -1821,17 +1821,17 @@
       <w:pPr>
         <w:jc w:val="both"/>
         <w:rPr>
-          <w:rFonts w:ascii="Carlito" w:hAnsi="Carlito" w:cs="Carlito"/>
-          <w:sz w:val="34"/>
-          <w:szCs w:val="34"/>
+          <w:rFonts w:cs="Carlito"/>
+          <w:sz w:val="32"/>
+          <w:szCs w:val="32"/>
           <w:u w:val="single"/>
         </w:rPr>
       </w:pPr>
       <w:r>
         <w:rPr>
-          <w:rFonts w:ascii="Carlito" w:hAnsi="Carlito" w:cs="Carlito"/>
-          <w:sz w:val="34"/>
-          <w:szCs w:val="34"/>
+          <w:rFonts w:cs="Carlito"/>
+          <w:sz w:val="32"/>
+          <w:szCs w:val="32"/>
           <w:u w:val="single"/>
         </w:rPr>
         <w:t>Basic DataFrame operations:</w:t>
@@ -1841,34 +1841,34 @@
       <w:pPr>
         <w:jc w:val="both"/>
         <w:rPr>
-          <w:rFonts w:ascii="Carlito" w:hAnsi="Carlito" w:cs="Carlito"/>
-          <w:sz w:val="34"/>
-          <w:szCs w:val="34"/>
-        </w:rPr>
-      </w:pPr>
-      <w:r>
-        <w:rPr>
-          <w:rFonts w:ascii="Carlito" w:hAnsi="Carlito" w:cs="Carlito"/>
-          <w:sz w:val="34"/>
-          <w:szCs w:val="34"/>
+          <w:rFonts w:cs="Carlito"/>
+          <w:sz w:val="32"/>
+          <w:szCs w:val="32"/>
+        </w:rPr>
+      </w:pPr>
+      <w:r>
+        <w:rPr>
+          <w:rFonts w:cs="Carlito"/>
+          <w:sz w:val="32"/>
+          <w:szCs w:val="32"/>
         </w:rPr>
         <w:t xml:space="preserve"># </w:t>
       </w:r>
       <w:r>
         <w:rPr>
-          <w:rFonts w:ascii="Carlito" w:hAnsi="Carlito" w:cs="Carlito"/>
-          <w:b/>
-          <w:bCs/>
-          <w:sz w:val="34"/>
-          <w:szCs w:val="34"/>
+          <w:rFonts w:cs="Carlito"/>
+          <w:b/>
+          <w:bCs/>
+          <w:sz w:val="32"/>
+          <w:szCs w:val="32"/>
         </w:rPr>
         <w:t>df.head()</w:t>
       </w:r>
       <w:r>
         <w:rPr>
-          <w:rFonts w:ascii="Carlito" w:hAnsi="Carlito" w:cs="Carlito"/>
-          <w:sz w:val="34"/>
-          <w:szCs w:val="34"/>
+          <w:rFonts w:cs="Carlito"/>
+          <w:sz w:val="32"/>
+          <w:szCs w:val="32"/>
         </w:rPr>
         <w:t xml:space="preserve"> method shows first few (5) rows</w:t>
       </w:r>
@@ -1877,34 +1877,34 @@
       <w:pPr>
         <w:jc w:val="both"/>
         <w:rPr>
-          <w:rFonts w:ascii="Carlito" w:hAnsi="Carlito" w:cs="Carlito"/>
-          <w:sz w:val="34"/>
-          <w:szCs w:val="34"/>
-        </w:rPr>
-      </w:pPr>
-      <w:r>
-        <w:rPr>
-          <w:rFonts w:ascii="Carlito" w:hAnsi="Carlito" w:cs="Carlito"/>
-          <w:sz w:val="34"/>
-          <w:szCs w:val="34"/>
+          <w:rFonts w:cs="Carlito"/>
+          <w:sz w:val="32"/>
+          <w:szCs w:val="32"/>
+        </w:rPr>
+      </w:pPr>
+      <w:r>
+        <w:rPr>
+          <w:rFonts w:cs="Carlito"/>
+          <w:sz w:val="32"/>
+          <w:szCs w:val="32"/>
         </w:rPr>
         <w:t xml:space="preserve"># </w:t>
       </w:r>
       <w:r>
         <w:rPr>
-          <w:rFonts w:ascii="Carlito" w:hAnsi="Carlito" w:cs="Carlito"/>
-          <w:b/>
-          <w:bCs/>
-          <w:sz w:val="34"/>
-          <w:szCs w:val="34"/>
+          <w:rFonts w:cs="Carlito"/>
+          <w:b/>
+          <w:bCs/>
+          <w:sz w:val="32"/>
+          <w:szCs w:val="32"/>
         </w:rPr>
         <w:t>df.tail()</w:t>
       </w:r>
       <w:r>
         <w:rPr>
-          <w:rFonts w:ascii="Carlito" w:hAnsi="Carlito" w:cs="Carlito"/>
-          <w:sz w:val="34"/>
-          <w:szCs w:val="34"/>
+          <w:rFonts w:cs="Carlito"/>
+          <w:sz w:val="32"/>
+          <w:szCs w:val="32"/>
         </w:rPr>
         <w:t xml:space="preserve"> method shows last few (5) rows</w:t>
       </w:r>
@@ -1913,34 +1913,34 @@
       <w:pPr>
         <w:jc w:val="both"/>
         <w:rPr>
-          <w:rFonts w:ascii="Carlito" w:hAnsi="Carlito" w:cs="Carlito"/>
-          <w:sz w:val="34"/>
-          <w:szCs w:val="34"/>
-        </w:rPr>
-      </w:pPr>
-      <w:r>
-        <w:rPr>
-          <w:rFonts w:ascii="Carlito" w:hAnsi="Carlito" w:cs="Carlito"/>
-          <w:sz w:val="34"/>
-          <w:szCs w:val="34"/>
+          <w:rFonts w:cs="Carlito"/>
+          <w:sz w:val="32"/>
+          <w:szCs w:val="32"/>
+        </w:rPr>
+      </w:pPr>
+      <w:r>
+        <w:rPr>
+          <w:rFonts w:cs="Carlito"/>
+          <w:sz w:val="32"/>
+          <w:szCs w:val="32"/>
         </w:rPr>
         <w:t xml:space="preserve"># </w:t>
       </w:r>
       <w:r>
         <w:rPr>
-          <w:rFonts w:ascii="Carlito" w:hAnsi="Carlito" w:cs="Carlito"/>
-          <w:b/>
-          <w:bCs/>
-          <w:sz w:val="34"/>
-          <w:szCs w:val="34"/>
+          <w:rFonts w:cs="Carlito"/>
+          <w:b/>
+          <w:bCs/>
+          <w:sz w:val="32"/>
+          <w:szCs w:val="32"/>
         </w:rPr>
         <w:t xml:space="preserve">df.info() </w:t>
       </w:r>
       <w:r>
         <w:rPr>
-          <w:rFonts w:ascii="Carlito" w:hAnsi="Carlito" w:cs="Carlito"/>
-          <w:sz w:val="34"/>
-          <w:szCs w:val="34"/>
+          <w:rFonts w:cs="Carlito"/>
+          <w:sz w:val="32"/>
+          <w:szCs w:val="32"/>
         </w:rPr>
         <w:t>method gets information about the DataFrame</w:t>
       </w:r>
@@ -1949,34 +1949,34 @@
       <w:pPr>
         <w:jc w:val="both"/>
         <w:rPr>
-          <w:rFonts w:ascii="Carlito" w:hAnsi="Carlito" w:cs="Carlito"/>
-          <w:sz w:val="34"/>
-          <w:szCs w:val="34"/>
-        </w:rPr>
-      </w:pPr>
-      <w:r>
-        <w:rPr>
-          <w:rFonts w:ascii="Carlito" w:hAnsi="Carlito" w:cs="Carlito"/>
-          <w:sz w:val="34"/>
-          <w:szCs w:val="34"/>
+          <w:rFonts w:cs="Carlito"/>
+          <w:sz w:val="32"/>
+          <w:szCs w:val="32"/>
+        </w:rPr>
+      </w:pPr>
+      <w:r>
+        <w:rPr>
+          <w:rFonts w:cs="Carlito"/>
+          <w:sz w:val="32"/>
+          <w:szCs w:val="32"/>
         </w:rPr>
         <w:t xml:space="preserve"># </w:t>
       </w:r>
       <w:r>
         <w:rPr>
-          <w:rFonts w:ascii="Carlito" w:hAnsi="Carlito" w:cs="Carlito"/>
-          <w:b/>
-          <w:bCs/>
-          <w:sz w:val="34"/>
-          <w:szCs w:val="34"/>
+          <w:rFonts w:cs="Carlito"/>
+          <w:b/>
+          <w:bCs/>
+          <w:sz w:val="32"/>
+          <w:szCs w:val="32"/>
         </w:rPr>
         <w:t>df.describe()</w:t>
       </w:r>
       <w:r>
         <w:rPr>
-          <w:rFonts w:ascii="Carlito" w:hAnsi="Carlito" w:cs="Carlito"/>
-          <w:sz w:val="34"/>
-          <w:szCs w:val="34"/>
+          <w:rFonts w:cs="Carlito"/>
+          <w:sz w:val="32"/>
+          <w:szCs w:val="32"/>
         </w:rPr>
         <w:t xml:space="preserve"> method generates descriptive statistics.</w:t>
       </w:r>
@@ -1985,22 +1985,22 @@
       <w:pPr>
         <w:jc w:val="both"/>
         <w:rPr>
-          <w:rFonts w:ascii="Carlito" w:hAnsi="Carlito" w:cs="Carlito"/>
-          <w:b/>
-          <w:bCs/>
-          <w:color w:val="D86DCB" w:themeColor="accent5" w:themeTint="99"/>
-          <w:sz w:val="34"/>
-          <w:szCs w:val="34"/>
-        </w:rPr>
-      </w:pPr>
-      <w:r>
-        <w:rPr>
-          <w:rFonts w:ascii="Carlito" w:hAnsi="Carlito" w:cs="Carlito"/>
-          <w:b/>
-          <w:bCs/>
-          <w:color w:val="D86DCB" w:themeColor="accent5" w:themeTint="99"/>
-          <w:sz w:val="34"/>
-          <w:szCs w:val="34"/>
+          <w:rFonts w:cs="Carlito"/>
+          <w:b/>
+          <w:bCs/>
+          <w:color w:val="D86DCB" w:themeColor="accent5" w:themeTint="99"/>
+          <w:sz w:val="32"/>
+          <w:szCs w:val="32"/>
+        </w:rPr>
+      </w:pPr>
+      <w:r>
+        <w:rPr>
+          <w:rFonts w:cs="Carlito"/>
+          <w:b/>
+          <w:bCs/>
+          <w:color w:val="D86DCB" w:themeColor="accent5" w:themeTint="99"/>
+          <w:sz w:val="32"/>
+          <w:szCs w:val="32"/>
         </w:rPr>
         <w:t>import pandas as pd</w:t>
       </w:r>
@@ -2009,22 +2009,22 @@
       <w:pPr>
         <w:jc w:val="both"/>
         <w:rPr>
-          <w:rFonts w:ascii="Carlito" w:hAnsi="Carlito" w:cs="Carlito"/>
-          <w:b/>
-          <w:bCs/>
-          <w:color w:val="D86DCB" w:themeColor="accent5" w:themeTint="99"/>
-          <w:sz w:val="34"/>
-          <w:szCs w:val="34"/>
-        </w:rPr>
-      </w:pPr>
-      <w:r>
-        <w:rPr>
-          <w:rFonts w:ascii="Carlito" w:hAnsi="Carlito" w:cs="Carlito"/>
-          <w:b/>
-          <w:bCs/>
-          <w:color w:val="D86DCB" w:themeColor="accent5" w:themeTint="99"/>
-          <w:sz w:val="34"/>
-          <w:szCs w:val="34"/>
+          <w:rFonts w:cs="Carlito"/>
+          <w:b/>
+          <w:bCs/>
+          <w:color w:val="D86DCB" w:themeColor="accent5" w:themeTint="99"/>
+          <w:sz w:val="32"/>
+          <w:szCs w:val="32"/>
+        </w:rPr>
+      </w:pPr>
+      <w:r>
+        <w:rPr>
+          <w:rFonts w:cs="Carlito"/>
+          <w:b/>
+          <w:bCs/>
+          <w:color w:val="D86DCB" w:themeColor="accent5" w:themeTint="99"/>
+          <w:sz w:val="32"/>
+          <w:szCs w:val="32"/>
         </w:rPr>
         <w:t>data = {</w:t>
       </w:r>
@@ -2033,22 +2033,22 @@
       <w:pPr>
         <w:jc w:val="both"/>
         <w:rPr>
-          <w:rFonts w:ascii="Carlito" w:hAnsi="Carlito" w:cs="Carlito"/>
-          <w:b/>
-          <w:bCs/>
-          <w:color w:val="D86DCB" w:themeColor="accent5" w:themeTint="99"/>
-          <w:sz w:val="34"/>
-          <w:szCs w:val="34"/>
-        </w:rPr>
-      </w:pPr>
-      <w:r>
-        <w:rPr>
-          <w:rFonts w:ascii="Carlito" w:hAnsi="Carlito" w:cs="Carlito"/>
-          <w:b/>
-          <w:bCs/>
-          <w:color w:val="D86DCB" w:themeColor="accent5" w:themeTint="99"/>
-          <w:sz w:val="34"/>
-          <w:szCs w:val="34"/>
+          <w:rFonts w:cs="Carlito"/>
+          <w:b/>
+          <w:bCs/>
+          <w:color w:val="D86DCB" w:themeColor="accent5" w:themeTint="99"/>
+          <w:sz w:val="32"/>
+          <w:szCs w:val="32"/>
+        </w:rPr>
+      </w:pPr>
+      <w:r>
+        <w:rPr>
+          <w:rFonts w:cs="Carlito"/>
+          <w:b/>
+          <w:bCs/>
+          <w:color w:val="D86DCB" w:themeColor="accent5" w:themeTint="99"/>
+          <w:sz w:val="32"/>
+          <w:szCs w:val="32"/>
         </w:rPr>
         <w:t xml:space="preserve">    'Name': ['Alice', 'Bob', 'Charlie'],</w:t>
       </w:r>
@@ -2057,22 +2057,22 @@
       <w:pPr>
         <w:jc w:val="both"/>
         <w:rPr>
-          <w:rFonts w:ascii="Carlito" w:hAnsi="Carlito" w:cs="Carlito"/>
-          <w:b/>
-          <w:bCs/>
-          <w:color w:val="D86DCB" w:themeColor="accent5" w:themeTint="99"/>
-          <w:sz w:val="34"/>
-          <w:szCs w:val="34"/>
-        </w:rPr>
-      </w:pPr>
-      <w:r>
-        <w:rPr>
-          <w:rFonts w:ascii="Carlito" w:hAnsi="Carlito" w:cs="Carlito"/>
-          <w:b/>
-          <w:bCs/>
-          <w:color w:val="D86DCB" w:themeColor="accent5" w:themeTint="99"/>
-          <w:sz w:val="34"/>
-          <w:szCs w:val="34"/>
+          <w:rFonts w:cs="Carlito"/>
+          <w:b/>
+          <w:bCs/>
+          <w:color w:val="D86DCB" w:themeColor="accent5" w:themeTint="99"/>
+          <w:sz w:val="32"/>
+          <w:szCs w:val="32"/>
+        </w:rPr>
+      </w:pPr>
+      <w:r>
+        <w:rPr>
+          <w:rFonts w:cs="Carlito"/>
+          <w:b/>
+          <w:bCs/>
+          <w:color w:val="D86DCB" w:themeColor="accent5" w:themeTint="99"/>
+          <w:sz w:val="32"/>
+          <w:szCs w:val="32"/>
         </w:rPr>
         <w:t xml:space="preserve">    'Age': [25, 30, 35],</w:t>
       </w:r>
@@ -2081,22 +2081,22 @@
       <w:pPr>
         <w:jc w:val="both"/>
         <w:rPr>
-          <w:rFonts w:ascii="Carlito" w:hAnsi="Carlito" w:cs="Carlito"/>
-          <w:b/>
-          <w:bCs/>
-          <w:color w:val="D86DCB" w:themeColor="accent5" w:themeTint="99"/>
-          <w:sz w:val="34"/>
-          <w:szCs w:val="34"/>
-        </w:rPr>
-      </w:pPr>
-      <w:r>
-        <w:rPr>
-          <w:rFonts w:ascii="Carlito" w:hAnsi="Carlito" w:cs="Carlito"/>
-          <w:b/>
-          <w:bCs/>
-          <w:color w:val="D86DCB" w:themeColor="accent5" w:themeTint="99"/>
-          <w:sz w:val="34"/>
-          <w:szCs w:val="34"/>
+          <w:rFonts w:cs="Carlito"/>
+          <w:b/>
+          <w:bCs/>
+          <w:color w:val="D86DCB" w:themeColor="accent5" w:themeTint="99"/>
+          <w:sz w:val="32"/>
+          <w:szCs w:val="32"/>
+        </w:rPr>
+      </w:pPr>
+      <w:r>
+        <w:rPr>
+          <w:rFonts w:cs="Carlito"/>
+          <w:b/>
+          <w:bCs/>
+          <w:color w:val="D86DCB" w:themeColor="accent5" w:themeTint="99"/>
+          <w:sz w:val="32"/>
+          <w:szCs w:val="32"/>
         </w:rPr>
         <w:t xml:space="preserve">    'City': ['New York', 'Los Angeles', 'Chicago']</w:t>
       </w:r>
@@ -2105,22 +2105,22 @@
       <w:pPr>
         <w:jc w:val="both"/>
         <w:rPr>
-          <w:rFonts w:ascii="Carlito" w:hAnsi="Carlito" w:cs="Carlito"/>
-          <w:b/>
-          <w:bCs/>
-          <w:color w:val="D86DCB" w:themeColor="accent5" w:themeTint="99"/>
-          <w:sz w:val="34"/>
-          <w:szCs w:val="34"/>
-        </w:rPr>
-      </w:pPr>
-      <w:r>
-        <w:rPr>
-          <w:rFonts w:ascii="Carlito" w:hAnsi="Carlito" w:cs="Carlito"/>
-          <w:b/>
-          <w:bCs/>
-          <w:color w:val="D86DCB" w:themeColor="accent5" w:themeTint="99"/>
-          <w:sz w:val="34"/>
-          <w:szCs w:val="34"/>
+          <w:rFonts w:cs="Carlito"/>
+          <w:b/>
+          <w:bCs/>
+          <w:color w:val="D86DCB" w:themeColor="accent5" w:themeTint="99"/>
+          <w:sz w:val="32"/>
+          <w:szCs w:val="32"/>
+        </w:rPr>
+      </w:pPr>
+      <w:r>
+        <w:rPr>
+          <w:rFonts w:cs="Carlito"/>
+          <w:b/>
+          <w:bCs/>
+          <w:color w:val="D86DCB" w:themeColor="accent5" w:themeTint="99"/>
+          <w:sz w:val="32"/>
+          <w:szCs w:val="32"/>
         </w:rPr>
         <w:t>}</w:t>
       </w:r>
@@ -2129,22 +2129,22 @@
       <w:pPr>
         <w:jc w:val="both"/>
         <w:rPr>
-          <w:rFonts w:ascii="Carlito" w:hAnsi="Carlito" w:cs="Carlito"/>
-          <w:b/>
-          <w:bCs/>
-          <w:color w:val="D86DCB" w:themeColor="accent5" w:themeTint="99"/>
-          <w:sz w:val="34"/>
-          <w:szCs w:val="34"/>
-        </w:rPr>
-      </w:pPr>
-      <w:r>
-        <w:rPr>
-          <w:rFonts w:ascii="Carlito" w:hAnsi="Carlito" w:cs="Carlito"/>
-          <w:b/>
-          <w:bCs/>
-          <w:color w:val="D86DCB" w:themeColor="accent5" w:themeTint="99"/>
-          <w:sz w:val="34"/>
-          <w:szCs w:val="34"/>
+          <w:rFonts w:cs="Carlito"/>
+          <w:b/>
+          <w:bCs/>
+          <w:color w:val="D86DCB" w:themeColor="accent5" w:themeTint="99"/>
+          <w:sz w:val="32"/>
+          <w:szCs w:val="32"/>
+        </w:rPr>
+      </w:pPr>
+      <w:r>
+        <w:rPr>
+          <w:rFonts w:cs="Carlito"/>
+          <w:b/>
+          <w:bCs/>
+          <w:color w:val="D86DCB" w:themeColor="accent5" w:themeTint="99"/>
+          <w:sz w:val="32"/>
+          <w:szCs w:val="32"/>
         </w:rPr>
         <w:t>df = pd.DataFrame(data)</w:t>
       </w:r>
@@ -2153,22 +2153,22 @@
       <w:pPr>
         <w:jc w:val="both"/>
         <w:rPr>
-          <w:rFonts w:ascii="Carlito" w:hAnsi="Carlito" w:cs="Carlito"/>
-          <w:b/>
-          <w:bCs/>
-          <w:color w:val="D86DCB" w:themeColor="accent5" w:themeTint="99"/>
-          <w:sz w:val="34"/>
-          <w:szCs w:val="34"/>
-        </w:rPr>
-      </w:pPr>
-      <w:r>
-        <w:rPr>
-          <w:rFonts w:ascii="Carlito" w:hAnsi="Carlito" w:cs="Carlito"/>
-          <w:b/>
-          <w:bCs/>
-          <w:color w:val="D86DCB" w:themeColor="accent5" w:themeTint="99"/>
-          <w:sz w:val="34"/>
-          <w:szCs w:val="34"/>
+          <w:rFonts w:cs="Carlito"/>
+          <w:b/>
+          <w:bCs/>
+          <w:color w:val="D86DCB" w:themeColor="accent5" w:themeTint="99"/>
+          <w:sz w:val="32"/>
+          <w:szCs w:val="32"/>
+        </w:rPr>
+      </w:pPr>
+      <w:r>
+        <w:rPr>
+          <w:rFonts w:cs="Carlito"/>
+          <w:b/>
+          <w:bCs/>
+          <w:color w:val="D86DCB" w:themeColor="accent5" w:themeTint="99"/>
+          <w:sz w:val="32"/>
+          <w:szCs w:val="32"/>
         </w:rPr>
         <w:t>print(f'\nFirs few rows :-\n{df.head()}')</w:t>
       </w:r>
@@ -2177,22 +2177,22 @@
       <w:pPr>
         <w:jc w:val="both"/>
         <w:rPr>
-          <w:rFonts w:ascii="Carlito" w:hAnsi="Carlito" w:cs="Carlito"/>
-          <w:b/>
-          <w:bCs/>
-          <w:color w:val="D86DCB" w:themeColor="accent5" w:themeTint="99"/>
-          <w:sz w:val="34"/>
-          <w:szCs w:val="34"/>
-        </w:rPr>
-      </w:pPr>
-      <w:r>
-        <w:rPr>
-          <w:rFonts w:ascii="Carlito" w:hAnsi="Carlito" w:cs="Carlito"/>
-          <w:b/>
-          <w:bCs/>
-          <w:color w:val="D86DCB" w:themeColor="accent5" w:themeTint="99"/>
-          <w:sz w:val="34"/>
-          <w:szCs w:val="34"/>
+          <w:rFonts w:cs="Carlito"/>
+          <w:b/>
+          <w:bCs/>
+          <w:color w:val="D86DCB" w:themeColor="accent5" w:themeTint="99"/>
+          <w:sz w:val="32"/>
+          <w:szCs w:val="32"/>
+        </w:rPr>
+      </w:pPr>
+      <w:r>
+        <w:rPr>
+          <w:rFonts w:cs="Carlito"/>
+          <w:b/>
+          <w:bCs/>
+          <w:color w:val="D86DCB" w:themeColor="accent5" w:themeTint="99"/>
+          <w:sz w:val="32"/>
+          <w:szCs w:val="32"/>
         </w:rPr>
         <w:t>print(f'\nLast few rows :-\n{df.tail()}')</w:t>
       </w:r>
@@ -2201,22 +2201,22 @@
       <w:pPr>
         <w:jc w:val="both"/>
         <w:rPr>
-          <w:rFonts w:ascii="Carlito" w:hAnsi="Carlito" w:cs="Carlito"/>
-          <w:b/>
-          <w:bCs/>
-          <w:color w:val="D86DCB" w:themeColor="accent5" w:themeTint="99"/>
-          <w:sz w:val="34"/>
-          <w:szCs w:val="34"/>
-        </w:rPr>
-      </w:pPr>
-      <w:r>
-        <w:rPr>
-          <w:rFonts w:ascii="Carlito" w:hAnsi="Carlito" w:cs="Carlito"/>
-          <w:b/>
-          <w:bCs/>
-          <w:color w:val="D86DCB" w:themeColor="accent5" w:themeTint="99"/>
-          <w:sz w:val="34"/>
-          <w:szCs w:val="34"/>
+          <w:rFonts w:cs="Carlito"/>
+          <w:b/>
+          <w:bCs/>
+          <w:color w:val="D86DCB" w:themeColor="accent5" w:themeTint="99"/>
+          <w:sz w:val="32"/>
+          <w:szCs w:val="32"/>
+        </w:rPr>
+      </w:pPr>
+      <w:r>
+        <w:rPr>
+          <w:rFonts w:cs="Carlito"/>
+          <w:b/>
+          <w:bCs/>
+          <w:color w:val="D86DCB" w:themeColor="accent5" w:themeTint="99"/>
+          <w:sz w:val="32"/>
+          <w:szCs w:val="32"/>
         </w:rPr>
         <w:t>print(f'\nInformation of the DataFrame :-\n')</w:t>
       </w:r>
@@ -2225,22 +2225,22 @@
       <w:pPr>
         <w:jc w:val="both"/>
         <w:rPr>
-          <w:rFonts w:ascii="Carlito" w:hAnsi="Carlito" w:cs="Carlito"/>
-          <w:b/>
-          <w:bCs/>
-          <w:color w:val="D86DCB" w:themeColor="accent5" w:themeTint="99"/>
-          <w:sz w:val="34"/>
-          <w:szCs w:val="34"/>
-        </w:rPr>
-      </w:pPr>
-      <w:r>
-        <w:rPr>
-          <w:rFonts w:ascii="Carlito" w:hAnsi="Carlito" w:cs="Carlito"/>
-          <w:b/>
-          <w:bCs/>
-          <w:color w:val="D86DCB" w:themeColor="accent5" w:themeTint="99"/>
-          <w:sz w:val="34"/>
-          <w:szCs w:val="34"/>
+          <w:rFonts w:cs="Carlito"/>
+          <w:b/>
+          <w:bCs/>
+          <w:color w:val="D86DCB" w:themeColor="accent5" w:themeTint="99"/>
+          <w:sz w:val="32"/>
+          <w:szCs w:val="32"/>
+        </w:rPr>
+      </w:pPr>
+      <w:r>
+        <w:rPr>
+          <w:rFonts w:cs="Carlito"/>
+          <w:b/>
+          <w:bCs/>
+          <w:color w:val="D86DCB" w:themeColor="accent5" w:themeTint="99"/>
+          <w:sz w:val="32"/>
+          <w:szCs w:val="32"/>
         </w:rPr>
         <w:t>print(df.info())</w:t>
       </w:r>
@@ -2249,22 +2249,22 @@
       <w:pPr>
         <w:jc w:val="both"/>
         <w:rPr>
-          <w:rFonts w:ascii="Carlito" w:hAnsi="Carlito" w:cs="Carlito"/>
-          <w:b/>
-          <w:bCs/>
-          <w:color w:val="D86DCB" w:themeColor="accent5" w:themeTint="99"/>
-          <w:sz w:val="34"/>
-          <w:szCs w:val="34"/>
-        </w:rPr>
-      </w:pPr>
-      <w:r>
-        <w:rPr>
-          <w:rFonts w:ascii="Carlito" w:hAnsi="Carlito" w:cs="Carlito"/>
-          <w:b/>
-          <w:bCs/>
-          <w:color w:val="D86DCB" w:themeColor="accent5" w:themeTint="99"/>
-          <w:sz w:val="34"/>
-          <w:szCs w:val="34"/>
+          <w:rFonts w:cs="Carlito"/>
+          <w:b/>
+          <w:bCs/>
+          <w:color w:val="D86DCB" w:themeColor="accent5" w:themeTint="99"/>
+          <w:sz w:val="32"/>
+          <w:szCs w:val="32"/>
+        </w:rPr>
+      </w:pPr>
+      <w:r>
+        <w:rPr>
+          <w:rFonts w:cs="Carlito"/>
+          <w:b/>
+          <w:bCs/>
+          <w:color w:val="D86DCB" w:themeColor="accent5" w:themeTint="99"/>
+          <w:sz w:val="32"/>
+          <w:szCs w:val="32"/>
         </w:rPr>
         <w:t>print(f'\nGenerating descriptive statistics :-\n{df.describe()}')</w:t>
       </w:r>
@@ -2273,9 +2273,9 @@
       <w:pPr>
         <w:jc w:val="both"/>
         <w:rPr>
-          <w:rFonts w:ascii="Carlito" w:hAnsi="Carlito" w:cs="Carlito"/>
-          <w:sz w:val="34"/>
-          <w:szCs w:val="34"/>
+          <w:rFonts w:cs="Carlito"/>
+          <w:sz w:val="32"/>
+          <w:szCs w:val="32"/>
           <w:u w:val="single"/>
         </w:rPr>
       </w:pPr>
@@ -2284,17 +2284,17 @@
       <w:pPr>
         <w:jc w:val="both"/>
         <w:rPr>
-          <w:rFonts w:ascii="Carlito" w:hAnsi="Carlito" w:cs="Carlito"/>
-          <w:sz w:val="34"/>
-          <w:szCs w:val="34"/>
+          <w:rFonts w:cs="Carlito"/>
+          <w:sz w:val="32"/>
+          <w:szCs w:val="32"/>
           <w:u w:val="single"/>
         </w:rPr>
       </w:pPr>
       <w:r>
         <w:rPr>
-          <w:rFonts w:ascii="Carlito" w:hAnsi="Carlito" w:cs="Carlito"/>
-          <w:sz w:val="34"/>
-          <w:szCs w:val="34"/>
+          <w:rFonts w:cs="Carlito"/>
+          <w:sz w:val="32"/>
+          <w:szCs w:val="32"/>
           <w:u w:val="single"/>
         </w:rPr>
         <w:t>Indexing and Slicing:</w:t>
@@ -2304,34 +2304,34 @@
       <w:pPr>
         <w:jc w:val="both"/>
         <w:rPr>
-          <w:rFonts w:ascii="Carlito" w:hAnsi="Carlito" w:cs="Carlito"/>
-          <w:sz w:val="34"/>
-          <w:szCs w:val="34"/>
-        </w:rPr>
-      </w:pPr>
-      <w:r>
-        <w:rPr>
-          <w:rFonts w:ascii="Carlito" w:hAnsi="Carlito" w:cs="Carlito"/>
-          <w:sz w:val="34"/>
-          <w:szCs w:val="34"/>
+          <w:rFonts w:cs="Carlito"/>
+          <w:sz w:val="32"/>
+          <w:szCs w:val="32"/>
+        </w:rPr>
+      </w:pPr>
+      <w:r>
+        <w:rPr>
+          <w:rFonts w:cs="Carlito"/>
+          <w:sz w:val="32"/>
+          <w:szCs w:val="32"/>
         </w:rPr>
         <w:t xml:space="preserve"># </w:t>
       </w:r>
       <w:r>
         <w:rPr>
-          <w:rFonts w:ascii="Carlito" w:hAnsi="Carlito" w:cs="Carlito"/>
-          <w:b/>
-          <w:bCs/>
-          <w:sz w:val="34"/>
-          <w:szCs w:val="34"/>
+          <w:rFonts w:cs="Carlito"/>
+          <w:b/>
+          <w:bCs/>
+          <w:sz w:val="32"/>
+          <w:szCs w:val="32"/>
         </w:rPr>
         <w:t xml:space="preserve">df['Name'] </w:t>
       </w:r>
       <w:r>
         <w:rPr>
-          <w:rFonts w:ascii="Carlito" w:hAnsi="Carlito" w:cs="Carlito"/>
-          <w:sz w:val="34"/>
-          <w:szCs w:val="34"/>
+          <w:rFonts w:cs="Carlito"/>
+          <w:sz w:val="32"/>
+          <w:szCs w:val="32"/>
         </w:rPr>
         <w:t>selects a single column by label</w:t>
       </w:r>
@@ -2340,107 +2340,107 @@
       <w:pPr>
         <w:jc w:val="both"/>
         <w:rPr>
-          <w:rFonts w:ascii="Carlito" w:hAnsi="Carlito" w:cs="Carlito"/>
-          <w:sz w:val="34"/>
-          <w:szCs w:val="34"/>
-        </w:rPr>
-      </w:pPr>
-      <w:r>
-        <w:rPr>
-          <w:rFonts w:ascii="Carlito" w:hAnsi="Carlito" w:cs="Carlito"/>
-          <w:sz w:val="34"/>
-          <w:szCs w:val="34"/>
+          <w:rFonts w:cs="Carlito"/>
+          <w:sz w:val="32"/>
+          <w:szCs w:val="32"/>
+        </w:rPr>
+      </w:pPr>
+      <w:r>
+        <w:rPr>
+          <w:rFonts w:cs="Carlito"/>
+          <w:sz w:val="32"/>
+          <w:szCs w:val="32"/>
+        </w:rPr>
+        <w:t xml:space="preserve"># </w:t>
+      </w:r>
+      <w:r>
+        <w:rPr>
+          <w:rFonts w:cs="Carlito"/>
+          <w:b/>
+          <w:bCs/>
+          <w:sz w:val="32"/>
+          <w:szCs w:val="32"/>
+        </w:rPr>
+        <w:t>.iloc[:, 0]</w:t>
+      </w:r>
+      <w:r>
+        <w:rPr>
+          <w:rFonts w:cs="Carlito"/>
+          <w:sz w:val="32"/>
+          <w:szCs w:val="32"/>
+        </w:rPr>
+        <w:t xml:space="preserve"> method selects a single column by position</w:t>
+      </w:r>
+    </w:p>
+    <w:p>
+      <w:pPr>
+        <w:jc w:val="both"/>
+        <w:rPr>
+          <w:rFonts w:cs="Carlito"/>
+          <w:sz w:val="32"/>
+          <w:szCs w:val="32"/>
+        </w:rPr>
+      </w:pPr>
+      <w:r>
+        <w:rPr>
+          <w:rFonts w:cs="Carlito"/>
+          <w:sz w:val="32"/>
+          <w:szCs w:val="32"/>
         </w:rPr>
         <w:lastRenderedPageBreak/>
         <w:t xml:space="preserve"># </w:t>
       </w:r>
       <w:r>
         <w:rPr>
-          <w:rFonts w:ascii="Carlito" w:hAnsi="Carlito" w:cs="Carlito"/>
-          <w:b/>
-          <w:bCs/>
-          <w:sz w:val="34"/>
-          <w:szCs w:val="34"/>
-        </w:rPr>
-        <w:t>.iloc[:, 0]</w:t>
-      </w:r>
-      <w:r>
-        <w:rPr>
-          <w:rFonts w:ascii="Carlito" w:hAnsi="Carlito" w:cs="Carlito"/>
-          <w:sz w:val="34"/>
-          <w:szCs w:val="34"/>
-        </w:rPr>
-        <w:t xml:space="preserve"> method selects a single column by position</w:t>
-      </w:r>
-    </w:p>
-    <w:p>
-      <w:pPr>
-        <w:jc w:val="both"/>
-        <w:rPr>
-          <w:rFonts w:ascii="Carlito" w:hAnsi="Carlito" w:cs="Carlito"/>
-          <w:sz w:val="34"/>
-          <w:szCs w:val="34"/>
-        </w:rPr>
-      </w:pPr>
-      <w:r>
-        <w:rPr>
-          <w:rFonts w:ascii="Carlito" w:hAnsi="Carlito" w:cs="Carlito"/>
-          <w:sz w:val="34"/>
-          <w:szCs w:val="34"/>
+          <w:rFonts w:cs="Carlito"/>
+          <w:b/>
+          <w:bCs/>
+          <w:sz w:val="32"/>
+          <w:szCs w:val="32"/>
+        </w:rPr>
+        <w:t>.loc[1:3, ['Name', 'Age']]</w:t>
+      </w:r>
+      <w:r>
+        <w:rPr>
+          <w:rFonts w:cs="Carlito"/>
+          <w:sz w:val="32"/>
+          <w:szCs w:val="32"/>
+        </w:rPr>
+        <w:t xml:space="preserve"> method selects rows and columns by label</w:t>
+      </w:r>
+    </w:p>
+    <w:p>
+      <w:pPr>
+        <w:jc w:val="both"/>
+        <w:rPr>
+          <w:rFonts w:cs="Carlito"/>
+          <w:sz w:val="32"/>
+          <w:szCs w:val="32"/>
+        </w:rPr>
+      </w:pPr>
+      <w:r>
+        <w:rPr>
+          <w:rFonts w:cs="Carlito"/>
+          <w:sz w:val="32"/>
+          <w:szCs w:val="32"/>
         </w:rPr>
         <w:t xml:space="preserve"># </w:t>
       </w:r>
       <w:r>
         <w:rPr>
-          <w:rFonts w:ascii="Carlito" w:hAnsi="Carlito" w:cs="Carlito"/>
-          <w:b/>
-          <w:bCs/>
-          <w:sz w:val="34"/>
-          <w:szCs w:val="34"/>
-        </w:rPr>
-        <w:t>.loc[1:3, ['Name', 'Age']]</w:t>
-      </w:r>
-      <w:r>
-        <w:rPr>
-          <w:rFonts w:ascii="Carlito" w:hAnsi="Carlito" w:cs="Carlito"/>
-          <w:sz w:val="34"/>
-          <w:szCs w:val="34"/>
-        </w:rPr>
-        <w:t xml:space="preserve"> method selects rows and columns by label</w:t>
-      </w:r>
-    </w:p>
-    <w:p>
-      <w:pPr>
-        <w:jc w:val="both"/>
-        <w:rPr>
-          <w:rFonts w:ascii="Carlito" w:hAnsi="Carlito" w:cs="Carlito"/>
-          <w:sz w:val="34"/>
-          <w:szCs w:val="34"/>
-        </w:rPr>
-      </w:pPr>
-      <w:r>
-        <w:rPr>
-          <w:rFonts w:ascii="Carlito" w:hAnsi="Carlito" w:cs="Carlito"/>
-          <w:sz w:val="34"/>
-          <w:szCs w:val="34"/>
-        </w:rPr>
-        <w:t xml:space="preserve"># </w:t>
-      </w:r>
-      <w:r>
-        <w:rPr>
-          <w:rFonts w:ascii="Carlito" w:hAnsi="Carlito" w:cs="Carlito"/>
-          <w:b/>
-          <w:bCs/>
-          <w:sz w:val="34"/>
-          <w:szCs w:val="34"/>
+          <w:rFonts w:cs="Carlito"/>
+          <w:b/>
+          <w:bCs/>
+          <w:sz w:val="32"/>
+          <w:szCs w:val="32"/>
         </w:rPr>
         <w:t>.iloc[1:3, 0:2]</w:t>
       </w:r>
       <w:r>
         <w:rPr>
-          <w:rFonts w:ascii="Carlito" w:hAnsi="Carlito" w:cs="Carlito"/>
-          <w:sz w:val="34"/>
-          <w:szCs w:val="34"/>
+          <w:rFonts w:cs="Carlito"/>
+          <w:sz w:val="32"/>
+          <w:szCs w:val="32"/>
         </w:rPr>
         <w:t xml:space="preserve"> method selects rows and columns by position</w:t>
       </w:r>
@@ -2449,22 +2449,22 @@
       <w:pPr>
         <w:jc w:val="both"/>
         <w:rPr>
-          <w:rFonts w:ascii="Carlito" w:hAnsi="Carlito" w:cs="Carlito"/>
-          <w:b/>
-          <w:bCs/>
-          <w:color w:val="D86DCB" w:themeColor="accent5" w:themeTint="99"/>
-          <w:sz w:val="34"/>
-          <w:szCs w:val="34"/>
-        </w:rPr>
-      </w:pPr>
-      <w:r>
-        <w:rPr>
-          <w:rFonts w:ascii="Carlito" w:hAnsi="Carlito" w:cs="Carlito"/>
-          <w:b/>
-          <w:bCs/>
-          <w:color w:val="D86DCB" w:themeColor="accent5" w:themeTint="99"/>
-          <w:sz w:val="34"/>
-          <w:szCs w:val="34"/>
+          <w:rFonts w:cs="Carlito"/>
+          <w:b/>
+          <w:bCs/>
+          <w:color w:val="D86DCB" w:themeColor="accent5" w:themeTint="99"/>
+          <w:sz w:val="32"/>
+          <w:szCs w:val="32"/>
+        </w:rPr>
+      </w:pPr>
+      <w:r>
+        <w:rPr>
+          <w:rFonts w:cs="Carlito"/>
+          <w:b/>
+          <w:bCs/>
+          <w:color w:val="D86DCB" w:themeColor="accent5" w:themeTint="99"/>
+          <w:sz w:val="32"/>
+          <w:szCs w:val="32"/>
         </w:rPr>
         <w:t>data = {</w:t>
       </w:r>
@@ -2473,22 +2473,22 @@
       <w:pPr>
         <w:jc w:val="both"/>
         <w:rPr>
-          <w:rFonts w:ascii="Carlito" w:hAnsi="Carlito" w:cs="Carlito"/>
-          <w:b/>
-          <w:bCs/>
-          <w:color w:val="D86DCB" w:themeColor="accent5" w:themeTint="99"/>
-          <w:sz w:val="34"/>
-          <w:szCs w:val="34"/>
-        </w:rPr>
-      </w:pPr>
-      <w:r>
-        <w:rPr>
-          <w:rFonts w:ascii="Carlito" w:hAnsi="Carlito" w:cs="Carlito"/>
-          <w:b/>
-          <w:bCs/>
-          <w:color w:val="D86DCB" w:themeColor="accent5" w:themeTint="99"/>
-          <w:sz w:val="34"/>
-          <w:szCs w:val="34"/>
+          <w:rFonts w:cs="Carlito"/>
+          <w:b/>
+          <w:bCs/>
+          <w:color w:val="D86DCB" w:themeColor="accent5" w:themeTint="99"/>
+          <w:sz w:val="32"/>
+          <w:szCs w:val="32"/>
+        </w:rPr>
+      </w:pPr>
+      <w:r>
+        <w:rPr>
+          <w:rFonts w:cs="Carlito"/>
+          <w:b/>
+          <w:bCs/>
+          <w:color w:val="D86DCB" w:themeColor="accent5" w:themeTint="99"/>
+          <w:sz w:val="32"/>
+          <w:szCs w:val="32"/>
         </w:rPr>
         <w:t xml:space="preserve">    'Name': ['Alice', 'Bob', 'Charlie'],</w:t>
       </w:r>
@@ -2497,22 +2497,22 @@
       <w:pPr>
         <w:jc w:val="both"/>
         <w:rPr>
-          <w:rFonts w:ascii="Carlito" w:hAnsi="Carlito" w:cs="Carlito"/>
-          <w:b/>
-          <w:bCs/>
-          <w:color w:val="D86DCB" w:themeColor="accent5" w:themeTint="99"/>
-          <w:sz w:val="34"/>
-          <w:szCs w:val="34"/>
-        </w:rPr>
-      </w:pPr>
-      <w:r>
-        <w:rPr>
-          <w:rFonts w:ascii="Carlito" w:hAnsi="Carlito" w:cs="Carlito"/>
-          <w:b/>
-          <w:bCs/>
-          <w:color w:val="D86DCB" w:themeColor="accent5" w:themeTint="99"/>
-          <w:sz w:val="34"/>
-          <w:szCs w:val="34"/>
+          <w:rFonts w:cs="Carlito"/>
+          <w:b/>
+          <w:bCs/>
+          <w:color w:val="D86DCB" w:themeColor="accent5" w:themeTint="99"/>
+          <w:sz w:val="32"/>
+          <w:szCs w:val="32"/>
+        </w:rPr>
+      </w:pPr>
+      <w:r>
+        <w:rPr>
+          <w:rFonts w:cs="Carlito"/>
+          <w:b/>
+          <w:bCs/>
+          <w:color w:val="D86DCB" w:themeColor="accent5" w:themeTint="99"/>
+          <w:sz w:val="32"/>
+          <w:szCs w:val="32"/>
         </w:rPr>
         <w:t xml:space="preserve">    'Age': [25, 30, 35],</w:t>
       </w:r>
@@ -2521,22 +2521,22 @@
       <w:pPr>
         <w:jc w:val="both"/>
         <w:rPr>
-          <w:rFonts w:ascii="Carlito" w:hAnsi="Carlito" w:cs="Carlito"/>
-          <w:b/>
-          <w:bCs/>
-          <w:color w:val="D86DCB" w:themeColor="accent5" w:themeTint="99"/>
-          <w:sz w:val="34"/>
-          <w:szCs w:val="34"/>
-        </w:rPr>
-      </w:pPr>
-      <w:r>
-        <w:rPr>
-          <w:rFonts w:ascii="Carlito" w:hAnsi="Carlito" w:cs="Carlito"/>
-          <w:b/>
-          <w:bCs/>
-          <w:color w:val="D86DCB" w:themeColor="accent5" w:themeTint="99"/>
-          <w:sz w:val="34"/>
-          <w:szCs w:val="34"/>
+          <w:rFonts w:cs="Carlito"/>
+          <w:b/>
+          <w:bCs/>
+          <w:color w:val="D86DCB" w:themeColor="accent5" w:themeTint="99"/>
+          <w:sz w:val="32"/>
+          <w:szCs w:val="32"/>
+        </w:rPr>
+      </w:pPr>
+      <w:r>
+        <w:rPr>
+          <w:rFonts w:cs="Carlito"/>
+          <w:b/>
+          <w:bCs/>
+          <w:color w:val="D86DCB" w:themeColor="accent5" w:themeTint="99"/>
+          <w:sz w:val="32"/>
+          <w:szCs w:val="32"/>
         </w:rPr>
         <w:t xml:space="preserve">    'City': ['New York', 'Los Angeles', 'Chicago']</w:t>
       </w:r>
@@ -2545,22 +2545,22 @@
       <w:pPr>
         <w:jc w:val="both"/>
         <w:rPr>
-          <w:rFonts w:ascii="Carlito" w:hAnsi="Carlito" w:cs="Carlito"/>
-          <w:b/>
-          <w:bCs/>
-          <w:color w:val="D86DCB" w:themeColor="accent5" w:themeTint="99"/>
-          <w:sz w:val="34"/>
-          <w:szCs w:val="34"/>
-        </w:rPr>
-      </w:pPr>
-      <w:r>
-        <w:rPr>
-          <w:rFonts w:ascii="Carlito" w:hAnsi="Carlito" w:cs="Carlito"/>
-          <w:b/>
-          <w:bCs/>
-          <w:color w:val="D86DCB" w:themeColor="accent5" w:themeTint="99"/>
-          <w:sz w:val="34"/>
-          <w:szCs w:val="34"/>
+          <w:rFonts w:cs="Carlito"/>
+          <w:b/>
+          <w:bCs/>
+          <w:color w:val="D86DCB" w:themeColor="accent5" w:themeTint="99"/>
+          <w:sz w:val="32"/>
+          <w:szCs w:val="32"/>
+        </w:rPr>
+      </w:pPr>
+      <w:r>
+        <w:rPr>
+          <w:rFonts w:cs="Carlito"/>
+          <w:b/>
+          <w:bCs/>
+          <w:color w:val="D86DCB" w:themeColor="accent5" w:themeTint="99"/>
+          <w:sz w:val="32"/>
+          <w:szCs w:val="32"/>
         </w:rPr>
         <w:t>}</w:t>
       </w:r>
@@ -2569,22 +2569,22 @@
       <w:pPr>
         <w:jc w:val="both"/>
         <w:rPr>
-          <w:rFonts w:ascii="Carlito" w:hAnsi="Carlito" w:cs="Carlito"/>
-          <w:b/>
-          <w:bCs/>
-          <w:color w:val="D86DCB" w:themeColor="accent5" w:themeTint="99"/>
-          <w:sz w:val="34"/>
-          <w:szCs w:val="34"/>
-        </w:rPr>
-      </w:pPr>
-      <w:r>
-        <w:rPr>
-          <w:rFonts w:ascii="Carlito" w:hAnsi="Carlito" w:cs="Carlito"/>
-          <w:b/>
-          <w:bCs/>
-          <w:color w:val="D86DCB" w:themeColor="accent5" w:themeTint="99"/>
-          <w:sz w:val="34"/>
-          <w:szCs w:val="34"/>
+          <w:rFonts w:cs="Carlito"/>
+          <w:b/>
+          <w:bCs/>
+          <w:color w:val="D86DCB" w:themeColor="accent5" w:themeTint="99"/>
+          <w:sz w:val="32"/>
+          <w:szCs w:val="32"/>
+        </w:rPr>
+      </w:pPr>
+      <w:r>
+        <w:rPr>
+          <w:rFonts w:cs="Carlito"/>
+          <w:b/>
+          <w:bCs/>
+          <w:color w:val="D86DCB" w:themeColor="accent5" w:themeTint="99"/>
+          <w:sz w:val="32"/>
+          <w:szCs w:val="32"/>
         </w:rPr>
         <w:t>df = pd.DataFrame(data)</w:t>
       </w:r>
@@ -2593,22 +2593,22 @@
       <w:pPr>
         <w:jc w:val="both"/>
         <w:rPr>
-          <w:rFonts w:ascii="Carlito" w:hAnsi="Carlito" w:cs="Carlito"/>
-          <w:b/>
-          <w:bCs/>
-          <w:color w:val="D86DCB" w:themeColor="accent5" w:themeTint="99"/>
-          <w:sz w:val="34"/>
-          <w:szCs w:val="34"/>
-        </w:rPr>
-      </w:pPr>
-      <w:r>
-        <w:rPr>
-          <w:rFonts w:ascii="Carlito" w:hAnsi="Carlito" w:cs="Carlito"/>
-          <w:b/>
-          <w:bCs/>
-          <w:color w:val="D86DCB" w:themeColor="accent5" w:themeTint="99"/>
-          <w:sz w:val="34"/>
-          <w:szCs w:val="34"/>
+          <w:rFonts w:cs="Carlito"/>
+          <w:b/>
+          <w:bCs/>
+          <w:color w:val="D86DCB" w:themeColor="accent5" w:themeTint="99"/>
+          <w:sz w:val="32"/>
+          <w:szCs w:val="32"/>
+        </w:rPr>
+      </w:pPr>
+      <w:r>
+        <w:rPr>
+          <w:rFonts w:cs="Carlito"/>
+          <w:b/>
+          <w:bCs/>
+          <w:color w:val="D86DCB" w:themeColor="accent5" w:themeTint="99"/>
+          <w:sz w:val="32"/>
+          <w:szCs w:val="32"/>
         </w:rPr>
         <w:t>print(f'Selecting a single column by label :-\n{df['Name']}\n')</w:t>
       </w:r>
@@ -2617,22 +2617,22 @@
       <w:pPr>
         <w:jc w:val="both"/>
         <w:rPr>
-          <w:rFonts w:ascii="Carlito" w:hAnsi="Carlito" w:cs="Carlito"/>
-          <w:b/>
-          <w:bCs/>
-          <w:color w:val="D86DCB" w:themeColor="accent5" w:themeTint="99"/>
-          <w:sz w:val="34"/>
-          <w:szCs w:val="34"/>
-        </w:rPr>
-      </w:pPr>
-      <w:r>
-        <w:rPr>
-          <w:rFonts w:ascii="Carlito" w:hAnsi="Carlito" w:cs="Carlito"/>
-          <w:b/>
-          <w:bCs/>
-          <w:color w:val="D86DCB" w:themeColor="accent5" w:themeTint="99"/>
-          <w:sz w:val="34"/>
-          <w:szCs w:val="34"/>
+          <w:rFonts w:cs="Carlito"/>
+          <w:b/>
+          <w:bCs/>
+          <w:color w:val="D86DCB" w:themeColor="accent5" w:themeTint="99"/>
+          <w:sz w:val="32"/>
+          <w:szCs w:val="32"/>
+        </w:rPr>
+      </w:pPr>
+      <w:r>
+        <w:rPr>
+          <w:rFonts w:cs="Carlito"/>
+          <w:b/>
+          <w:bCs/>
+          <w:color w:val="D86DCB" w:themeColor="accent5" w:themeTint="99"/>
+          <w:sz w:val="32"/>
+          <w:szCs w:val="32"/>
         </w:rPr>
         <w:t>print(f'Selecting a single column by position :-\n{df.iloc[:, 0]}\n')</w:t>
       </w:r>
@@ -2641,22 +2641,22 @@
       <w:pPr>
         <w:jc w:val="both"/>
         <w:rPr>
-          <w:rFonts w:ascii="Carlito" w:hAnsi="Carlito" w:cs="Carlito"/>
-          <w:b/>
-          <w:bCs/>
-          <w:color w:val="D86DCB" w:themeColor="accent5" w:themeTint="99"/>
-          <w:sz w:val="34"/>
-          <w:szCs w:val="34"/>
-        </w:rPr>
-      </w:pPr>
-      <w:r>
-        <w:rPr>
-          <w:rFonts w:ascii="Carlito" w:hAnsi="Carlito" w:cs="Carlito"/>
-          <w:b/>
-          <w:bCs/>
-          <w:color w:val="D86DCB" w:themeColor="accent5" w:themeTint="99"/>
-          <w:sz w:val="34"/>
-          <w:szCs w:val="34"/>
+          <w:rFonts w:cs="Carlito"/>
+          <w:b/>
+          <w:bCs/>
+          <w:color w:val="D86DCB" w:themeColor="accent5" w:themeTint="99"/>
+          <w:sz w:val="32"/>
+          <w:szCs w:val="32"/>
+        </w:rPr>
+      </w:pPr>
+      <w:r>
+        <w:rPr>
+          <w:rFonts w:cs="Carlito"/>
+          <w:b/>
+          <w:bCs/>
+          <w:color w:val="D86DCB" w:themeColor="accent5" w:themeTint="99"/>
+          <w:sz w:val="32"/>
+          <w:szCs w:val="32"/>
         </w:rPr>
         <w:t>print(f'Selecting rows and columns by label :-\n{df.loc[1:3, ['Name', 'Age']]}\n')</w:t>
       </w:r>
@@ -2665,22 +2665,22 @@
       <w:pPr>
         <w:jc w:val="both"/>
         <w:rPr>
-          <w:rFonts w:ascii="Carlito" w:hAnsi="Carlito" w:cs="Carlito"/>
-          <w:b/>
-          <w:bCs/>
-          <w:color w:val="D86DCB" w:themeColor="accent5" w:themeTint="99"/>
-          <w:sz w:val="34"/>
-          <w:szCs w:val="34"/>
-        </w:rPr>
-      </w:pPr>
-      <w:r>
-        <w:rPr>
-          <w:rFonts w:ascii="Carlito" w:hAnsi="Carlito" w:cs="Carlito"/>
-          <w:b/>
-          <w:bCs/>
-          <w:color w:val="D86DCB" w:themeColor="accent5" w:themeTint="99"/>
-          <w:sz w:val="34"/>
-          <w:szCs w:val="34"/>
+          <w:rFonts w:cs="Carlito"/>
+          <w:b/>
+          <w:bCs/>
+          <w:color w:val="D86DCB" w:themeColor="accent5" w:themeTint="99"/>
+          <w:sz w:val="32"/>
+          <w:szCs w:val="32"/>
+        </w:rPr>
+      </w:pPr>
+      <w:r>
+        <w:rPr>
+          <w:rFonts w:cs="Carlito"/>
+          <w:b/>
+          <w:bCs/>
+          <w:color w:val="D86DCB" w:themeColor="accent5" w:themeTint="99"/>
+          <w:sz w:val="32"/>
+          <w:szCs w:val="32"/>
         </w:rPr>
         <w:t>print(f'Selecting rows and columns by position :-\n{df.iloc[1:3, 0:2]}\n')</w:t>
       </w:r>
@@ -2689,9 +2689,9 @@
       <w:pPr>
         <w:jc w:val="both"/>
         <w:rPr>
-          <w:rFonts w:ascii="Carlito" w:hAnsi="Carlito" w:cs="Carlito"/>
-          <w:sz w:val="34"/>
-          <w:szCs w:val="34"/>
+          <w:rFonts w:cs="Carlito"/>
+          <w:sz w:val="32"/>
+          <w:szCs w:val="32"/>
         </w:rPr>
       </w:pPr>
     </w:p>
@@ -2702,20 +2702,20 @@
         </w:tabs>
         <w:jc w:val="both"/>
         <w:rPr>
-          <w:rFonts w:ascii="Carlito" w:hAnsi="Carlito" w:cs="Carlito"/>
-          <w:b/>
-          <w:bCs/>
-          <w:sz w:val="34"/>
-          <w:szCs w:val="34"/>
-        </w:rPr>
-      </w:pPr>
-      <w:r>
-        <w:rPr>
-          <w:rFonts w:ascii="Carlito" w:hAnsi="Carlito" w:cs="Carlito"/>
-          <w:b/>
-          <w:bCs/>
-          <w:sz w:val="34"/>
-          <w:szCs w:val="34"/>
+          <w:rFonts w:cs="Carlito"/>
+          <w:b/>
+          <w:bCs/>
+          <w:sz w:val="32"/>
+          <w:szCs w:val="32"/>
+        </w:rPr>
+      </w:pPr>
+      <w:r>
+        <w:rPr>
+          <w:rFonts w:cs="Carlito"/>
+          <w:b/>
+          <w:bCs/>
+          <w:sz w:val="32"/>
+          <w:szCs w:val="32"/>
         </w:rPr>
         <w:t>Handling Missing Data in DataFrame:</w:t>
       </w:r>
@@ -2727,20 +2727,20 @@
         </w:tabs>
         <w:jc w:val="both"/>
         <w:rPr>
-          <w:rFonts w:ascii="Carlito" w:hAnsi="Carlito" w:cs="Carlito"/>
-          <w:b/>
-          <w:bCs/>
-          <w:sz w:val="34"/>
-          <w:szCs w:val="34"/>
-        </w:rPr>
-      </w:pPr>
-      <w:r>
-        <w:rPr>
-          <w:rFonts w:ascii="Carlito" w:hAnsi="Carlito" w:cs="Carlito"/>
-          <w:b/>
-          <w:bCs/>
-          <w:sz w:val="34"/>
-          <w:szCs w:val="34"/>
+          <w:rFonts w:cs="Carlito"/>
+          <w:b/>
+          <w:bCs/>
+          <w:sz w:val="32"/>
+          <w:szCs w:val="32"/>
+        </w:rPr>
+      </w:pPr>
+      <w:r>
+        <w:rPr>
+          <w:rFonts w:cs="Carlito"/>
+          <w:b/>
+          <w:bCs/>
+          <w:sz w:val="32"/>
+          <w:szCs w:val="32"/>
         </w:rPr>
         <w:t>dropna():</w:t>
       </w:r>
@@ -2752,52 +2752,52 @@
         </w:tabs>
         <w:jc w:val="both"/>
         <w:rPr>
-          <w:rFonts w:ascii="Carlito" w:hAnsi="Carlito" w:cs="Carlito"/>
-          <w:sz w:val="34"/>
-          <w:szCs w:val="34"/>
-        </w:rPr>
-      </w:pPr>
-      <w:r>
-        <w:rPr>
-          <w:rFonts w:ascii="Carlito" w:hAnsi="Carlito" w:cs="Carlito"/>
-          <w:sz w:val="34"/>
-          <w:szCs w:val="34"/>
+          <w:rFonts w:cs="Carlito"/>
+          <w:sz w:val="32"/>
+          <w:szCs w:val="32"/>
+        </w:rPr>
+      </w:pPr>
+      <w:r>
+        <w:rPr>
+          <w:rFonts w:cs="Carlito"/>
+          <w:sz w:val="32"/>
+          <w:szCs w:val="32"/>
         </w:rPr>
         <w:t xml:space="preserve"># </w:t>
       </w:r>
       <w:r>
         <w:rPr>
-          <w:rFonts w:ascii="Carlito" w:hAnsi="Carlito" w:cs="Carlito"/>
-          <w:b/>
-          <w:bCs/>
-          <w:sz w:val="34"/>
-          <w:szCs w:val="34"/>
+          <w:rFonts w:cs="Carlito"/>
+          <w:b/>
+          <w:bCs/>
+          <w:sz w:val="32"/>
+          <w:szCs w:val="32"/>
         </w:rPr>
         <w:t>dropna()</w:t>
       </w:r>
       <w:r>
         <w:rPr>
-          <w:rFonts w:ascii="Carlito" w:hAnsi="Carlito" w:cs="Carlito"/>
-          <w:sz w:val="34"/>
-          <w:szCs w:val="34"/>
+          <w:rFonts w:cs="Carlito"/>
+          <w:sz w:val="32"/>
+          <w:szCs w:val="32"/>
         </w:rPr>
         <w:t xml:space="preserve"> is a pandas </w:t>
       </w:r>
       <w:r>
         <w:rPr>
-          <w:rFonts w:ascii="Carlito" w:hAnsi="Carlito" w:cs="Carlito"/>
-          <w:b/>
-          <w:bCs/>
-          <w:sz w:val="34"/>
-          <w:szCs w:val="34"/>
+          <w:rFonts w:cs="Carlito"/>
+          <w:b/>
+          <w:bCs/>
+          <w:sz w:val="32"/>
+          <w:szCs w:val="32"/>
         </w:rPr>
         <w:t>DataFrame</w:t>
       </w:r>
       <w:r>
         <w:rPr>
-          <w:rFonts w:ascii="Carlito" w:hAnsi="Carlito" w:cs="Carlito"/>
-          <w:sz w:val="34"/>
-          <w:szCs w:val="34"/>
+          <w:rFonts w:cs="Carlito"/>
+          <w:sz w:val="32"/>
+          <w:szCs w:val="32"/>
         </w:rPr>
         <w:t xml:space="preserve"> method used to remove missing values (NaN) from our dataset. Only the rows without any missing values (None, NaN) remains and returns the data frame.</w:t>
       </w:r>
@@ -2809,22 +2809,22 @@
         </w:tabs>
         <w:jc w:val="both"/>
         <w:rPr>
-          <w:rFonts w:ascii="Carlito" w:hAnsi="Carlito" w:cs="Carlito"/>
-          <w:b/>
-          <w:bCs/>
-          <w:color w:val="D86DCB" w:themeColor="accent5" w:themeTint="99"/>
-          <w:sz w:val="34"/>
-          <w:szCs w:val="34"/>
-        </w:rPr>
-      </w:pPr>
-      <w:r>
-        <w:rPr>
-          <w:rFonts w:ascii="Carlito" w:hAnsi="Carlito" w:cs="Carlito"/>
-          <w:b/>
-          <w:bCs/>
-          <w:color w:val="D86DCB" w:themeColor="accent5" w:themeTint="99"/>
-          <w:sz w:val="34"/>
-          <w:szCs w:val="34"/>
+          <w:rFonts w:cs="Carlito"/>
+          <w:b/>
+          <w:bCs/>
+          <w:color w:val="D86DCB" w:themeColor="accent5" w:themeTint="99"/>
+          <w:sz w:val="32"/>
+          <w:szCs w:val="32"/>
+        </w:rPr>
+      </w:pPr>
+      <w:r>
+        <w:rPr>
+          <w:rFonts w:cs="Carlito"/>
+          <w:b/>
+          <w:bCs/>
+          <w:color w:val="D86DCB" w:themeColor="accent5" w:themeTint="99"/>
+          <w:sz w:val="32"/>
+          <w:szCs w:val="32"/>
         </w:rPr>
         <w:t>import pandas as pd</w:t>
       </w:r>
@@ -2836,24 +2836,23 @@
         </w:tabs>
         <w:jc w:val="both"/>
         <w:rPr>
-          <w:rFonts w:ascii="Carlito" w:hAnsi="Carlito" w:cs="Carlito"/>
-          <w:b/>
-          <w:bCs/>
-          <w:color w:val="D86DCB" w:themeColor="accent5" w:themeTint="99"/>
-          <w:sz w:val="34"/>
-          <w:szCs w:val="34"/>
-        </w:rPr>
-      </w:pPr>
-      <w:r>
-        <w:rPr>
-          <w:rFonts w:ascii="Carlito" w:hAnsi="Carlito" w:cs="Carlito"/>
-          <w:b/>
-          <w:bCs/>
-          <w:color w:val="D86DCB" w:themeColor="accent5" w:themeTint="99"/>
-          <w:sz w:val="34"/>
-          <w:szCs w:val="34"/>
-        </w:rPr>
-        <w:lastRenderedPageBreak/>
+          <w:rFonts w:cs="Carlito"/>
+          <w:b/>
+          <w:bCs/>
+          <w:color w:val="D86DCB" w:themeColor="accent5" w:themeTint="99"/>
+          <w:sz w:val="32"/>
+          <w:szCs w:val="32"/>
+        </w:rPr>
+      </w:pPr>
+      <w:r>
+        <w:rPr>
+          <w:rFonts w:cs="Carlito"/>
+          <w:b/>
+          <w:bCs/>
+          <w:color w:val="D86DCB" w:themeColor="accent5" w:themeTint="99"/>
+          <w:sz w:val="32"/>
+          <w:szCs w:val="32"/>
+        </w:rPr>
         <w:t>data = {</w:t>
       </w:r>
     </w:p>
@@ -2864,23 +2863,24 @@
         </w:tabs>
         <w:jc w:val="both"/>
         <w:rPr>
-          <w:rFonts w:ascii="Carlito" w:hAnsi="Carlito" w:cs="Carlito"/>
-          <w:b/>
-          <w:bCs/>
-          <w:color w:val="D86DCB" w:themeColor="accent5" w:themeTint="99"/>
-          <w:sz w:val="34"/>
-          <w:szCs w:val="34"/>
-        </w:rPr>
-      </w:pPr>
-      <w:r>
-        <w:rPr>
-          <w:rFonts w:ascii="Carlito" w:hAnsi="Carlito" w:cs="Carlito"/>
-          <w:b/>
-          <w:bCs/>
-          <w:color w:val="D86DCB" w:themeColor="accent5" w:themeTint="99"/>
-          <w:sz w:val="34"/>
-          <w:szCs w:val="34"/>
-        </w:rPr>
+          <w:rFonts w:cs="Carlito"/>
+          <w:b/>
+          <w:bCs/>
+          <w:color w:val="D86DCB" w:themeColor="accent5" w:themeTint="99"/>
+          <w:sz w:val="32"/>
+          <w:szCs w:val="32"/>
+        </w:rPr>
+      </w:pPr>
+      <w:r>
+        <w:rPr>
+          <w:rFonts w:cs="Carlito"/>
+          <w:b/>
+          <w:bCs/>
+          <w:color w:val="D86DCB" w:themeColor="accent5" w:themeTint="99"/>
+          <w:sz w:val="32"/>
+          <w:szCs w:val="32"/>
+        </w:rPr>
+        <w:lastRenderedPageBreak/>
         <w:t xml:space="preserve">    'Name': ['Alice', 'Bob', None , 'Charlie'],</w:t>
       </w:r>
     </w:p>
@@ -2891,22 +2891,22 @@
         </w:tabs>
         <w:jc w:val="both"/>
         <w:rPr>
-          <w:rFonts w:ascii="Carlito" w:hAnsi="Carlito" w:cs="Carlito"/>
-          <w:b/>
-          <w:bCs/>
-          <w:color w:val="D86DCB" w:themeColor="accent5" w:themeTint="99"/>
-          <w:sz w:val="34"/>
-          <w:szCs w:val="34"/>
-        </w:rPr>
-      </w:pPr>
-      <w:r>
-        <w:rPr>
-          <w:rFonts w:ascii="Carlito" w:hAnsi="Carlito" w:cs="Carlito"/>
-          <w:b/>
-          <w:bCs/>
-          <w:color w:val="D86DCB" w:themeColor="accent5" w:themeTint="99"/>
-          <w:sz w:val="34"/>
-          <w:szCs w:val="34"/>
+          <w:rFonts w:cs="Carlito"/>
+          <w:b/>
+          <w:bCs/>
+          <w:color w:val="D86DCB" w:themeColor="accent5" w:themeTint="99"/>
+          <w:sz w:val="32"/>
+          <w:szCs w:val="32"/>
+        </w:rPr>
+      </w:pPr>
+      <w:r>
+        <w:rPr>
+          <w:rFonts w:cs="Carlito"/>
+          <w:b/>
+          <w:bCs/>
+          <w:color w:val="D86DCB" w:themeColor="accent5" w:themeTint="99"/>
+          <w:sz w:val="32"/>
+          <w:szCs w:val="32"/>
         </w:rPr>
         <w:t xml:space="preserve">    'Age': [25, 30, 35, 40],</w:t>
       </w:r>
@@ -2918,22 +2918,22 @@
         </w:tabs>
         <w:jc w:val="both"/>
         <w:rPr>
-          <w:rFonts w:ascii="Carlito" w:hAnsi="Carlito" w:cs="Carlito"/>
-          <w:b/>
-          <w:bCs/>
-          <w:color w:val="D86DCB" w:themeColor="accent5" w:themeTint="99"/>
-          <w:sz w:val="34"/>
-          <w:szCs w:val="34"/>
-        </w:rPr>
-      </w:pPr>
-      <w:r>
-        <w:rPr>
-          <w:rFonts w:ascii="Carlito" w:hAnsi="Carlito" w:cs="Carlito"/>
-          <w:b/>
-          <w:bCs/>
-          <w:color w:val="D86DCB" w:themeColor="accent5" w:themeTint="99"/>
-          <w:sz w:val="34"/>
-          <w:szCs w:val="34"/>
+          <w:rFonts w:cs="Carlito"/>
+          <w:b/>
+          <w:bCs/>
+          <w:color w:val="D86DCB" w:themeColor="accent5" w:themeTint="99"/>
+          <w:sz w:val="32"/>
+          <w:szCs w:val="32"/>
+        </w:rPr>
+      </w:pPr>
+      <w:r>
+        <w:rPr>
+          <w:rFonts w:cs="Carlito"/>
+          <w:b/>
+          <w:bCs/>
+          <w:color w:val="D86DCB" w:themeColor="accent5" w:themeTint="99"/>
+          <w:sz w:val="32"/>
+          <w:szCs w:val="32"/>
         </w:rPr>
         <w:t xml:space="preserve">    'City': ['New York', 'Los Angeles', 'Chicago', 'Washington']</w:t>
       </w:r>
@@ -2945,22 +2945,22 @@
         </w:tabs>
         <w:jc w:val="both"/>
         <w:rPr>
-          <w:rFonts w:ascii="Carlito" w:hAnsi="Carlito" w:cs="Carlito"/>
-          <w:b/>
-          <w:bCs/>
-          <w:color w:val="D86DCB" w:themeColor="accent5" w:themeTint="99"/>
-          <w:sz w:val="34"/>
-          <w:szCs w:val="34"/>
-        </w:rPr>
-      </w:pPr>
-      <w:r>
-        <w:rPr>
-          <w:rFonts w:ascii="Carlito" w:hAnsi="Carlito" w:cs="Carlito"/>
-          <w:b/>
-          <w:bCs/>
-          <w:color w:val="D86DCB" w:themeColor="accent5" w:themeTint="99"/>
-          <w:sz w:val="34"/>
-          <w:szCs w:val="34"/>
+          <w:rFonts w:cs="Carlito"/>
+          <w:b/>
+          <w:bCs/>
+          <w:color w:val="D86DCB" w:themeColor="accent5" w:themeTint="99"/>
+          <w:sz w:val="32"/>
+          <w:szCs w:val="32"/>
+        </w:rPr>
+      </w:pPr>
+      <w:r>
+        <w:rPr>
+          <w:rFonts w:cs="Carlito"/>
+          <w:b/>
+          <w:bCs/>
+          <w:color w:val="D86DCB" w:themeColor="accent5" w:themeTint="99"/>
+          <w:sz w:val="32"/>
+          <w:szCs w:val="32"/>
         </w:rPr>
         <w:t>}</w:t>
       </w:r>
@@ -2972,22 +2972,22 @@
         </w:tabs>
         <w:jc w:val="both"/>
         <w:rPr>
-          <w:rFonts w:ascii="Carlito" w:hAnsi="Carlito" w:cs="Carlito"/>
-          <w:b/>
-          <w:bCs/>
-          <w:color w:val="D86DCB" w:themeColor="accent5" w:themeTint="99"/>
-          <w:sz w:val="34"/>
-          <w:szCs w:val="34"/>
-        </w:rPr>
-      </w:pPr>
-      <w:r>
-        <w:rPr>
-          <w:rFonts w:ascii="Carlito" w:hAnsi="Carlito" w:cs="Carlito"/>
-          <w:b/>
-          <w:bCs/>
-          <w:color w:val="D86DCB" w:themeColor="accent5" w:themeTint="99"/>
-          <w:sz w:val="34"/>
-          <w:szCs w:val="34"/>
+          <w:rFonts w:cs="Carlito"/>
+          <w:b/>
+          <w:bCs/>
+          <w:color w:val="D86DCB" w:themeColor="accent5" w:themeTint="99"/>
+          <w:sz w:val="32"/>
+          <w:szCs w:val="32"/>
+        </w:rPr>
+      </w:pPr>
+      <w:r>
+        <w:rPr>
+          <w:rFonts w:cs="Carlito"/>
+          <w:b/>
+          <w:bCs/>
+          <w:color w:val="D86DCB" w:themeColor="accent5" w:themeTint="99"/>
+          <w:sz w:val="32"/>
+          <w:szCs w:val="32"/>
         </w:rPr>
         <w:t>df = pd.DataFrame(data)</w:t>
       </w:r>
@@ -2999,22 +2999,22 @@
         </w:tabs>
         <w:jc w:val="both"/>
         <w:rPr>
-          <w:rFonts w:ascii="Carlito" w:hAnsi="Carlito" w:cs="Carlito"/>
-          <w:b/>
-          <w:bCs/>
-          <w:color w:val="D86DCB" w:themeColor="accent5" w:themeTint="99"/>
-          <w:sz w:val="34"/>
-          <w:szCs w:val="34"/>
-        </w:rPr>
-      </w:pPr>
-      <w:r>
-        <w:rPr>
-          <w:rFonts w:ascii="Carlito" w:hAnsi="Carlito" w:cs="Carlito"/>
-          <w:b/>
-          <w:bCs/>
-          <w:color w:val="D86DCB" w:themeColor="accent5" w:themeTint="99"/>
-          <w:sz w:val="34"/>
-          <w:szCs w:val="34"/>
+          <w:rFonts w:cs="Carlito"/>
+          <w:b/>
+          <w:bCs/>
+          <w:color w:val="D86DCB" w:themeColor="accent5" w:themeTint="99"/>
+          <w:sz w:val="32"/>
+          <w:szCs w:val="32"/>
+        </w:rPr>
+      </w:pPr>
+      <w:r>
+        <w:rPr>
+          <w:rFonts w:cs="Carlito"/>
+          <w:b/>
+          <w:bCs/>
+          <w:color w:val="D86DCB" w:themeColor="accent5" w:themeTint="99"/>
+          <w:sz w:val="32"/>
+          <w:szCs w:val="32"/>
         </w:rPr>
         <w:t>print(f'Before cleaning: \n{df}')</w:t>
       </w:r>
@@ -3026,22 +3026,22 @@
         </w:tabs>
         <w:jc w:val="both"/>
         <w:rPr>
-          <w:rFonts w:ascii="Carlito" w:hAnsi="Carlito" w:cs="Carlito"/>
-          <w:b/>
-          <w:bCs/>
-          <w:color w:val="D86DCB" w:themeColor="accent5" w:themeTint="99"/>
-          <w:sz w:val="34"/>
-          <w:szCs w:val="34"/>
-        </w:rPr>
-      </w:pPr>
-      <w:r>
-        <w:rPr>
-          <w:rFonts w:ascii="Carlito" w:hAnsi="Carlito" w:cs="Carlito"/>
-          <w:b/>
-          <w:bCs/>
-          <w:color w:val="D86DCB" w:themeColor="accent5" w:themeTint="99"/>
-          <w:sz w:val="34"/>
-          <w:szCs w:val="34"/>
+          <w:rFonts w:cs="Carlito"/>
+          <w:b/>
+          <w:bCs/>
+          <w:color w:val="D86DCB" w:themeColor="accent5" w:themeTint="99"/>
+          <w:sz w:val="32"/>
+          <w:szCs w:val="32"/>
+        </w:rPr>
+      </w:pPr>
+      <w:r>
+        <w:rPr>
+          <w:rFonts w:cs="Carlito"/>
+          <w:b/>
+          <w:bCs/>
+          <w:color w:val="D86DCB" w:themeColor="accent5" w:themeTint="99"/>
+          <w:sz w:val="32"/>
+          <w:szCs w:val="32"/>
         </w:rPr>
         <w:t>df_cleaned = df.dropna()</w:t>
       </w:r>
@@ -3053,22 +3053,22 @@
         </w:tabs>
         <w:jc w:val="both"/>
         <w:rPr>
-          <w:rFonts w:ascii="Carlito" w:hAnsi="Carlito" w:cs="Carlito"/>
-          <w:b/>
-          <w:bCs/>
-          <w:color w:val="D86DCB" w:themeColor="accent5" w:themeTint="99"/>
-          <w:sz w:val="34"/>
-          <w:szCs w:val="34"/>
-        </w:rPr>
-      </w:pPr>
-      <w:r>
-        <w:rPr>
-          <w:rFonts w:ascii="Carlito" w:hAnsi="Carlito" w:cs="Carlito"/>
-          <w:b/>
-          <w:bCs/>
-          <w:color w:val="D86DCB" w:themeColor="accent5" w:themeTint="99"/>
-          <w:sz w:val="34"/>
-          <w:szCs w:val="34"/>
+          <w:rFonts w:cs="Carlito"/>
+          <w:b/>
+          <w:bCs/>
+          <w:color w:val="D86DCB" w:themeColor="accent5" w:themeTint="99"/>
+          <w:sz w:val="32"/>
+          <w:szCs w:val="32"/>
+        </w:rPr>
+      </w:pPr>
+      <w:r>
+        <w:rPr>
+          <w:rFonts w:cs="Carlito"/>
+          <w:b/>
+          <w:bCs/>
+          <w:color w:val="D86DCB" w:themeColor="accent5" w:themeTint="99"/>
+          <w:sz w:val="32"/>
+          <w:szCs w:val="32"/>
         </w:rPr>
         <w:t>print(f'After cleaning: \n{df_cleaned}')</w:t>
       </w:r>
@@ -3080,34 +3080,34 @@
         </w:tabs>
         <w:jc w:val="both"/>
         <w:rPr>
-          <w:rFonts w:ascii="Carlito" w:hAnsi="Carlito" w:cs="Carlito"/>
-          <w:sz w:val="34"/>
-          <w:szCs w:val="34"/>
-        </w:rPr>
-      </w:pPr>
-      <w:r>
-        <w:rPr>
-          <w:rFonts w:ascii="Carlito" w:hAnsi="Carlito" w:cs="Carlito"/>
-          <w:sz w:val="34"/>
-          <w:szCs w:val="34"/>
+          <w:rFonts w:cs="Carlito"/>
+          <w:sz w:val="32"/>
+          <w:szCs w:val="32"/>
+        </w:rPr>
+      </w:pPr>
+      <w:r>
+        <w:rPr>
+          <w:rFonts w:cs="Carlito"/>
+          <w:sz w:val="32"/>
+          <w:szCs w:val="32"/>
         </w:rPr>
         <w:t xml:space="preserve"># Common Parameters. We can control how </w:t>
       </w:r>
       <w:r>
         <w:rPr>
-          <w:rFonts w:ascii="Carlito" w:hAnsi="Carlito" w:cs="Carlito"/>
-          <w:b/>
-          <w:bCs/>
-          <w:sz w:val="34"/>
-          <w:szCs w:val="34"/>
+          <w:rFonts w:cs="Carlito"/>
+          <w:b/>
+          <w:bCs/>
+          <w:sz w:val="32"/>
+          <w:szCs w:val="32"/>
         </w:rPr>
         <w:t>dropna()</w:t>
       </w:r>
       <w:r>
         <w:rPr>
-          <w:rFonts w:ascii="Carlito" w:hAnsi="Carlito" w:cs="Carlito"/>
-          <w:sz w:val="34"/>
-          <w:szCs w:val="34"/>
+          <w:rFonts w:cs="Carlito"/>
+          <w:sz w:val="32"/>
+          <w:szCs w:val="32"/>
         </w:rPr>
         <w:t xml:space="preserve"> behaves using these parameters:</w:t>
       </w:r>
@@ -3119,9 +3119,9 @@
         </w:tabs>
         <w:jc w:val="both"/>
         <w:rPr>
-          <w:rFonts w:ascii="Carlito" w:hAnsi="Carlito" w:cs="Carlito"/>
-          <w:sz w:val="34"/>
-          <w:szCs w:val="34"/>
+          <w:rFonts w:cs="Carlito"/>
+          <w:sz w:val="32"/>
+          <w:szCs w:val="32"/>
         </w:rPr>
       </w:pPr>
     </w:p>
@@ -3132,9 +3132,9 @@
         <w:tblLook w:val="04A0" w:firstRow="1" w:lastRow="0" w:firstColumn="1" w:lastColumn="0" w:noHBand="0" w:noVBand="1"/>
       </w:tblPr>
       <w:tblGrid>
-        <w:gridCol w:w="1691"/>
-        <w:gridCol w:w="3174"/>
-        <w:gridCol w:w="4151"/>
+        <w:gridCol w:w="1733"/>
+        <w:gridCol w:w="3195"/>
+        <w:gridCol w:w="4088"/>
       </w:tblGrid>
       <w:tr>
         <w:trPr>
@@ -3154,16 +3154,16 @@
               <w:spacing w:after="160" w:line="278" w:lineRule="auto"/>
               <w:jc w:val="both"/>
               <w:rPr>
-                <w:rFonts w:ascii="Carlito" w:hAnsi="Carlito" w:cs="Carlito"/>
-                <w:sz w:val="34"/>
-                <w:szCs w:val="34"/>
+                <w:rFonts w:cs="Carlito"/>
+                <w:sz w:val="32"/>
+                <w:szCs w:val="32"/>
               </w:rPr>
             </w:pPr>
             <w:r>
               <w:rPr>
-                <w:rFonts w:ascii="Carlito" w:hAnsi="Carlito" w:cs="Carlito"/>
-                <w:sz w:val="34"/>
-                <w:szCs w:val="34"/>
+                <w:rFonts w:cs="Carlito"/>
+                <w:sz w:val="32"/>
+                <w:szCs w:val="32"/>
               </w:rPr>
               <w:t>Parameter</w:t>
             </w:r>
@@ -3183,16 +3183,16 @@
               <w:jc w:val="both"/>
               <w:cnfStyle w:val="100000000000" w:firstRow="1" w:lastRow="0" w:firstColumn="0" w:lastColumn="0" w:oddVBand="0" w:evenVBand="0" w:oddHBand="0" w:evenHBand="0" w:firstRowFirstColumn="0" w:firstRowLastColumn="0" w:lastRowFirstColumn="0" w:lastRowLastColumn="0"/>
               <w:rPr>
-                <w:rFonts w:ascii="Carlito" w:hAnsi="Carlito" w:cs="Carlito"/>
-                <w:sz w:val="34"/>
-                <w:szCs w:val="34"/>
+                <w:rFonts w:cs="Carlito"/>
+                <w:sz w:val="32"/>
+                <w:szCs w:val="32"/>
               </w:rPr>
             </w:pPr>
             <w:r>
               <w:rPr>
-                <w:rFonts w:ascii="Carlito" w:hAnsi="Carlito" w:cs="Carlito"/>
-                <w:sz w:val="34"/>
-                <w:szCs w:val="34"/>
+                <w:rFonts w:cs="Carlito"/>
+                <w:sz w:val="32"/>
+                <w:szCs w:val="32"/>
               </w:rPr>
               <w:t>Description</w:t>
             </w:r>
@@ -3212,16 +3212,16 @@
               <w:jc w:val="both"/>
               <w:cnfStyle w:val="100000000000" w:firstRow="1" w:lastRow="0" w:firstColumn="0" w:lastColumn="0" w:oddVBand="0" w:evenVBand="0" w:oddHBand="0" w:evenHBand="0" w:firstRowFirstColumn="0" w:firstRowLastColumn="0" w:lastRowFirstColumn="0" w:lastRowLastColumn="0"/>
               <w:rPr>
-                <w:rFonts w:ascii="Carlito" w:hAnsi="Carlito" w:cs="Carlito"/>
-                <w:sz w:val="34"/>
-                <w:szCs w:val="34"/>
+                <w:rFonts w:cs="Carlito"/>
+                <w:sz w:val="32"/>
+                <w:szCs w:val="32"/>
               </w:rPr>
             </w:pPr>
             <w:r>
               <w:rPr>
-                <w:rFonts w:ascii="Carlito" w:hAnsi="Carlito" w:cs="Carlito"/>
-                <w:sz w:val="34"/>
-                <w:szCs w:val="34"/>
+                <w:rFonts w:cs="Carlito"/>
+                <w:sz w:val="32"/>
+                <w:szCs w:val="32"/>
               </w:rPr>
               <w:t>Example</w:t>
             </w:r>
@@ -3246,16 +3246,16 @@
               <w:spacing w:after="160" w:line="278" w:lineRule="auto"/>
               <w:jc w:val="both"/>
               <w:rPr>
-                <w:rFonts w:ascii="Carlito" w:hAnsi="Carlito" w:cs="Carlito"/>
-                <w:sz w:val="34"/>
-                <w:szCs w:val="34"/>
+                <w:rFonts w:cs="Carlito"/>
+                <w:sz w:val="32"/>
+                <w:szCs w:val="32"/>
               </w:rPr>
             </w:pPr>
             <w:r>
               <w:rPr>
-                <w:rFonts w:ascii="Carlito" w:hAnsi="Carlito" w:cs="Carlito"/>
-                <w:sz w:val="34"/>
-                <w:szCs w:val="34"/>
+                <w:rFonts w:cs="Carlito"/>
+                <w:sz w:val="32"/>
+                <w:szCs w:val="32"/>
               </w:rPr>
               <w:t>axis</w:t>
             </w:r>
@@ -3275,16 +3275,16 @@
               <w:jc w:val="both"/>
               <w:cnfStyle w:val="000000100000" w:firstRow="0" w:lastRow="0" w:firstColumn="0" w:lastColumn="0" w:oddVBand="0" w:evenVBand="0" w:oddHBand="1" w:evenHBand="0" w:firstRowFirstColumn="0" w:firstRowLastColumn="0" w:lastRowFirstColumn="0" w:lastRowLastColumn="0"/>
               <w:rPr>
-                <w:rFonts w:ascii="Carlito" w:hAnsi="Carlito" w:cs="Carlito"/>
-                <w:sz w:val="34"/>
-                <w:szCs w:val="34"/>
+                <w:rFonts w:cs="Carlito"/>
+                <w:sz w:val="32"/>
+                <w:szCs w:val="32"/>
               </w:rPr>
             </w:pPr>
             <w:r>
               <w:rPr>
-                <w:rFonts w:ascii="Carlito" w:hAnsi="Carlito" w:cs="Carlito"/>
-                <w:sz w:val="34"/>
-                <w:szCs w:val="34"/>
+                <w:rFonts w:cs="Carlito"/>
+                <w:sz w:val="32"/>
+                <w:szCs w:val="32"/>
               </w:rPr>
               <w:t>Drop rows (axis=0, default) or columns (axis=1)</w:t>
             </w:r>
@@ -3304,16 +3304,16 @@
               <w:jc w:val="both"/>
               <w:cnfStyle w:val="000000100000" w:firstRow="0" w:lastRow="0" w:firstColumn="0" w:lastColumn="0" w:oddVBand="0" w:evenVBand="0" w:oddHBand="1" w:evenHBand="0" w:firstRowFirstColumn="0" w:firstRowLastColumn="0" w:lastRowFirstColumn="0" w:lastRowLastColumn="0"/>
               <w:rPr>
-                <w:rFonts w:ascii="Carlito" w:hAnsi="Carlito" w:cs="Carlito"/>
-                <w:sz w:val="34"/>
-                <w:szCs w:val="34"/>
+                <w:rFonts w:cs="Carlito"/>
+                <w:sz w:val="32"/>
+                <w:szCs w:val="32"/>
               </w:rPr>
             </w:pPr>
             <w:r>
               <w:rPr>
-                <w:rFonts w:ascii="Carlito" w:hAnsi="Carlito" w:cs="Carlito"/>
-                <w:sz w:val="34"/>
-                <w:szCs w:val="34"/>
+                <w:rFonts w:cs="Carlito"/>
+                <w:sz w:val="32"/>
+                <w:szCs w:val="32"/>
               </w:rPr>
               <w:t>df.dropna(axis=1) removes columns with NaN</w:t>
             </w:r>
@@ -3335,16 +3335,16 @@
               <w:spacing w:after="160" w:line="278" w:lineRule="auto"/>
               <w:jc w:val="both"/>
               <w:rPr>
-                <w:rFonts w:ascii="Carlito" w:hAnsi="Carlito" w:cs="Carlito"/>
-                <w:sz w:val="34"/>
-                <w:szCs w:val="34"/>
+                <w:rFonts w:cs="Carlito"/>
+                <w:sz w:val="32"/>
+                <w:szCs w:val="32"/>
               </w:rPr>
             </w:pPr>
             <w:r>
               <w:rPr>
-                <w:rFonts w:ascii="Carlito" w:hAnsi="Carlito" w:cs="Carlito"/>
-                <w:sz w:val="34"/>
-                <w:szCs w:val="34"/>
+                <w:rFonts w:cs="Carlito"/>
+                <w:sz w:val="32"/>
+                <w:szCs w:val="32"/>
               </w:rPr>
               <w:t>how</w:t>
             </w:r>
@@ -3364,52 +3364,52 @@
               <w:jc w:val="both"/>
               <w:cnfStyle w:val="000000000000" w:firstRow="0" w:lastRow="0" w:firstColumn="0" w:lastColumn="0" w:oddVBand="0" w:evenVBand="0" w:oddHBand="0" w:evenHBand="0" w:firstRowFirstColumn="0" w:firstRowLastColumn="0" w:lastRowFirstColumn="0" w:lastRowLastColumn="0"/>
               <w:rPr>
-                <w:rFonts w:ascii="Carlito" w:hAnsi="Carlito" w:cs="Carlito"/>
-                <w:sz w:val="34"/>
-                <w:szCs w:val="34"/>
+                <w:rFonts w:cs="Carlito"/>
+                <w:sz w:val="32"/>
+                <w:szCs w:val="32"/>
               </w:rPr>
             </w:pPr>
             <w:r>
               <w:rPr>
-                <w:rFonts w:ascii="Carlito" w:hAnsi="Carlito" w:cs="Carlito"/>
-                <w:sz w:val="34"/>
-                <w:szCs w:val="34"/>
+                <w:rFonts w:cs="Carlito"/>
+                <w:sz w:val="32"/>
+                <w:szCs w:val="32"/>
               </w:rPr>
               <w:t xml:space="preserve">‘any’ (default) drops if </w:t>
             </w:r>
             <w:r>
               <w:rPr>
-                <w:rFonts w:ascii="Carlito" w:hAnsi="Carlito" w:cs="Carlito"/>
+                <w:rFonts w:cs="Carlito"/>
                 <w:b/>
                 <w:bCs/>
-                <w:sz w:val="34"/>
-                <w:szCs w:val="34"/>
+                <w:sz w:val="32"/>
+                <w:szCs w:val="32"/>
               </w:rPr>
               <w:t>any</w:t>
             </w:r>
             <w:r>
               <w:rPr>
-                <w:rFonts w:ascii="Carlito" w:hAnsi="Carlito" w:cs="Carlito"/>
-                <w:sz w:val="34"/>
-                <w:szCs w:val="34"/>
+                <w:rFonts w:cs="Carlito"/>
+                <w:sz w:val="32"/>
+                <w:szCs w:val="32"/>
               </w:rPr>
               <w:t xml:space="preserve"> NaN exists; ‘all’ drops only if </w:t>
             </w:r>
             <w:r>
               <w:rPr>
-                <w:rFonts w:ascii="Carlito" w:hAnsi="Carlito" w:cs="Carlito"/>
+                <w:rFonts w:cs="Carlito"/>
                 <w:b/>
                 <w:bCs/>
-                <w:sz w:val="34"/>
-                <w:szCs w:val="34"/>
+                <w:sz w:val="32"/>
+                <w:szCs w:val="32"/>
               </w:rPr>
               <w:t>all</w:t>
             </w:r>
             <w:r>
               <w:rPr>
-                <w:rFonts w:ascii="Carlito" w:hAnsi="Carlito" w:cs="Carlito"/>
-                <w:sz w:val="34"/>
-                <w:szCs w:val="34"/>
+                <w:rFonts w:cs="Carlito"/>
+                <w:sz w:val="32"/>
+                <w:szCs w:val="32"/>
               </w:rPr>
               <w:t xml:space="preserve"> values are NaN</w:t>
             </w:r>
@@ -3429,16 +3429,16 @@
               <w:jc w:val="both"/>
               <w:cnfStyle w:val="000000000000" w:firstRow="0" w:lastRow="0" w:firstColumn="0" w:lastColumn="0" w:oddVBand="0" w:evenVBand="0" w:oddHBand="0" w:evenHBand="0" w:firstRowFirstColumn="0" w:firstRowLastColumn="0" w:lastRowFirstColumn="0" w:lastRowLastColumn="0"/>
               <w:rPr>
-                <w:rFonts w:ascii="Carlito" w:hAnsi="Carlito" w:cs="Carlito"/>
-                <w:sz w:val="34"/>
-                <w:szCs w:val="34"/>
+                <w:rFonts w:cs="Carlito"/>
+                <w:sz w:val="32"/>
+                <w:szCs w:val="32"/>
               </w:rPr>
             </w:pPr>
             <w:r>
               <w:rPr>
-                <w:rFonts w:ascii="Carlito" w:hAnsi="Carlito" w:cs="Carlito"/>
-                <w:sz w:val="34"/>
-                <w:szCs w:val="34"/>
+                <w:rFonts w:cs="Carlito"/>
+                <w:sz w:val="32"/>
+                <w:szCs w:val="32"/>
               </w:rPr>
               <w:t>df.dropna(how='all')</w:t>
             </w:r>
@@ -3463,16 +3463,16 @@
               <w:spacing w:after="160" w:line="278" w:lineRule="auto"/>
               <w:jc w:val="both"/>
               <w:rPr>
-                <w:rFonts w:ascii="Carlito" w:hAnsi="Carlito" w:cs="Carlito"/>
-                <w:sz w:val="34"/>
-                <w:szCs w:val="34"/>
+                <w:rFonts w:cs="Carlito"/>
+                <w:sz w:val="32"/>
+                <w:szCs w:val="32"/>
               </w:rPr>
             </w:pPr>
             <w:r>
               <w:rPr>
-                <w:rFonts w:ascii="Carlito" w:hAnsi="Carlito" w:cs="Carlito"/>
-                <w:sz w:val="34"/>
-                <w:szCs w:val="34"/>
+                <w:rFonts w:cs="Carlito"/>
+                <w:sz w:val="32"/>
+                <w:szCs w:val="32"/>
               </w:rPr>
               <w:t>subset</w:t>
             </w:r>
@@ -3492,16 +3492,16 @@
               <w:jc w:val="both"/>
               <w:cnfStyle w:val="000000100000" w:firstRow="0" w:lastRow="0" w:firstColumn="0" w:lastColumn="0" w:oddVBand="0" w:evenVBand="0" w:oddHBand="1" w:evenHBand="0" w:firstRowFirstColumn="0" w:firstRowLastColumn="0" w:lastRowFirstColumn="0" w:lastRowLastColumn="0"/>
               <w:rPr>
-                <w:rFonts w:ascii="Carlito" w:hAnsi="Carlito" w:cs="Carlito"/>
-                <w:sz w:val="34"/>
-                <w:szCs w:val="34"/>
+                <w:rFonts w:cs="Carlito"/>
+                <w:sz w:val="32"/>
+                <w:szCs w:val="32"/>
               </w:rPr>
             </w:pPr>
             <w:r>
               <w:rPr>
-                <w:rFonts w:ascii="Carlito" w:hAnsi="Carlito" w:cs="Carlito"/>
-                <w:sz w:val="34"/>
-                <w:szCs w:val="34"/>
+                <w:rFonts w:cs="Carlito"/>
+                <w:sz w:val="32"/>
+                <w:szCs w:val="32"/>
               </w:rPr>
               <w:t>Specify columns to check for NaN</w:t>
             </w:r>
@@ -3521,16 +3521,16 @@
               <w:jc w:val="both"/>
               <w:cnfStyle w:val="000000100000" w:firstRow="0" w:lastRow="0" w:firstColumn="0" w:lastColumn="0" w:oddVBand="0" w:evenVBand="0" w:oddHBand="1" w:evenHBand="0" w:firstRowFirstColumn="0" w:firstRowLastColumn="0" w:lastRowFirstColumn="0" w:lastRowLastColumn="0"/>
               <w:rPr>
-                <w:rFonts w:ascii="Carlito" w:hAnsi="Carlito" w:cs="Carlito"/>
-                <w:sz w:val="34"/>
-                <w:szCs w:val="34"/>
+                <w:rFonts w:cs="Carlito"/>
+                <w:sz w:val="32"/>
+                <w:szCs w:val="32"/>
               </w:rPr>
             </w:pPr>
             <w:r>
               <w:rPr>
-                <w:rFonts w:ascii="Carlito" w:hAnsi="Carlito" w:cs="Carlito"/>
-                <w:sz w:val="34"/>
-                <w:szCs w:val="34"/>
+                <w:rFonts w:cs="Carlito"/>
+                <w:sz w:val="32"/>
+                <w:szCs w:val="32"/>
               </w:rPr>
               <w:t>df.dropna(subset=['Age'])</w:t>
             </w:r>
@@ -3552,18 +3552,17 @@
               <w:spacing w:after="160" w:line="278" w:lineRule="auto"/>
               <w:jc w:val="both"/>
               <w:rPr>
-                <w:rFonts w:ascii="Carlito" w:hAnsi="Carlito" w:cs="Carlito"/>
-                <w:sz w:val="34"/>
-                <w:szCs w:val="34"/>
+                <w:rFonts w:cs="Carlito"/>
+                <w:sz w:val="32"/>
+                <w:szCs w:val="32"/>
               </w:rPr>
             </w:pPr>
             <w:r>
               <w:rPr>
-                <w:rFonts w:ascii="Carlito" w:hAnsi="Carlito" w:cs="Carlito"/>
-                <w:sz w:val="34"/>
-                <w:szCs w:val="34"/>
-              </w:rPr>
-              <w:lastRenderedPageBreak/>
+                <w:rFonts w:cs="Carlito"/>
+                <w:sz w:val="32"/>
+                <w:szCs w:val="32"/>
+              </w:rPr>
               <w:t>inplace</w:t>
             </w:r>
           </w:p>
@@ -3582,16 +3581,16 @@
               <w:jc w:val="both"/>
               <w:cnfStyle w:val="000000000000" w:firstRow="0" w:lastRow="0" w:firstColumn="0" w:lastColumn="0" w:oddVBand="0" w:evenVBand="0" w:oddHBand="0" w:evenHBand="0" w:firstRowFirstColumn="0" w:firstRowLastColumn="0" w:lastRowFirstColumn="0" w:lastRowLastColumn="0"/>
               <w:rPr>
-                <w:rFonts w:ascii="Carlito" w:hAnsi="Carlito" w:cs="Carlito"/>
-                <w:sz w:val="34"/>
-                <w:szCs w:val="34"/>
+                <w:rFonts w:cs="Carlito"/>
+                <w:sz w:val="32"/>
+                <w:szCs w:val="32"/>
               </w:rPr>
             </w:pPr>
             <w:r>
               <w:rPr>
-                <w:rFonts w:ascii="Carlito" w:hAnsi="Carlito" w:cs="Carlito"/>
-                <w:sz w:val="34"/>
-                <w:szCs w:val="34"/>
+                <w:rFonts w:cs="Carlito"/>
+                <w:sz w:val="32"/>
+                <w:szCs w:val="32"/>
               </w:rPr>
               <w:t>Modify the original DataFrame instead of creating a new one</w:t>
             </w:r>
@@ -3611,16 +3610,16 @@
               <w:jc w:val="both"/>
               <w:cnfStyle w:val="000000000000" w:firstRow="0" w:lastRow="0" w:firstColumn="0" w:lastColumn="0" w:oddVBand="0" w:evenVBand="0" w:oddHBand="0" w:evenHBand="0" w:firstRowFirstColumn="0" w:firstRowLastColumn="0" w:lastRowFirstColumn="0" w:lastRowLastColumn="0"/>
               <w:rPr>
-                <w:rFonts w:ascii="Carlito" w:hAnsi="Carlito" w:cs="Carlito"/>
-                <w:sz w:val="34"/>
-                <w:szCs w:val="34"/>
+                <w:rFonts w:cs="Carlito"/>
+                <w:sz w:val="32"/>
+                <w:szCs w:val="32"/>
               </w:rPr>
             </w:pPr>
             <w:r>
               <w:rPr>
-                <w:rFonts w:ascii="Carlito" w:hAnsi="Carlito" w:cs="Carlito"/>
-                <w:sz w:val="34"/>
-                <w:szCs w:val="34"/>
+                <w:rFonts w:cs="Carlito"/>
+                <w:sz w:val="32"/>
+                <w:szCs w:val="32"/>
               </w:rPr>
               <w:t>df.dropna(inplace=True)</w:t>
             </w:r>
@@ -3635,9 +3634,9 @@
         </w:tabs>
         <w:jc w:val="both"/>
         <w:rPr>
-          <w:rFonts w:ascii="Carlito" w:hAnsi="Carlito" w:cs="Carlito"/>
-          <w:sz w:val="34"/>
-          <w:szCs w:val="34"/>
+          <w:rFonts w:cs="Carlito"/>
+          <w:sz w:val="32"/>
+          <w:szCs w:val="32"/>
         </w:rPr>
       </w:pPr>
     </w:p>
@@ -3648,34 +3647,35 @@
         </w:tabs>
         <w:jc w:val="both"/>
         <w:rPr>
-          <w:rFonts w:ascii="Carlito" w:hAnsi="Carlito" w:cs="Carlito"/>
-          <w:sz w:val="34"/>
-          <w:szCs w:val="34"/>
-        </w:rPr>
-      </w:pPr>
-      <w:r>
-        <w:rPr>
-          <w:rFonts w:ascii="Carlito" w:hAnsi="Carlito" w:cs="Carlito"/>
-          <w:sz w:val="34"/>
-          <w:szCs w:val="34"/>
-        </w:rPr>
+          <w:rFonts w:cs="Carlito"/>
+          <w:sz w:val="32"/>
+          <w:szCs w:val="32"/>
+        </w:rPr>
+      </w:pPr>
+      <w:r>
+        <w:rPr>
+          <w:rFonts w:cs="Carlito"/>
+          <w:sz w:val="32"/>
+          <w:szCs w:val="32"/>
+        </w:rPr>
+        <w:lastRenderedPageBreak/>
         <w:t xml:space="preserve"># Example. This removes only rows where the </w:t>
       </w:r>
       <w:r>
         <w:rPr>
-          <w:rFonts w:ascii="Carlito" w:hAnsi="Carlito" w:cs="Carlito"/>
-          <w:b/>
-          <w:bCs/>
-          <w:sz w:val="34"/>
-          <w:szCs w:val="34"/>
+          <w:rFonts w:cs="Carlito"/>
+          <w:b/>
+          <w:bCs/>
+          <w:sz w:val="32"/>
+          <w:szCs w:val="32"/>
         </w:rPr>
         <w:t>Age</w:t>
       </w:r>
       <w:r>
         <w:rPr>
-          <w:rFonts w:ascii="Carlito" w:hAnsi="Carlito" w:cs="Carlito"/>
-          <w:sz w:val="34"/>
-          <w:szCs w:val="34"/>
+          <w:rFonts w:cs="Carlito"/>
+          <w:sz w:val="32"/>
+          <w:szCs w:val="32"/>
         </w:rPr>
         <w:t xml:space="preserve"> column has missing data, keeping others intact.</w:t>
       </w:r>
@@ -3687,22 +3687,22 @@
         </w:tabs>
         <w:jc w:val="both"/>
         <w:rPr>
-          <w:rFonts w:ascii="Carlito" w:hAnsi="Carlito" w:cs="Carlito"/>
-          <w:b/>
-          <w:bCs/>
-          <w:color w:val="D86DCB" w:themeColor="accent5" w:themeTint="99"/>
-          <w:sz w:val="34"/>
-          <w:szCs w:val="34"/>
-        </w:rPr>
-      </w:pPr>
-      <w:r>
-        <w:rPr>
-          <w:rFonts w:ascii="Carlito" w:hAnsi="Carlito" w:cs="Carlito"/>
-          <w:b/>
-          <w:bCs/>
-          <w:color w:val="D86DCB" w:themeColor="accent5" w:themeTint="99"/>
-          <w:sz w:val="34"/>
-          <w:szCs w:val="34"/>
+          <w:rFonts w:cs="Carlito"/>
+          <w:b/>
+          <w:bCs/>
+          <w:color w:val="D86DCB" w:themeColor="accent5" w:themeTint="99"/>
+          <w:sz w:val="32"/>
+          <w:szCs w:val="32"/>
+        </w:rPr>
+      </w:pPr>
+      <w:r>
+        <w:rPr>
+          <w:rFonts w:cs="Carlito"/>
+          <w:b/>
+          <w:bCs/>
+          <w:color w:val="D86DCB" w:themeColor="accent5" w:themeTint="99"/>
+          <w:sz w:val="32"/>
+          <w:szCs w:val="32"/>
         </w:rPr>
         <w:t>df.dropna(subset=['Age'], inplace=True)</w:t>
       </w:r>
@@ -3711,30 +3711,30 @@
       <w:pPr>
         <w:jc w:val="both"/>
         <w:rPr>
-          <w:rFonts w:ascii="Carlito" w:hAnsi="Carlito" w:cs="Carlito"/>
-          <w:sz w:val="34"/>
-          <w:szCs w:val="34"/>
-        </w:rPr>
-      </w:pPr>
-    </w:p>
-    <w:p>
-      <w:pPr>
-        <w:jc w:val="both"/>
-        <w:rPr>
-          <w:rFonts w:ascii="Carlito" w:hAnsi="Carlito" w:cs="Carlito"/>
-          <w:b/>
-          <w:bCs/>
-          <w:sz w:val="34"/>
-          <w:szCs w:val="34"/>
-        </w:rPr>
-      </w:pPr>
-      <w:r>
-        <w:rPr>
-          <w:rFonts w:ascii="Carlito" w:hAnsi="Carlito" w:cs="Carlito"/>
-          <w:b/>
-          <w:bCs/>
-          <w:sz w:val="34"/>
-          <w:szCs w:val="34"/>
+          <w:rFonts w:cs="Carlito"/>
+          <w:sz w:val="32"/>
+          <w:szCs w:val="32"/>
+        </w:rPr>
+      </w:pPr>
+    </w:p>
+    <w:p>
+      <w:pPr>
+        <w:jc w:val="both"/>
+        <w:rPr>
+          <w:rFonts w:cs="Carlito"/>
+          <w:b/>
+          <w:bCs/>
+          <w:sz w:val="32"/>
+          <w:szCs w:val="32"/>
+        </w:rPr>
+      </w:pPr>
+      <w:r>
+        <w:rPr>
+          <w:rFonts w:cs="Carlito"/>
+          <w:b/>
+          <w:bCs/>
+          <w:sz w:val="32"/>
+          <w:szCs w:val="32"/>
         </w:rPr>
         <w:t>fillna():</w:t>
       </w:r>
@@ -3743,88 +3743,88 @@
       <w:pPr>
         <w:jc w:val="both"/>
         <w:rPr>
-          <w:rFonts w:ascii="Carlito" w:hAnsi="Carlito" w:cs="Carlito"/>
-          <w:sz w:val="34"/>
-          <w:szCs w:val="34"/>
-        </w:rPr>
-      </w:pPr>
-      <w:r>
-        <w:rPr>
-          <w:rFonts w:ascii="Carlito" w:hAnsi="Carlito" w:cs="Carlito"/>
-          <w:sz w:val="34"/>
-          <w:szCs w:val="34"/>
+          <w:rFonts w:cs="Carlito"/>
+          <w:sz w:val="32"/>
+          <w:szCs w:val="32"/>
+        </w:rPr>
+      </w:pPr>
+      <w:r>
+        <w:rPr>
+          <w:rFonts w:cs="Carlito"/>
+          <w:sz w:val="32"/>
+          <w:szCs w:val="32"/>
         </w:rPr>
         <w:t xml:space="preserve"># </w:t>
       </w:r>
       <w:r>
         <w:rPr>
-          <w:rFonts w:ascii="Carlito" w:hAnsi="Carlito" w:cs="Carlito"/>
-          <w:b/>
-          <w:bCs/>
-          <w:sz w:val="34"/>
-          <w:szCs w:val="34"/>
+          <w:rFonts w:cs="Carlito"/>
+          <w:b/>
+          <w:bCs/>
+          <w:sz w:val="32"/>
+          <w:szCs w:val="32"/>
         </w:rPr>
         <w:t>fillna()</w:t>
       </w:r>
       <w:r>
         <w:rPr>
-          <w:rFonts w:ascii="Carlito" w:hAnsi="Carlito" w:cs="Carlito"/>
-          <w:sz w:val="34"/>
-          <w:szCs w:val="34"/>
+          <w:rFonts w:cs="Carlito"/>
+          <w:sz w:val="32"/>
+          <w:szCs w:val="32"/>
         </w:rPr>
         <w:t xml:space="preserve"> is used to replace missing values (</w:t>
       </w:r>
       <w:r>
         <w:rPr>
-          <w:rFonts w:ascii="Carlito" w:hAnsi="Carlito" w:cs="Carlito"/>
-          <w:b/>
-          <w:bCs/>
-          <w:sz w:val="34"/>
-          <w:szCs w:val="34"/>
+          <w:rFonts w:cs="Carlito"/>
+          <w:b/>
+          <w:bCs/>
+          <w:sz w:val="32"/>
+          <w:szCs w:val="32"/>
         </w:rPr>
         <w:t>NaN</w:t>
       </w:r>
       <w:r>
         <w:rPr>
-          <w:rFonts w:ascii="Carlito" w:hAnsi="Carlito" w:cs="Carlito"/>
-          <w:sz w:val="34"/>
-          <w:szCs w:val="34"/>
+          <w:rFonts w:cs="Carlito"/>
+          <w:sz w:val="32"/>
+          <w:szCs w:val="32"/>
         </w:rPr>
         <w:t xml:space="preserve">) in our DataFrame or Series with a specific value or a computed value. Instead of removing data (like </w:t>
       </w:r>
       <w:r>
         <w:rPr>
-          <w:rFonts w:ascii="Carlito" w:hAnsi="Carlito" w:cs="Carlito"/>
-          <w:b/>
-          <w:bCs/>
-          <w:sz w:val="34"/>
-          <w:szCs w:val="34"/>
+          <w:rFonts w:cs="Carlito"/>
+          <w:b/>
+          <w:bCs/>
+          <w:sz w:val="32"/>
+          <w:szCs w:val="32"/>
         </w:rPr>
         <w:t>dropna()</w:t>
       </w:r>
       <w:r>
         <w:rPr>
-          <w:rFonts w:ascii="Carlito" w:hAnsi="Carlito" w:cs="Carlito"/>
-          <w:sz w:val="34"/>
-          <w:szCs w:val="34"/>
+          <w:rFonts w:cs="Carlito"/>
+          <w:sz w:val="32"/>
+          <w:szCs w:val="32"/>
         </w:rPr>
         <w:t xml:space="preserve">), </w:t>
       </w:r>
       <w:r>
         <w:rPr>
-          <w:rFonts w:ascii="Carlito" w:hAnsi="Carlito" w:cs="Carlito"/>
-          <w:b/>
-          <w:bCs/>
-          <w:sz w:val="34"/>
-          <w:szCs w:val="34"/>
+          <w:rFonts w:cs="Carlito"/>
+          <w:b/>
+          <w:bCs/>
+          <w:sz w:val="32"/>
+          <w:szCs w:val="32"/>
         </w:rPr>
         <w:t xml:space="preserve">fillna() </w:t>
       </w:r>
       <w:r>
         <w:rPr>
-          <w:rFonts w:ascii="Carlito" w:hAnsi="Carlito" w:cs="Carlito"/>
-          <w:sz w:val="34"/>
-          <w:szCs w:val="34"/>
+          <w:rFonts w:cs="Carlito"/>
+          <w:sz w:val="32"/>
+          <w:szCs w:val="32"/>
         </w:rPr>
         <w:t>lets us keep our data by filling in the blanks.</w:t>
       </w:r>
@@ -3833,22 +3833,22 @@
       <w:pPr>
         <w:jc w:val="both"/>
         <w:rPr>
-          <w:rFonts w:ascii="Carlito" w:hAnsi="Carlito" w:cs="Carlito"/>
-          <w:b/>
-          <w:bCs/>
-          <w:color w:val="D86DCB" w:themeColor="accent5" w:themeTint="99"/>
-          <w:sz w:val="34"/>
-          <w:szCs w:val="34"/>
-        </w:rPr>
-      </w:pPr>
-      <w:r>
-        <w:rPr>
-          <w:rFonts w:ascii="Carlito" w:hAnsi="Carlito" w:cs="Carlito"/>
-          <w:b/>
-          <w:bCs/>
-          <w:color w:val="D86DCB" w:themeColor="accent5" w:themeTint="99"/>
-          <w:sz w:val="34"/>
-          <w:szCs w:val="34"/>
+          <w:rFonts w:cs="Carlito"/>
+          <w:b/>
+          <w:bCs/>
+          <w:color w:val="D86DCB" w:themeColor="accent5" w:themeTint="99"/>
+          <w:sz w:val="32"/>
+          <w:szCs w:val="32"/>
+        </w:rPr>
+      </w:pPr>
+      <w:r>
+        <w:rPr>
+          <w:rFonts w:cs="Carlito"/>
+          <w:b/>
+          <w:bCs/>
+          <w:color w:val="D86DCB" w:themeColor="accent5" w:themeTint="99"/>
+          <w:sz w:val="32"/>
+          <w:szCs w:val="32"/>
         </w:rPr>
         <w:t>data2 = {</w:t>
       </w:r>
@@ -3857,22 +3857,22 @@
       <w:pPr>
         <w:jc w:val="both"/>
         <w:rPr>
-          <w:rFonts w:ascii="Carlito" w:hAnsi="Carlito" w:cs="Carlito"/>
-          <w:b/>
-          <w:bCs/>
-          <w:color w:val="D86DCB" w:themeColor="accent5" w:themeTint="99"/>
-          <w:sz w:val="34"/>
-          <w:szCs w:val="34"/>
-        </w:rPr>
-      </w:pPr>
-      <w:r>
-        <w:rPr>
-          <w:rFonts w:ascii="Carlito" w:hAnsi="Carlito" w:cs="Carlito"/>
-          <w:b/>
-          <w:bCs/>
-          <w:color w:val="D86DCB" w:themeColor="accent5" w:themeTint="99"/>
-          <w:sz w:val="34"/>
-          <w:szCs w:val="34"/>
+          <w:rFonts w:cs="Carlito"/>
+          <w:b/>
+          <w:bCs/>
+          <w:color w:val="D86DCB" w:themeColor="accent5" w:themeTint="99"/>
+          <w:sz w:val="32"/>
+          <w:szCs w:val="32"/>
+        </w:rPr>
+      </w:pPr>
+      <w:r>
+        <w:rPr>
+          <w:rFonts w:cs="Carlito"/>
+          <w:b/>
+          <w:bCs/>
+          <w:color w:val="D86DCB" w:themeColor="accent5" w:themeTint="99"/>
+          <w:sz w:val="32"/>
+          <w:szCs w:val="32"/>
         </w:rPr>
         <w:t xml:space="preserve">    'Name': ['Rafi', 'Nusrat', None, 'Tania'],</w:t>
       </w:r>
@@ -3881,22 +3881,22 @@
       <w:pPr>
         <w:jc w:val="both"/>
         <w:rPr>
-          <w:rFonts w:ascii="Carlito" w:hAnsi="Carlito" w:cs="Carlito"/>
-          <w:b/>
-          <w:bCs/>
-          <w:color w:val="D86DCB" w:themeColor="accent5" w:themeTint="99"/>
-          <w:sz w:val="34"/>
-          <w:szCs w:val="34"/>
-        </w:rPr>
-      </w:pPr>
-      <w:r>
-        <w:rPr>
-          <w:rFonts w:ascii="Carlito" w:hAnsi="Carlito" w:cs="Carlito"/>
-          <w:b/>
-          <w:bCs/>
-          <w:color w:val="D86DCB" w:themeColor="accent5" w:themeTint="99"/>
-          <w:sz w:val="34"/>
-          <w:szCs w:val="34"/>
+          <w:rFonts w:cs="Carlito"/>
+          <w:b/>
+          <w:bCs/>
+          <w:color w:val="D86DCB" w:themeColor="accent5" w:themeTint="99"/>
+          <w:sz w:val="32"/>
+          <w:szCs w:val="32"/>
+        </w:rPr>
+      </w:pPr>
+      <w:r>
+        <w:rPr>
+          <w:rFonts w:cs="Carlito"/>
+          <w:b/>
+          <w:bCs/>
+          <w:color w:val="D86DCB" w:themeColor="accent5" w:themeTint="99"/>
+          <w:sz w:val="32"/>
+          <w:szCs w:val="32"/>
         </w:rPr>
         <w:t xml:space="preserve">    'Age': [20, None, 22, 25],</w:t>
       </w:r>
@@ -3905,22 +3905,22 @@
       <w:pPr>
         <w:jc w:val="both"/>
         <w:rPr>
-          <w:rFonts w:ascii="Carlito" w:hAnsi="Carlito" w:cs="Carlito"/>
-          <w:b/>
-          <w:bCs/>
-          <w:color w:val="D86DCB" w:themeColor="accent5" w:themeTint="99"/>
-          <w:sz w:val="34"/>
-          <w:szCs w:val="34"/>
-        </w:rPr>
-      </w:pPr>
-      <w:r>
-        <w:rPr>
-          <w:rFonts w:ascii="Carlito" w:hAnsi="Carlito" w:cs="Carlito"/>
-          <w:b/>
-          <w:bCs/>
-          <w:color w:val="D86DCB" w:themeColor="accent5" w:themeTint="99"/>
-          <w:sz w:val="34"/>
-          <w:szCs w:val="34"/>
+          <w:rFonts w:cs="Carlito"/>
+          <w:b/>
+          <w:bCs/>
+          <w:color w:val="D86DCB" w:themeColor="accent5" w:themeTint="99"/>
+          <w:sz w:val="32"/>
+          <w:szCs w:val="32"/>
+        </w:rPr>
+      </w:pPr>
+      <w:r>
+        <w:rPr>
+          <w:rFonts w:cs="Carlito"/>
+          <w:b/>
+          <w:bCs/>
+          <w:color w:val="D86DCB" w:themeColor="accent5" w:themeTint="99"/>
+          <w:sz w:val="32"/>
+          <w:szCs w:val="32"/>
         </w:rPr>
         <w:t xml:space="preserve">    'City': ['Dhaka', 'Chittagong', 'Sylhet', None]</w:t>
       </w:r>
@@ -3929,22 +3929,22 @@
       <w:pPr>
         <w:jc w:val="both"/>
         <w:rPr>
-          <w:rFonts w:ascii="Carlito" w:hAnsi="Carlito" w:cs="Carlito"/>
-          <w:b/>
-          <w:bCs/>
-          <w:color w:val="D86DCB" w:themeColor="accent5" w:themeTint="99"/>
-          <w:sz w:val="34"/>
-          <w:szCs w:val="34"/>
-        </w:rPr>
-      </w:pPr>
-      <w:r>
-        <w:rPr>
-          <w:rFonts w:ascii="Carlito" w:hAnsi="Carlito" w:cs="Carlito"/>
-          <w:b/>
-          <w:bCs/>
-          <w:color w:val="D86DCB" w:themeColor="accent5" w:themeTint="99"/>
-          <w:sz w:val="34"/>
-          <w:szCs w:val="34"/>
+          <w:rFonts w:cs="Carlito"/>
+          <w:b/>
+          <w:bCs/>
+          <w:color w:val="D86DCB" w:themeColor="accent5" w:themeTint="99"/>
+          <w:sz w:val="32"/>
+          <w:szCs w:val="32"/>
+        </w:rPr>
+      </w:pPr>
+      <w:r>
+        <w:rPr>
+          <w:rFonts w:cs="Carlito"/>
+          <w:b/>
+          <w:bCs/>
+          <w:color w:val="D86DCB" w:themeColor="accent5" w:themeTint="99"/>
+          <w:sz w:val="32"/>
+          <w:szCs w:val="32"/>
         </w:rPr>
         <w:t>}</w:t>
       </w:r>
@@ -3953,22 +3953,22 @@
       <w:pPr>
         <w:jc w:val="both"/>
         <w:rPr>
-          <w:rFonts w:ascii="Carlito" w:hAnsi="Carlito" w:cs="Carlito"/>
-          <w:b/>
-          <w:bCs/>
-          <w:color w:val="D86DCB" w:themeColor="accent5" w:themeTint="99"/>
-          <w:sz w:val="34"/>
-          <w:szCs w:val="34"/>
-        </w:rPr>
-      </w:pPr>
-      <w:r>
-        <w:rPr>
-          <w:rFonts w:ascii="Carlito" w:hAnsi="Carlito" w:cs="Carlito"/>
-          <w:b/>
-          <w:bCs/>
-          <w:color w:val="D86DCB" w:themeColor="accent5" w:themeTint="99"/>
-          <w:sz w:val="34"/>
-          <w:szCs w:val="34"/>
+          <w:rFonts w:cs="Carlito"/>
+          <w:b/>
+          <w:bCs/>
+          <w:color w:val="D86DCB" w:themeColor="accent5" w:themeTint="99"/>
+          <w:sz w:val="32"/>
+          <w:szCs w:val="32"/>
+        </w:rPr>
+      </w:pPr>
+      <w:r>
+        <w:rPr>
+          <w:rFonts w:cs="Carlito"/>
+          <w:b/>
+          <w:bCs/>
+          <w:color w:val="D86DCB" w:themeColor="accent5" w:themeTint="99"/>
+          <w:sz w:val="32"/>
+          <w:szCs w:val="32"/>
         </w:rPr>
         <w:t>df2 = pd.DataFrame(data2)</w:t>
       </w:r>
@@ -3977,22 +3977,22 @@
       <w:pPr>
         <w:jc w:val="both"/>
         <w:rPr>
-          <w:rFonts w:ascii="Carlito" w:hAnsi="Carlito" w:cs="Carlito"/>
-          <w:b/>
-          <w:bCs/>
-          <w:color w:val="D86DCB" w:themeColor="accent5" w:themeTint="99"/>
-          <w:sz w:val="34"/>
-          <w:szCs w:val="34"/>
-        </w:rPr>
-      </w:pPr>
-      <w:r>
-        <w:rPr>
-          <w:rFonts w:ascii="Carlito" w:hAnsi="Carlito" w:cs="Carlito"/>
-          <w:b/>
-          <w:bCs/>
-          <w:color w:val="D86DCB" w:themeColor="accent5" w:themeTint="99"/>
-          <w:sz w:val="34"/>
-          <w:szCs w:val="34"/>
+          <w:rFonts w:cs="Carlito"/>
+          <w:b/>
+          <w:bCs/>
+          <w:color w:val="D86DCB" w:themeColor="accent5" w:themeTint="99"/>
+          <w:sz w:val="32"/>
+          <w:szCs w:val="32"/>
+        </w:rPr>
+      </w:pPr>
+      <w:r>
+        <w:rPr>
+          <w:rFonts w:cs="Carlito"/>
+          <w:b/>
+          <w:bCs/>
+          <w:color w:val="D86DCB" w:themeColor="accent5" w:themeTint="99"/>
+          <w:sz w:val="32"/>
+          <w:szCs w:val="32"/>
         </w:rPr>
         <w:t>print(f'\n\nBefore filling missing values: \n{df2}')</w:t>
       </w:r>
@@ -4001,22 +4001,22 @@
       <w:pPr>
         <w:jc w:val="both"/>
         <w:rPr>
-          <w:rFonts w:ascii="Carlito" w:hAnsi="Carlito" w:cs="Carlito"/>
-          <w:b/>
-          <w:bCs/>
-          <w:color w:val="D86DCB" w:themeColor="accent5" w:themeTint="99"/>
-          <w:sz w:val="34"/>
-          <w:szCs w:val="34"/>
-        </w:rPr>
-      </w:pPr>
-      <w:r>
-        <w:rPr>
-          <w:rFonts w:ascii="Carlito" w:hAnsi="Carlito" w:cs="Carlito"/>
-          <w:b/>
-          <w:bCs/>
-          <w:color w:val="D86DCB" w:themeColor="accent5" w:themeTint="99"/>
-          <w:sz w:val="34"/>
-          <w:szCs w:val="34"/>
+          <w:rFonts w:cs="Carlito"/>
+          <w:b/>
+          <w:bCs/>
+          <w:color w:val="D86DCB" w:themeColor="accent5" w:themeTint="99"/>
+          <w:sz w:val="32"/>
+          <w:szCs w:val="32"/>
+        </w:rPr>
+      </w:pPr>
+      <w:r>
+        <w:rPr>
+          <w:rFonts w:cs="Carlito"/>
+          <w:b/>
+          <w:bCs/>
+          <w:color w:val="D86DCB" w:themeColor="accent5" w:themeTint="99"/>
+          <w:sz w:val="32"/>
+          <w:szCs w:val="32"/>
         </w:rPr>
         <w:t>df_filled = df2.fillna('Unknown')</w:t>
       </w:r>
@@ -4025,22 +4025,22 @@
       <w:pPr>
         <w:jc w:val="both"/>
         <w:rPr>
-          <w:rFonts w:ascii="Carlito" w:hAnsi="Carlito" w:cs="Carlito"/>
-          <w:b/>
-          <w:bCs/>
-          <w:color w:val="D86DCB" w:themeColor="accent5" w:themeTint="99"/>
-          <w:sz w:val="34"/>
-          <w:szCs w:val="34"/>
-        </w:rPr>
-      </w:pPr>
-      <w:r>
-        <w:rPr>
-          <w:rFonts w:ascii="Carlito" w:hAnsi="Carlito" w:cs="Carlito"/>
-          <w:b/>
-          <w:bCs/>
-          <w:color w:val="D86DCB" w:themeColor="accent5" w:themeTint="99"/>
-          <w:sz w:val="34"/>
-          <w:szCs w:val="34"/>
+          <w:rFonts w:cs="Carlito"/>
+          <w:b/>
+          <w:bCs/>
+          <w:color w:val="D86DCB" w:themeColor="accent5" w:themeTint="99"/>
+          <w:sz w:val="32"/>
+          <w:szCs w:val="32"/>
+        </w:rPr>
+      </w:pPr>
+      <w:r>
+        <w:rPr>
+          <w:rFonts w:cs="Carlito"/>
+          <w:b/>
+          <w:bCs/>
+          <w:color w:val="D86DCB" w:themeColor="accent5" w:themeTint="99"/>
+          <w:sz w:val="32"/>
+          <w:szCs w:val="32"/>
         </w:rPr>
         <w:t>print(f'\nAfter filling missing values: \n{df_filled}')</w:t>
       </w:r>
@@ -4049,16 +4049,16 @@
       <w:pPr>
         <w:jc w:val="both"/>
         <w:rPr>
-          <w:rFonts w:ascii="Carlito" w:hAnsi="Carlito" w:cs="Carlito"/>
-          <w:sz w:val="34"/>
-          <w:szCs w:val="34"/>
-        </w:rPr>
-      </w:pPr>
-      <w:r>
-        <w:rPr>
-          <w:rFonts w:ascii="Carlito" w:hAnsi="Carlito" w:cs="Carlito"/>
-          <w:sz w:val="34"/>
-          <w:szCs w:val="34"/>
+          <w:rFonts w:cs="Carlito"/>
+          <w:sz w:val="32"/>
+          <w:szCs w:val="32"/>
+        </w:rPr>
+      </w:pPr>
+      <w:r>
+        <w:rPr>
+          <w:rFonts w:cs="Carlito"/>
+          <w:sz w:val="32"/>
+          <w:szCs w:val="32"/>
         </w:rPr>
         <w:t># Common Parameters:</w:t>
       </w:r>
@@ -4070,7 +4070,7 @@
         <w:tblLook w:val="04A0" w:firstRow="1" w:lastRow="0" w:firstColumn="1" w:lastColumn="0" w:noHBand="0" w:noVBand="1"/>
       </w:tblPr>
       <w:tblGrid>
-        <w:gridCol w:w="1691"/>
+        <w:gridCol w:w="1733"/>
         <w:gridCol w:w="3743"/>
         <w:gridCol w:w="3351"/>
       </w:tblGrid>
@@ -4089,18 +4089,17 @@
               <w:spacing w:after="160" w:line="278" w:lineRule="auto"/>
               <w:jc w:val="center"/>
               <w:rPr>
-                <w:rFonts w:ascii="Carlito" w:hAnsi="Carlito" w:cs="Carlito"/>
-                <w:sz w:val="34"/>
-                <w:szCs w:val="34"/>
+                <w:rFonts w:cs="Carlito"/>
+                <w:sz w:val="32"/>
+                <w:szCs w:val="32"/>
               </w:rPr>
             </w:pPr>
             <w:r>
               <w:rPr>
-                <w:rFonts w:ascii="Carlito" w:hAnsi="Carlito" w:cs="Carlito"/>
-                <w:sz w:val="34"/>
-                <w:szCs w:val="34"/>
-              </w:rPr>
-              <w:lastRenderedPageBreak/>
+                <w:rFonts w:cs="Carlito"/>
+                <w:sz w:val="32"/>
+                <w:szCs w:val="32"/>
+              </w:rPr>
               <w:t>Parameter</w:t>
             </w:r>
           </w:p>
@@ -4116,16 +4115,16 @@
               <w:jc w:val="center"/>
               <w:cnfStyle w:val="100000000000" w:firstRow="1" w:lastRow="0" w:firstColumn="0" w:lastColumn="0" w:oddVBand="0" w:evenVBand="0" w:oddHBand="0" w:evenHBand="0" w:firstRowFirstColumn="0" w:firstRowLastColumn="0" w:lastRowFirstColumn="0" w:lastRowLastColumn="0"/>
               <w:rPr>
-                <w:rFonts w:ascii="Carlito" w:hAnsi="Carlito" w:cs="Carlito"/>
-                <w:sz w:val="34"/>
-                <w:szCs w:val="34"/>
+                <w:rFonts w:cs="Carlito"/>
+                <w:sz w:val="32"/>
+                <w:szCs w:val="32"/>
               </w:rPr>
             </w:pPr>
             <w:r>
               <w:rPr>
-                <w:rFonts w:ascii="Carlito" w:hAnsi="Carlito" w:cs="Carlito"/>
-                <w:sz w:val="34"/>
-                <w:szCs w:val="34"/>
+                <w:rFonts w:cs="Carlito"/>
+                <w:sz w:val="32"/>
+                <w:szCs w:val="32"/>
               </w:rPr>
               <w:t>Description</w:t>
             </w:r>
@@ -4142,16 +4141,16 @@
               <w:jc w:val="center"/>
               <w:cnfStyle w:val="100000000000" w:firstRow="1" w:lastRow="0" w:firstColumn="0" w:lastColumn="0" w:oddVBand="0" w:evenVBand="0" w:oddHBand="0" w:evenHBand="0" w:firstRowFirstColumn="0" w:firstRowLastColumn="0" w:lastRowFirstColumn="0" w:lastRowLastColumn="0"/>
               <w:rPr>
-                <w:rFonts w:ascii="Carlito" w:hAnsi="Carlito" w:cs="Carlito"/>
-                <w:sz w:val="34"/>
-                <w:szCs w:val="34"/>
+                <w:rFonts w:cs="Carlito"/>
+                <w:sz w:val="32"/>
+                <w:szCs w:val="32"/>
               </w:rPr>
             </w:pPr>
             <w:r>
               <w:rPr>
-                <w:rFonts w:ascii="Carlito" w:hAnsi="Carlito" w:cs="Carlito"/>
-                <w:sz w:val="34"/>
-                <w:szCs w:val="34"/>
+                <w:rFonts w:cs="Carlito"/>
+                <w:sz w:val="32"/>
+                <w:szCs w:val="32"/>
               </w:rPr>
               <w:t>Example</w:t>
             </w:r>
@@ -4173,16 +4172,16 @@
               <w:spacing w:after="160" w:line="278" w:lineRule="auto"/>
               <w:jc w:val="both"/>
               <w:rPr>
-                <w:rFonts w:ascii="Carlito" w:hAnsi="Carlito" w:cs="Carlito"/>
-                <w:sz w:val="34"/>
-                <w:szCs w:val="34"/>
+                <w:rFonts w:cs="Carlito"/>
+                <w:sz w:val="32"/>
+                <w:szCs w:val="32"/>
               </w:rPr>
             </w:pPr>
             <w:r>
               <w:rPr>
-                <w:rFonts w:ascii="Carlito" w:hAnsi="Carlito" w:cs="Carlito"/>
-                <w:sz w:val="34"/>
-                <w:szCs w:val="34"/>
+                <w:rFonts w:cs="Carlito"/>
+                <w:sz w:val="32"/>
+                <w:szCs w:val="32"/>
               </w:rPr>
               <w:t>value</w:t>
             </w:r>
@@ -4199,16 +4198,16 @@
               <w:jc w:val="both"/>
               <w:cnfStyle w:val="000000100000" w:firstRow="0" w:lastRow="0" w:firstColumn="0" w:lastColumn="0" w:oddVBand="0" w:evenVBand="0" w:oddHBand="1" w:evenHBand="0" w:firstRowFirstColumn="0" w:firstRowLastColumn="0" w:lastRowFirstColumn="0" w:lastRowLastColumn="0"/>
               <w:rPr>
-                <w:rFonts w:ascii="Carlito" w:hAnsi="Carlito" w:cs="Carlito"/>
-                <w:sz w:val="34"/>
-                <w:szCs w:val="34"/>
+                <w:rFonts w:cs="Carlito"/>
+                <w:sz w:val="32"/>
+                <w:szCs w:val="32"/>
               </w:rPr>
             </w:pPr>
             <w:r>
               <w:rPr>
-                <w:rFonts w:ascii="Carlito" w:hAnsi="Carlito" w:cs="Carlito"/>
-                <w:sz w:val="34"/>
-                <w:szCs w:val="34"/>
+                <w:rFonts w:cs="Carlito"/>
+                <w:sz w:val="32"/>
+                <w:szCs w:val="32"/>
               </w:rPr>
               <w:t>Value to fill NaNs with</w:t>
             </w:r>
@@ -4225,16 +4224,16 @@
               <w:jc w:val="both"/>
               <w:cnfStyle w:val="000000100000" w:firstRow="0" w:lastRow="0" w:firstColumn="0" w:lastColumn="0" w:oddVBand="0" w:evenVBand="0" w:oddHBand="1" w:evenHBand="0" w:firstRowFirstColumn="0" w:firstRowLastColumn="0" w:lastRowFirstColumn="0" w:lastRowLastColumn="0"/>
               <w:rPr>
-                <w:rFonts w:ascii="Carlito" w:hAnsi="Carlito" w:cs="Carlito"/>
-                <w:sz w:val="34"/>
-                <w:szCs w:val="34"/>
+                <w:rFonts w:cs="Carlito"/>
+                <w:sz w:val="32"/>
+                <w:szCs w:val="32"/>
               </w:rPr>
             </w:pPr>
             <w:r>
               <w:rPr>
-                <w:rFonts w:ascii="Carlito" w:hAnsi="Carlito" w:cs="Carlito"/>
-                <w:sz w:val="34"/>
-                <w:szCs w:val="34"/>
+                <w:rFonts w:cs="Carlito"/>
+                <w:sz w:val="32"/>
+                <w:szCs w:val="32"/>
               </w:rPr>
               <w:t>df.fillna(0)</w:t>
             </w:r>
@@ -4253,16 +4252,16 @@
               <w:spacing w:after="160" w:line="278" w:lineRule="auto"/>
               <w:jc w:val="both"/>
               <w:rPr>
-                <w:rFonts w:ascii="Carlito" w:hAnsi="Carlito" w:cs="Carlito"/>
-                <w:sz w:val="34"/>
-                <w:szCs w:val="34"/>
+                <w:rFonts w:cs="Carlito"/>
+                <w:sz w:val="32"/>
+                <w:szCs w:val="32"/>
               </w:rPr>
             </w:pPr>
             <w:r>
               <w:rPr>
-                <w:rFonts w:ascii="Carlito" w:hAnsi="Carlito" w:cs="Carlito"/>
-                <w:sz w:val="34"/>
-                <w:szCs w:val="34"/>
+                <w:rFonts w:cs="Carlito"/>
+                <w:sz w:val="32"/>
+                <w:szCs w:val="32"/>
               </w:rPr>
               <w:t>method</w:t>
             </w:r>
@@ -4279,16 +4278,16 @@
               <w:jc w:val="both"/>
               <w:cnfStyle w:val="000000000000" w:firstRow="0" w:lastRow="0" w:firstColumn="0" w:lastColumn="0" w:oddVBand="0" w:evenVBand="0" w:oddHBand="0" w:evenHBand="0" w:firstRowFirstColumn="0" w:firstRowLastColumn="0" w:lastRowFirstColumn="0" w:lastRowLastColumn="0"/>
               <w:rPr>
-                <w:rFonts w:ascii="Carlito" w:hAnsi="Carlito" w:cs="Carlito"/>
-                <w:sz w:val="34"/>
-                <w:szCs w:val="34"/>
+                <w:rFonts w:cs="Carlito"/>
+                <w:sz w:val="32"/>
+                <w:szCs w:val="32"/>
               </w:rPr>
             </w:pPr>
             <w:r>
               <w:rPr>
-                <w:rFonts w:ascii="Carlito" w:hAnsi="Carlito" w:cs="Carlito"/>
-                <w:sz w:val="34"/>
-                <w:szCs w:val="34"/>
+                <w:rFonts w:cs="Carlito"/>
+                <w:sz w:val="32"/>
+                <w:szCs w:val="32"/>
               </w:rPr>
               <w:t>Fill using nearby values (e.g., forward or backward)</w:t>
             </w:r>
@@ -4305,16 +4304,16 @@
               <w:jc w:val="both"/>
               <w:cnfStyle w:val="000000000000" w:firstRow="0" w:lastRow="0" w:firstColumn="0" w:lastColumn="0" w:oddVBand="0" w:evenVBand="0" w:oddHBand="0" w:evenHBand="0" w:firstRowFirstColumn="0" w:firstRowLastColumn="0" w:lastRowFirstColumn="0" w:lastRowLastColumn="0"/>
               <w:rPr>
-                <w:rFonts w:ascii="Carlito" w:hAnsi="Carlito" w:cs="Carlito"/>
-                <w:sz w:val="34"/>
-                <w:szCs w:val="34"/>
+                <w:rFonts w:cs="Carlito"/>
+                <w:sz w:val="32"/>
+                <w:szCs w:val="32"/>
               </w:rPr>
             </w:pPr>
             <w:r>
               <w:rPr>
-                <w:rFonts w:ascii="Carlito" w:hAnsi="Carlito" w:cs="Carlito"/>
-                <w:sz w:val="34"/>
-                <w:szCs w:val="34"/>
+                <w:rFonts w:cs="Carlito"/>
+                <w:sz w:val="32"/>
+                <w:szCs w:val="32"/>
               </w:rPr>
               <w:t>df.fillna(method='ffill')</w:t>
             </w:r>
@@ -4336,17 +4335,18 @@
               <w:spacing w:after="160" w:line="278" w:lineRule="auto"/>
               <w:jc w:val="both"/>
               <w:rPr>
-                <w:rFonts w:ascii="Carlito" w:hAnsi="Carlito" w:cs="Carlito"/>
-                <w:sz w:val="34"/>
-                <w:szCs w:val="34"/>
+                <w:rFonts w:cs="Carlito"/>
+                <w:sz w:val="32"/>
+                <w:szCs w:val="32"/>
               </w:rPr>
             </w:pPr>
             <w:r>
               <w:rPr>
-                <w:rFonts w:ascii="Carlito" w:hAnsi="Carlito" w:cs="Carlito"/>
-                <w:sz w:val="34"/>
-                <w:szCs w:val="34"/>
-              </w:rPr>
+                <w:rFonts w:cs="Carlito"/>
+                <w:sz w:val="32"/>
+                <w:szCs w:val="32"/>
+              </w:rPr>
+              <w:lastRenderedPageBreak/>
               <w:t>axis</w:t>
             </w:r>
           </w:p>
@@ -4362,16 +4362,16 @@
               <w:jc w:val="both"/>
               <w:cnfStyle w:val="000000100000" w:firstRow="0" w:lastRow="0" w:firstColumn="0" w:lastColumn="0" w:oddVBand="0" w:evenVBand="0" w:oddHBand="1" w:evenHBand="0" w:firstRowFirstColumn="0" w:firstRowLastColumn="0" w:lastRowFirstColumn="0" w:lastRowLastColumn="0"/>
               <w:rPr>
-                <w:rFonts w:ascii="Carlito" w:hAnsi="Carlito" w:cs="Carlito"/>
-                <w:sz w:val="34"/>
-                <w:szCs w:val="34"/>
+                <w:rFonts w:cs="Carlito"/>
+                <w:sz w:val="32"/>
+                <w:szCs w:val="32"/>
               </w:rPr>
             </w:pPr>
             <w:r>
               <w:rPr>
-                <w:rFonts w:ascii="Carlito" w:hAnsi="Carlito" w:cs="Carlito"/>
-                <w:sz w:val="34"/>
-                <w:szCs w:val="34"/>
+                <w:rFonts w:cs="Carlito"/>
+                <w:sz w:val="32"/>
+                <w:szCs w:val="32"/>
               </w:rPr>
               <w:t>Fill along rows (axis=0) or columns (axis=1)</w:t>
             </w:r>
@@ -4388,16 +4388,16 @@
               <w:jc w:val="both"/>
               <w:cnfStyle w:val="000000100000" w:firstRow="0" w:lastRow="0" w:firstColumn="0" w:lastColumn="0" w:oddVBand="0" w:evenVBand="0" w:oddHBand="1" w:evenHBand="0" w:firstRowFirstColumn="0" w:firstRowLastColumn="0" w:lastRowFirstColumn="0" w:lastRowLastColumn="0"/>
               <w:rPr>
-                <w:rFonts w:ascii="Carlito" w:hAnsi="Carlito" w:cs="Carlito"/>
-                <w:sz w:val="34"/>
-                <w:szCs w:val="34"/>
+                <w:rFonts w:cs="Carlito"/>
+                <w:sz w:val="32"/>
+                <w:szCs w:val="32"/>
               </w:rPr>
             </w:pPr>
             <w:r>
               <w:rPr>
-                <w:rFonts w:ascii="Carlito" w:hAnsi="Carlito" w:cs="Carlito"/>
-                <w:sz w:val="34"/>
-                <w:szCs w:val="34"/>
+                <w:rFonts w:cs="Carlito"/>
+                <w:sz w:val="32"/>
+                <w:szCs w:val="32"/>
               </w:rPr>
               <w:t>df.fillna(value=0, axis=1)</w:t>
             </w:r>
@@ -4416,16 +4416,16 @@
               <w:spacing w:after="160" w:line="278" w:lineRule="auto"/>
               <w:jc w:val="both"/>
               <w:rPr>
-                <w:rFonts w:ascii="Carlito" w:hAnsi="Carlito" w:cs="Carlito"/>
-                <w:sz w:val="34"/>
-                <w:szCs w:val="34"/>
+                <w:rFonts w:cs="Carlito"/>
+                <w:sz w:val="32"/>
+                <w:szCs w:val="32"/>
               </w:rPr>
             </w:pPr>
             <w:r>
               <w:rPr>
-                <w:rFonts w:ascii="Carlito" w:hAnsi="Carlito" w:cs="Carlito"/>
-                <w:sz w:val="34"/>
-                <w:szCs w:val="34"/>
+                <w:rFonts w:cs="Carlito"/>
+                <w:sz w:val="32"/>
+                <w:szCs w:val="32"/>
               </w:rPr>
               <w:t>inplace</w:t>
             </w:r>
@@ -4442,16 +4442,16 @@
               <w:jc w:val="both"/>
               <w:cnfStyle w:val="000000000000" w:firstRow="0" w:lastRow="0" w:firstColumn="0" w:lastColumn="0" w:oddVBand="0" w:evenVBand="0" w:oddHBand="0" w:evenHBand="0" w:firstRowFirstColumn="0" w:firstRowLastColumn="0" w:lastRowFirstColumn="0" w:lastRowLastColumn="0"/>
               <w:rPr>
-                <w:rFonts w:ascii="Carlito" w:hAnsi="Carlito" w:cs="Carlito"/>
-                <w:sz w:val="34"/>
-                <w:szCs w:val="34"/>
+                <w:rFonts w:cs="Carlito"/>
+                <w:sz w:val="32"/>
+                <w:szCs w:val="32"/>
               </w:rPr>
             </w:pPr>
             <w:r>
               <w:rPr>
-                <w:rFonts w:ascii="Carlito" w:hAnsi="Carlito" w:cs="Carlito"/>
-                <w:sz w:val="34"/>
-                <w:szCs w:val="34"/>
+                <w:rFonts w:cs="Carlito"/>
+                <w:sz w:val="32"/>
+                <w:szCs w:val="32"/>
               </w:rPr>
               <w:t>Modify the original DataFrame directly</w:t>
             </w:r>
@@ -4468,16 +4468,16 @@
               <w:jc w:val="both"/>
               <w:cnfStyle w:val="000000000000" w:firstRow="0" w:lastRow="0" w:firstColumn="0" w:lastColumn="0" w:oddVBand="0" w:evenVBand="0" w:oddHBand="0" w:evenHBand="0" w:firstRowFirstColumn="0" w:firstRowLastColumn="0" w:lastRowFirstColumn="0" w:lastRowLastColumn="0"/>
               <w:rPr>
-                <w:rFonts w:ascii="Carlito" w:hAnsi="Carlito" w:cs="Carlito"/>
-                <w:sz w:val="34"/>
-                <w:szCs w:val="34"/>
+                <w:rFonts w:cs="Carlito"/>
+                <w:sz w:val="32"/>
+                <w:szCs w:val="32"/>
               </w:rPr>
             </w:pPr>
             <w:r>
               <w:rPr>
-                <w:rFonts w:ascii="Carlito" w:hAnsi="Carlito" w:cs="Carlito"/>
-                <w:sz w:val="34"/>
-                <w:szCs w:val="34"/>
+                <w:rFonts w:cs="Carlito"/>
+                <w:sz w:val="32"/>
+                <w:szCs w:val="32"/>
               </w:rPr>
               <w:t>df.fillna(0, inplace=True)</w:t>
             </w:r>
@@ -4499,16 +4499,16 @@
               <w:spacing w:after="160" w:line="278" w:lineRule="auto"/>
               <w:jc w:val="both"/>
               <w:rPr>
-                <w:rFonts w:ascii="Carlito" w:hAnsi="Carlito" w:cs="Carlito"/>
-                <w:sz w:val="34"/>
-                <w:szCs w:val="34"/>
+                <w:rFonts w:cs="Carlito"/>
+                <w:sz w:val="32"/>
+                <w:szCs w:val="32"/>
               </w:rPr>
             </w:pPr>
             <w:r>
               <w:rPr>
-                <w:rFonts w:ascii="Carlito" w:hAnsi="Carlito" w:cs="Carlito"/>
-                <w:sz w:val="34"/>
-                <w:szCs w:val="34"/>
+                <w:rFonts w:cs="Carlito"/>
+                <w:sz w:val="32"/>
+                <w:szCs w:val="32"/>
               </w:rPr>
               <w:t>limit</w:t>
             </w:r>
@@ -4525,16 +4525,16 @@
               <w:jc w:val="both"/>
               <w:cnfStyle w:val="000000100000" w:firstRow="0" w:lastRow="0" w:firstColumn="0" w:lastColumn="0" w:oddVBand="0" w:evenVBand="0" w:oddHBand="1" w:evenHBand="0" w:firstRowFirstColumn="0" w:firstRowLastColumn="0" w:lastRowFirstColumn="0" w:lastRowLastColumn="0"/>
               <w:rPr>
-                <w:rFonts w:ascii="Carlito" w:hAnsi="Carlito" w:cs="Carlito"/>
-                <w:sz w:val="34"/>
-                <w:szCs w:val="34"/>
+                <w:rFonts w:cs="Carlito"/>
+                <w:sz w:val="32"/>
+                <w:szCs w:val="32"/>
               </w:rPr>
             </w:pPr>
             <w:r>
               <w:rPr>
-                <w:rFonts w:ascii="Carlito" w:hAnsi="Carlito" w:cs="Carlito"/>
-                <w:sz w:val="34"/>
-                <w:szCs w:val="34"/>
+                <w:rFonts w:cs="Carlito"/>
+                <w:sz w:val="32"/>
+                <w:szCs w:val="32"/>
               </w:rPr>
               <w:t>Number of consecutive NaNs to fill</w:t>
             </w:r>
@@ -4551,16 +4551,16 @@
               <w:jc w:val="both"/>
               <w:cnfStyle w:val="000000100000" w:firstRow="0" w:lastRow="0" w:firstColumn="0" w:lastColumn="0" w:oddVBand="0" w:evenVBand="0" w:oddHBand="1" w:evenHBand="0" w:firstRowFirstColumn="0" w:firstRowLastColumn="0" w:lastRowFirstColumn="0" w:lastRowLastColumn="0"/>
               <w:rPr>
-                <w:rFonts w:ascii="Carlito" w:hAnsi="Carlito" w:cs="Carlito"/>
-                <w:sz w:val="34"/>
-                <w:szCs w:val="34"/>
+                <w:rFonts w:cs="Carlito"/>
+                <w:sz w:val="32"/>
+                <w:szCs w:val="32"/>
               </w:rPr>
             </w:pPr>
             <w:r>
               <w:rPr>
-                <w:rFonts w:ascii="Carlito" w:hAnsi="Carlito" w:cs="Carlito"/>
-                <w:sz w:val="34"/>
-                <w:szCs w:val="34"/>
+                <w:rFonts w:cs="Carlito"/>
+                <w:sz w:val="32"/>
+                <w:szCs w:val="32"/>
               </w:rPr>
               <w:t>df.fillna(method='ffill', limit=1)</w:t>
             </w:r>
@@ -4572,52 +4572,52 @@
       <w:pPr>
         <w:jc w:val="both"/>
         <w:rPr>
-          <w:rFonts w:ascii="Carlito" w:hAnsi="Carlito" w:cs="Carlito"/>
-          <w:sz w:val="34"/>
-          <w:szCs w:val="34"/>
-        </w:rPr>
-      </w:pPr>
-    </w:p>
-    <w:p>
-      <w:pPr>
-        <w:jc w:val="both"/>
-        <w:rPr>
-          <w:rFonts w:ascii="Carlito" w:hAnsi="Carlito" w:cs="Carlito"/>
-          <w:sz w:val="34"/>
-          <w:szCs w:val="34"/>
-        </w:rPr>
-      </w:pPr>
-      <w:r>
-        <w:rPr>
-          <w:rFonts w:ascii="Carlito" w:hAnsi="Carlito" w:cs="Carlito"/>
-          <w:sz w:val="34"/>
-          <w:szCs w:val="34"/>
+          <w:rFonts w:cs="Carlito"/>
+          <w:sz w:val="32"/>
+          <w:szCs w:val="32"/>
+        </w:rPr>
+      </w:pPr>
+    </w:p>
+    <w:p>
+      <w:pPr>
+        <w:jc w:val="both"/>
+        <w:rPr>
+          <w:rFonts w:cs="Carlito"/>
+          <w:sz w:val="32"/>
+          <w:szCs w:val="32"/>
+        </w:rPr>
+      </w:pPr>
+      <w:r>
+        <w:rPr>
+          <w:rFonts w:cs="Carlito"/>
+          <w:sz w:val="32"/>
+          <w:szCs w:val="32"/>
         </w:rPr>
         <w:t xml:space="preserve"># </w:t>
       </w:r>
       <w:r>
         <w:rPr>
-          <w:rFonts w:ascii="Carlito" w:hAnsi="Carlito" w:cs="Carlito"/>
-          <w:sz w:val="34"/>
-          <w:szCs w:val="34"/>
+          <w:rFonts w:cs="Carlito"/>
+          <w:sz w:val="32"/>
+          <w:szCs w:val="32"/>
         </w:rPr>
         <w:t xml:space="preserve">Using </w:t>
       </w:r>
       <w:r>
         <w:rPr>
-          <w:rFonts w:ascii="Carlito" w:hAnsi="Carlito" w:cs="Carlito"/>
-          <w:b/>
-          <w:bCs/>
-          <w:sz w:val="34"/>
-          <w:szCs w:val="34"/>
+          <w:rFonts w:cs="Carlito"/>
+          <w:b/>
+          <w:bCs/>
+          <w:sz w:val="32"/>
+          <w:szCs w:val="32"/>
         </w:rPr>
         <w:t>fillna()</w:t>
       </w:r>
       <w:r>
         <w:rPr>
-          <w:rFonts w:ascii="Carlito" w:hAnsi="Carlito" w:cs="Carlito"/>
-          <w:sz w:val="34"/>
-          <w:szCs w:val="34"/>
+          <w:rFonts w:cs="Carlito"/>
+          <w:sz w:val="32"/>
+          <w:szCs w:val="32"/>
         </w:rPr>
         <w:t xml:space="preserve"> for different values for columns. Here:</w:t>
       </w:r>
@@ -4631,16 +4631,16 @@
         </w:numPr>
         <w:jc w:val="both"/>
         <w:rPr>
-          <w:rFonts w:ascii="Carlito" w:hAnsi="Carlito" w:cs="Carlito"/>
-          <w:sz w:val="34"/>
-          <w:szCs w:val="34"/>
-        </w:rPr>
-      </w:pPr>
-      <w:r>
-        <w:rPr>
-          <w:rFonts w:ascii="Carlito" w:hAnsi="Carlito" w:cs="Carlito"/>
-          <w:sz w:val="34"/>
-          <w:szCs w:val="34"/>
+          <w:rFonts w:cs="Carlito"/>
+          <w:sz w:val="32"/>
+          <w:szCs w:val="32"/>
+        </w:rPr>
+      </w:pPr>
+      <w:r>
+        <w:rPr>
+          <w:rFonts w:cs="Carlito"/>
+          <w:sz w:val="32"/>
+          <w:szCs w:val="32"/>
         </w:rPr>
         <w:t>Missing Name → “Unknown”</w:t>
       </w:r>
@@ -4654,16 +4654,16 @@
         </w:numPr>
         <w:jc w:val="both"/>
         <w:rPr>
-          <w:rFonts w:ascii="Carlito" w:hAnsi="Carlito" w:cs="Carlito"/>
-          <w:sz w:val="34"/>
-          <w:szCs w:val="34"/>
-        </w:rPr>
-      </w:pPr>
-      <w:r>
-        <w:rPr>
-          <w:rFonts w:ascii="Carlito" w:hAnsi="Carlito" w:cs="Carlito"/>
-          <w:sz w:val="34"/>
-          <w:szCs w:val="34"/>
+          <w:rFonts w:cs="Carlito"/>
+          <w:sz w:val="32"/>
+          <w:szCs w:val="32"/>
+        </w:rPr>
+      </w:pPr>
+      <w:r>
+        <w:rPr>
+          <w:rFonts w:cs="Carlito"/>
+          <w:sz w:val="32"/>
+          <w:szCs w:val="32"/>
         </w:rPr>
         <w:t>Missing Age → replaced with mean of the Age column</w:t>
       </w:r>
@@ -4677,16 +4677,16 @@
         </w:numPr>
         <w:jc w:val="both"/>
         <w:rPr>
-          <w:rFonts w:ascii="Carlito" w:hAnsi="Carlito" w:cs="Carlito"/>
-          <w:sz w:val="34"/>
-          <w:szCs w:val="34"/>
-        </w:rPr>
-      </w:pPr>
-      <w:r>
-        <w:rPr>
-          <w:rFonts w:ascii="Carlito" w:hAnsi="Carlito" w:cs="Carlito"/>
-          <w:sz w:val="34"/>
-          <w:szCs w:val="34"/>
+          <w:rFonts w:cs="Carlito"/>
+          <w:sz w:val="32"/>
+          <w:szCs w:val="32"/>
+        </w:rPr>
+      </w:pPr>
+      <w:r>
+        <w:rPr>
+          <w:rFonts w:cs="Carlito"/>
+          <w:sz w:val="32"/>
+          <w:szCs w:val="32"/>
         </w:rPr>
         <w:t>Missing City → “Dhaka”</w:t>
       </w:r>
@@ -4695,78 +4695,78 @@
       <w:pPr>
         <w:jc w:val="both"/>
         <w:rPr>
-          <w:rFonts w:ascii="Carlito" w:hAnsi="Carlito" w:cs="Carlito"/>
-          <w:sz w:val="34"/>
-          <w:szCs w:val="34"/>
-        </w:rPr>
-      </w:pPr>
-      <w:r>
-        <w:rPr>
-          <w:rFonts w:ascii="Carlito" w:hAnsi="Carlito" w:cs="Carlito"/>
-          <w:sz w:val="34"/>
-          <w:szCs w:val="34"/>
+          <w:rFonts w:cs="Carlito"/>
+          <w:sz w:val="32"/>
+          <w:szCs w:val="32"/>
+        </w:rPr>
+      </w:pPr>
+      <w:r>
+        <w:rPr>
+          <w:rFonts w:cs="Carlito"/>
+          <w:sz w:val="32"/>
+          <w:szCs w:val="32"/>
         </w:rPr>
         <w:t xml:space="preserve"># </w:t>
       </w:r>
       <w:r>
         <w:rPr>
-          <w:rFonts w:ascii="Carlito" w:hAnsi="Carlito" w:cs="Carlito"/>
-          <w:b/>
-          <w:bCs/>
-          <w:sz w:val="34"/>
-          <w:szCs w:val="34"/>
+          <w:rFonts w:cs="Carlito"/>
+          <w:b/>
+          <w:bCs/>
+          <w:sz w:val="32"/>
+          <w:szCs w:val="32"/>
         </w:rPr>
         <w:t>df</w:t>
       </w:r>
       <w:r>
         <w:rPr>
-          <w:rFonts w:ascii="Carlito" w:hAnsi="Carlito" w:cs="Carlito"/>
-          <w:b/>
-          <w:bCs/>
-          <w:sz w:val="34"/>
-          <w:szCs w:val="34"/>
+          <w:rFonts w:cs="Carlito"/>
+          <w:b/>
+          <w:bCs/>
+          <w:sz w:val="32"/>
+          <w:szCs w:val="32"/>
         </w:rPr>
         <w:t>2</w:t>
       </w:r>
       <w:r>
         <w:rPr>
-          <w:rFonts w:ascii="Carlito" w:hAnsi="Carlito" w:cs="Carlito"/>
-          <w:b/>
-          <w:bCs/>
-          <w:sz w:val="34"/>
-          <w:szCs w:val="34"/>
+          <w:rFonts w:cs="Carlito"/>
+          <w:b/>
+          <w:bCs/>
+          <w:sz w:val="32"/>
+          <w:szCs w:val="32"/>
         </w:rPr>
         <w:t xml:space="preserve">['Age'].mean() </w:t>
       </w:r>
       <w:r>
         <w:rPr>
-          <w:rFonts w:ascii="Carlito" w:hAnsi="Carlito" w:cs="Carlito"/>
-          <w:sz w:val="34"/>
-          <w:szCs w:val="34"/>
+          <w:rFonts w:cs="Carlito"/>
+          <w:sz w:val="32"/>
+          <w:szCs w:val="32"/>
         </w:rPr>
         <w:t>f</w:t>
       </w:r>
       <w:r>
         <w:rPr>
-          <w:rFonts w:ascii="Carlito" w:hAnsi="Carlito" w:cs="Carlito"/>
-          <w:sz w:val="34"/>
-          <w:szCs w:val="34"/>
+          <w:rFonts w:cs="Carlito"/>
+          <w:sz w:val="32"/>
+          <w:szCs w:val="32"/>
         </w:rPr>
         <w:t>ill</w:t>
       </w:r>
       <w:r>
         <w:rPr>
-          <w:rFonts w:ascii="Carlito" w:hAnsi="Carlito" w:cs="Carlito"/>
-          <w:sz w:val="34"/>
-          <w:szCs w:val="34"/>
+          <w:rFonts w:cs="Carlito"/>
+          <w:sz w:val="32"/>
+          <w:szCs w:val="32"/>
         </w:rPr>
         <w:t>s</w:t>
       </w:r>
       <w:r>
         <w:rPr>
-          <w:rFonts w:ascii="Carlito" w:hAnsi="Carlito" w:cs="Carlito"/>
-          <w:sz w:val="34"/>
-          <w:szCs w:val="34"/>
+          <w:rFonts w:cs="Carlito"/>
+          <w:sz w:val="32"/>
+          <w:szCs w:val="32"/>
         </w:rPr>
         <w:t xml:space="preserve"> NaN Age with average age</w:t>
       </w:r>
@@ -4775,22 +4775,22 @@
       <w:pPr>
         <w:jc w:val="both"/>
         <w:rPr>
-          <w:rFonts w:ascii="Carlito" w:hAnsi="Carlito" w:cs="Carlito"/>
-          <w:b/>
-          <w:bCs/>
-          <w:color w:val="D86DCB" w:themeColor="accent5" w:themeTint="99"/>
-          <w:sz w:val="34"/>
-          <w:szCs w:val="34"/>
-        </w:rPr>
-      </w:pPr>
-      <w:r>
-        <w:rPr>
-          <w:rFonts w:ascii="Carlito" w:hAnsi="Carlito" w:cs="Carlito"/>
-          <w:b/>
-          <w:bCs/>
-          <w:color w:val="D86DCB" w:themeColor="accent5" w:themeTint="99"/>
-          <w:sz w:val="34"/>
-          <w:szCs w:val="34"/>
+          <w:rFonts w:cs="Carlito"/>
+          <w:b/>
+          <w:bCs/>
+          <w:color w:val="D86DCB" w:themeColor="accent5" w:themeTint="99"/>
+          <w:sz w:val="32"/>
+          <w:szCs w:val="32"/>
+        </w:rPr>
+      </w:pPr>
+      <w:r>
+        <w:rPr>
+          <w:rFonts w:cs="Carlito"/>
+          <w:b/>
+          <w:bCs/>
+          <w:color w:val="D86DCB" w:themeColor="accent5" w:themeTint="99"/>
+          <w:sz w:val="32"/>
+          <w:szCs w:val="32"/>
         </w:rPr>
         <w:t>df_filled2 = df2.fillna({</w:t>
       </w:r>
@@ -4799,22 +4799,22 @@
       <w:pPr>
         <w:jc w:val="both"/>
         <w:rPr>
-          <w:rFonts w:ascii="Carlito" w:hAnsi="Carlito" w:cs="Carlito"/>
-          <w:b/>
-          <w:bCs/>
-          <w:color w:val="D86DCB" w:themeColor="accent5" w:themeTint="99"/>
-          <w:sz w:val="34"/>
-          <w:szCs w:val="34"/>
-        </w:rPr>
-      </w:pPr>
-      <w:r>
-        <w:rPr>
-          <w:rFonts w:ascii="Carlito" w:hAnsi="Carlito" w:cs="Carlito"/>
-          <w:b/>
-          <w:bCs/>
-          <w:color w:val="D86DCB" w:themeColor="accent5" w:themeTint="99"/>
-          <w:sz w:val="34"/>
-          <w:szCs w:val="34"/>
+          <w:rFonts w:cs="Carlito"/>
+          <w:b/>
+          <w:bCs/>
+          <w:color w:val="D86DCB" w:themeColor="accent5" w:themeTint="99"/>
+          <w:sz w:val="32"/>
+          <w:szCs w:val="32"/>
+        </w:rPr>
+      </w:pPr>
+      <w:r>
+        <w:rPr>
+          <w:rFonts w:cs="Carlito"/>
+          <w:b/>
+          <w:bCs/>
+          <w:color w:val="D86DCB" w:themeColor="accent5" w:themeTint="99"/>
+          <w:sz w:val="32"/>
+          <w:szCs w:val="32"/>
         </w:rPr>
         <w:t xml:space="preserve">    'Name': 'Unknown',</w:t>
       </w:r>
@@ -4823,22 +4823,22 @@
       <w:pPr>
         <w:jc w:val="both"/>
         <w:rPr>
-          <w:rFonts w:ascii="Carlito" w:hAnsi="Carlito" w:cs="Carlito"/>
-          <w:b/>
-          <w:bCs/>
-          <w:color w:val="D86DCB" w:themeColor="accent5" w:themeTint="99"/>
-          <w:sz w:val="34"/>
-          <w:szCs w:val="34"/>
-        </w:rPr>
-      </w:pPr>
-      <w:r>
-        <w:rPr>
-          <w:rFonts w:ascii="Carlito" w:hAnsi="Carlito" w:cs="Carlito"/>
-          <w:b/>
-          <w:bCs/>
-          <w:color w:val="D86DCB" w:themeColor="accent5" w:themeTint="99"/>
-          <w:sz w:val="34"/>
-          <w:szCs w:val="34"/>
+          <w:rFonts w:cs="Carlito"/>
+          <w:b/>
+          <w:bCs/>
+          <w:color w:val="D86DCB" w:themeColor="accent5" w:themeTint="99"/>
+          <w:sz w:val="32"/>
+          <w:szCs w:val="32"/>
+        </w:rPr>
+      </w:pPr>
+      <w:r>
+        <w:rPr>
+          <w:rFonts w:cs="Carlito"/>
+          <w:b/>
+          <w:bCs/>
+          <w:color w:val="D86DCB" w:themeColor="accent5" w:themeTint="99"/>
+          <w:sz w:val="32"/>
+          <w:szCs w:val="32"/>
         </w:rPr>
         <w:t xml:space="preserve">    'Age': df2['Age'].mean(),</w:t>
       </w:r>
@@ -4847,22 +4847,22 @@
       <w:pPr>
         <w:jc w:val="both"/>
         <w:rPr>
-          <w:rFonts w:ascii="Carlito" w:hAnsi="Carlito" w:cs="Carlito"/>
-          <w:b/>
-          <w:bCs/>
-          <w:color w:val="D86DCB" w:themeColor="accent5" w:themeTint="99"/>
-          <w:sz w:val="34"/>
-          <w:szCs w:val="34"/>
-        </w:rPr>
-      </w:pPr>
-      <w:r>
-        <w:rPr>
-          <w:rFonts w:ascii="Carlito" w:hAnsi="Carlito" w:cs="Carlito"/>
-          <w:b/>
-          <w:bCs/>
-          <w:color w:val="D86DCB" w:themeColor="accent5" w:themeTint="99"/>
-          <w:sz w:val="34"/>
-          <w:szCs w:val="34"/>
+          <w:rFonts w:cs="Carlito"/>
+          <w:b/>
+          <w:bCs/>
+          <w:color w:val="D86DCB" w:themeColor="accent5" w:themeTint="99"/>
+          <w:sz w:val="32"/>
+          <w:szCs w:val="32"/>
+        </w:rPr>
+      </w:pPr>
+      <w:r>
+        <w:rPr>
+          <w:rFonts w:cs="Carlito"/>
+          <w:b/>
+          <w:bCs/>
+          <w:color w:val="D86DCB" w:themeColor="accent5" w:themeTint="99"/>
+          <w:sz w:val="32"/>
+          <w:szCs w:val="32"/>
         </w:rPr>
         <w:t xml:space="preserve">    'City': 'Dhaka'</w:t>
       </w:r>
@@ -4871,22 +4871,22 @@
       <w:pPr>
         <w:jc w:val="both"/>
         <w:rPr>
-          <w:rFonts w:ascii="Carlito" w:hAnsi="Carlito" w:cs="Carlito"/>
-          <w:b/>
-          <w:bCs/>
-          <w:color w:val="D86DCB" w:themeColor="accent5" w:themeTint="99"/>
-          <w:sz w:val="34"/>
-          <w:szCs w:val="34"/>
-        </w:rPr>
-      </w:pPr>
-      <w:r>
-        <w:rPr>
-          <w:rFonts w:ascii="Carlito" w:hAnsi="Carlito" w:cs="Carlito"/>
-          <w:b/>
-          <w:bCs/>
-          <w:color w:val="D86DCB" w:themeColor="accent5" w:themeTint="99"/>
-          <w:sz w:val="34"/>
-          <w:szCs w:val="34"/>
+          <w:rFonts w:cs="Carlito"/>
+          <w:b/>
+          <w:bCs/>
+          <w:color w:val="D86DCB" w:themeColor="accent5" w:themeTint="99"/>
+          <w:sz w:val="32"/>
+          <w:szCs w:val="32"/>
+        </w:rPr>
+      </w:pPr>
+      <w:r>
+        <w:rPr>
+          <w:rFonts w:cs="Carlito"/>
+          <w:b/>
+          <w:bCs/>
+          <w:color w:val="D86DCB" w:themeColor="accent5" w:themeTint="99"/>
+          <w:sz w:val="32"/>
+          <w:szCs w:val="32"/>
         </w:rPr>
         <w:t>})</w:t>
       </w:r>
@@ -4895,24 +4895,23 @@
       <w:pPr>
         <w:jc w:val="both"/>
         <w:rPr>
-          <w:rFonts w:ascii="Carlito" w:hAnsi="Carlito" w:cs="Carlito"/>
-          <w:b/>
-          <w:bCs/>
-          <w:color w:val="D86DCB" w:themeColor="accent5" w:themeTint="99"/>
-          <w:sz w:val="34"/>
-          <w:szCs w:val="34"/>
-        </w:rPr>
-      </w:pPr>
-      <w:r>
-        <w:rPr>
-          <w:rFonts w:ascii="Carlito" w:hAnsi="Carlito" w:cs="Carlito"/>
-          <w:b/>
-          <w:bCs/>
-          <w:color w:val="D86DCB" w:themeColor="accent5" w:themeTint="99"/>
-          <w:sz w:val="34"/>
-          <w:szCs w:val="34"/>
-        </w:rPr>
-        <w:lastRenderedPageBreak/>
+          <w:rFonts w:cs="Carlito"/>
+          <w:b/>
+          <w:bCs/>
+          <w:color w:val="D86DCB" w:themeColor="accent5" w:themeTint="99"/>
+          <w:sz w:val="32"/>
+          <w:szCs w:val="32"/>
+        </w:rPr>
+      </w:pPr>
+      <w:r>
+        <w:rPr>
+          <w:rFonts w:cs="Carlito"/>
+          <w:b/>
+          <w:bCs/>
+          <w:color w:val="D86DCB" w:themeColor="accent5" w:themeTint="99"/>
+          <w:sz w:val="32"/>
+          <w:szCs w:val="32"/>
+        </w:rPr>
         <w:t>print(f'\nAfter filling with different missing values: \n{df_filled2}')</w:t>
       </w:r>
     </w:p>
@@ -4920,26 +4919,26 @@
       <w:pPr>
         <w:jc w:val="both"/>
         <w:rPr>
-          <w:rFonts w:ascii="Carlito" w:hAnsi="Carlito" w:cs="Carlito"/>
-          <w:sz w:val="34"/>
-          <w:szCs w:val="34"/>
-        </w:rPr>
-      </w:pPr>
-    </w:p>
-    <w:p>
-      <w:pPr>
-        <w:jc w:val="both"/>
-        <w:rPr>
-          <w:rFonts w:ascii="Carlito" w:hAnsi="Carlito" w:cs="Carlito"/>
-          <w:sz w:val="34"/>
-          <w:szCs w:val="34"/>
-        </w:rPr>
-      </w:pPr>
-      <w:r>
-        <w:rPr>
-          <w:rFonts w:ascii="Carlito" w:hAnsi="Carlito" w:cs="Carlito"/>
-          <w:sz w:val="34"/>
-          <w:szCs w:val="34"/>
+          <w:rFonts w:cs="Carlito"/>
+          <w:sz w:val="32"/>
+          <w:szCs w:val="32"/>
+        </w:rPr>
+      </w:pPr>
+    </w:p>
+    <w:p>
+      <w:pPr>
+        <w:jc w:val="both"/>
+        <w:rPr>
+          <w:rFonts w:cs="Carlito"/>
+          <w:sz w:val="32"/>
+          <w:szCs w:val="32"/>
+        </w:rPr>
+      </w:pPr>
+      <w:r>
+        <w:rPr>
+          <w:rFonts w:cs="Carlito"/>
+          <w:sz w:val="32"/>
+          <w:szCs w:val="32"/>
         </w:rPr>
         <w:t>Forward fill and Backward fill:</w:t>
       </w:r>
@@ -4948,60 +4947,60 @@
       <w:pPr>
         <w:jc w:val="both"/>
         <w:rPr>
-          <w:rFonts w:ascii="Carlito" w:hAnsi="Carlito" w:cs="Carlito"/>
-          <w:sz w:val="34"/>
-          <w:szCs w:val="34"/>
-        </w:rPr>
-      </w:pPr>
-      <w:r>
-        <w:rPr>
-          <w:rFonts w:ascii="Carlito" w:hAnsi="Carlito" w:cs="Carlito"/>
-          <w:sz w:val="34"/>
-          <w:szCs w:val="34"/>
+          <w:rFonts w:cs="Carlito"/>
+          <w:sz w:val="32"/>
+          <w:szCs w:val="32"/>
+        </w:rPr>
+      </w:pPr>
+      <w:r>
+        <w:rPr>
+          <w:rFonts w:cs="Carlito"/>
+          <w:sz w:val="32"/>
+          <w:szCs w:val="32"/>
         </w:rPr>
         <w:t xml:space="preserve"># </w:t>
       </w:r>
       <w:r>
         <w:rPr>
-          <w:rFonts w:ascii="Carlito" w:hAnsi="Carlito" w:cs="Carlito"/>
-          <w:sz w:val="34"/>
-          <w:szCs w:val="34"/>
+          <w:rFonts w:cs="Carlito"/>
+          <w:sz w:val="32"/>
+          <w:szCs w:val="32"/>
         </w:rPr>
         <w:t xml:space="preserve">Using methods like </w:t>
       </w:r>
       <w:r>
         <w:rPr>
-          <w:rFonts w:ascii="Carlito" w:hAnsi="Carlito" w:cs="Carlito"/>
-          <w:b/>
-          <w:bCs/>
-          <w:sz w:val="34"/>
-          <w:szCs w:val="34"/>
+          <w:rFonts w:cs="Carlito"/>
+          <w:b/>
+          <w:bCs/>
+          <w:sz w:val="32"/>
+          <w:szCs w:val="32"/>
         </w:rPr>
         <w:t xml:space="preserve">ffill() </w:t>
       </w:r>
       <w:r>
         <w:rPr>
-          <w:rFonts w:ascii="Carlito" w:hAnsi="Carlito" w:cs="Carlito"/>
-          <w:sz w:val="34"/>
-          <w:szCs w:val="34"/>
+          <w:rFonts w:cs="Carlito"/>
+          <w:sz w:val="32"/>
+          <w:szCs w:val="32"/>
         </w:rPr>
         <w:t xml:space="preserve">and </w:t>
       </w:r>
       <w:r>
         <w:rPr>
-          <w:rFonts w:ascii="Carlito" w:hAnsi="Carlito" w:cs="Carlito"/>
-          <w:b/>
-          <w:bCs/>
-          <w:sz w:val="34"/>
-          <w:szCs w:val="34"/>
+          <w:rFonts w:cs="Carlito"/>
+          <w:b/>
+          <w:bCs/>
+          <w:sz w:val="32"/>
+          <w:szCs w:val="32"/>
         </w:rPr>
         <w:t>bfill()</w:t>
       </w:r>
       <w:r>
         <w:rPr>
-          <w:rFonts w:ascii="Carlito" w:hAnsi="Carlito" w:cs="Carlito"/>
-          <w:sz w:val="34"/>
-          <w:szCs w:val="34"/>
+          <w:rFonts w:cs="Carlito"/>
+          <w:sz w:val="32"/>
+          <w:szCs w:val="32"/>
         </w:rPr>
         <w:t xml:space="preserve"> . These are useful when we have time-series or ordered data.</w:t>
       </w:r>
@@ -5015,16 +5014,16 @@
         </w:numPr>
         <w:jc w:val="both"/>
         <w:rPr>
-          <w:rFonts w:ascii="Carlito" w:hAnsi="Carlito" w:cs="Carlito"/>
-          <w:sz w:val="34"/>
-          <w:szCs w:val="34"/>
-        </w:rPr>
-      </w:pPr>
-      <w:r>
-        <w:rPr>
-          <w:rFonts w:ascii="Carlito" w:hAnsi="Carlito" w:cs="Carlito"/>
-          <w:sz w:val="34"/>
-          <w:szCs w:val="34"/>
+          <w:rFonts w:cs="Carlito"/>
+          <w:sz w:val="32"/>
+          <w:szCs w:val="32"/>
+        </w:rPr>
+      </w:pPr>
+      <w:r>
+        <w:rPr>
+          <w:rFonts w:cs="Carlito"/>
+          <w:sz w:val="32"/>
+          <w:szCs w:val="32"/>
         </w:rPr>
         <w:t>Forward fill: fills NaN with the previous row’s value</w:t>
       </w:r>
@@ -5038,16 +5037,16 @@
         </w:numPr>
         <w:jc w:val="both"/>
         <w:rPr>
-          <w:rFonts w:ascii="Carlito" w:hAnsi="Carlito" w:cs="Carlito"/>
-          <w:sz w:val="34"/>
-          <w:szCs w:val="34"/>
-        </w:rPr>
-      </w:pPr>
-      <w:r>
-        <w:rPr>
-          <w:rFonts w:ascii="Carlito" w:hAnsi="Carlito" w:cs="Carlito"/>
-          <w:sz w:val="34"/>
-          <w:szCs w:val="34"/>
+          <w:rFonts w:cs="Carlito"/>
+          <w:sz w:val="32"/>
+          <w:szCs w:val="32"/>
+        </w:rPr>
+      </w:pPr>
+      <w:r>
+        <w:rPr>
+          <w:rFonts w:cs="Carlito"/>
+          <w:sz w:val="32"/>
+          <w:szCs w:val="32"/>
         </w:rPr>
         <w:t>Backward fill: fills NaN with the next row’s value</w:t>
       </w:r>
@@ -5056,23 +5055,24 @@
       <w:pPr>
         <w:jc w:val="both"/>
         <w:rPr>
-          <w:rFonts w:ascii="Carlito" w:hAnsi="Carlito" w:cs="Carlito"/>
-          <w:b/>
-          <w:bCs/>
-          <w:color w:val="D86DCB" w:themeColor="accent5" w:themeTint="99"/>
-          <w:sz w:val="34"/>
-          <w:szCs w:val="34"/>
-        </w:rPr>
-      </w:pPr>
-      <w:r>
-        <w:rPr>
-          <w:rFonts w:ascii="Carlito" w:hAnsi="Carlito" w:cs="Carlito"/>
-          <w:b/>
-          <w:bCs/>
-          <w:color w:val="D86DCB" w:themeColor="accent5" w:themeTint="99"/>
-          <w:sz w:val="34"/>
-          <w:szCs w:val="34"/>
-        </w:rPr>
+          <w:rFonts w:cs="Carlito"/>
+          <w:b/>
+          <w:bCs/>
+          <w:color w:val="D86DCB" w:themeColor="accent5" w:themeTint="99"/>
+          <w:sz w:val="32"/>
+          <w:szCs w:val="32"/>
+        </w:rPr>
+      </w:pPr>
+      <w:r>
+        <w:rPr>
+          <w:rFonts w:cs="Carlito"/>
+          <w:b/>
+          <w:bCs/>
+          <w:color w:val="D86DCB" w:themeColor="accent5" w:themeTint="99"/>
+          <w:sz w:val="32"/>
+          <w:szCs w:val="32"/>
+        </w:rPr>
+        <w:lastRenderedPageBreak/>
         <w:t>df_forward_filled = df2.ffill()</w:t>
       </w:r>
     </w:p>
@@ -5080,22 +5080,22 @@
       <w:pPr>
         <w:jc w:val="both"/>
         <w:rPr>
-          <w:rFonts w:ascii="Carlito" w:hAnsi="Carlito" w:cs="Carlito"/>
-          <w:b/>
-          <w:bCs/>
-          <w:color w:val="D86DCB" w:themeColor="accent5" w:themeTint="99"/>
-          <w:sz w:val="34"/>
-          <w:szCs w:val="34"/>
-        </w:rPr>
-      </w:pPr>
-      <w:r>
-        <w:rPr>
-          <w:rFonts w:ascii="Carlito" w:hAnsi="Carlito" w:cs="Carlito"/>
-          <w:b/>
-          <w:bCs/>
-          <w:color w:val="D86DCB" w:themeColor="accent5" w:themeTint="99"/>
-          <w:sz w:val="34"/>
-          <w:szCs w:val="34"/>
+          <w:rFonts w:cs="Carlito"/>
+          <w:b/>
+          <w:bCs/>
+          <w:color w:val="D86DCB" w:themeColor="accent5" w:themeTint="99"/>
+          <w:sz w:val="32"/>
+          <w:szCs w:val="32"/>
+        </w:rPr>
+      </w:pPr>
+      <w:r>
+        <w:rPr>
+          <w:rFonts w:cs="Carlito"/>
+          <w:b/>
+          <w:bCs/>
+          <w:color w:val="D86DCB" w:themeColor="accent5" w:themeTint="99"/>
+          <w:sz w:val="32"/>
+          <w:szCs w:val="32"/>
         </w:rPr>
         <w:t>print('\nAfter forward filled: \n', df_forward_filled)</w:t>
       </w:r>
@@ -5104,22 +5104,22 @@
       <w:pPr>
         <w:jc w:val="both"/>
         <w:rPr>
-          <w:rFonts w:ascii="Carlito" w:hAnsi="Carlito" w:cs="Carlito"/>
-          <w:b/>
-          <w:bCs/>
-          <w:color w:val="D86DCB" w:themeColor="accent5" w:themeTint="99"/>
-          <w:sz w:val="34"/>
-          <w:szCs w:val="34"/>
-        </w:rPr>
-      </w:pPr>
-      <w:r>
-        <w:rPr>
-          <w:rFonts w:ascii="Carlito" w:hAnsi="Carlito" w:cs="Carlito"/>
-          <w:b/>
-          <w:bCs/>
-          <w:color w:val="D86DCB" w:themeColor="accent5" w:themeTint="99"/>
-          <w:sz w:val="34"/>
-          <w:szCs w:val="34"/>
+          <w:rFonts w:cs="Carlito"/>
+          <w:b/>
+          <w:bCs/>
+          <w:color w:val="D86DCB" w:themeColor="accent5" w:themeTint="99"/>
+          <w:sz w:val="32"/>
+          <w:szCs w:val="32"/>
+        </w:rPr>
+      </w:pPr>
+      <w:r>
+        <w:rPr>
+          <w:rFonts w:cs="Carlito"/>
+          <w:b/>
+          <w:bCs/>
+          <w:color w:val="D86DCB" w:themeColor="accent5" w:themeTint="99"/>
+          <w:sz w:val="32"/>
+          <w:szCs w:val="32"/>
         </w:rPr>
         <w:t>df_backward_filled = df2.bfill()</w:t>
       </w:r>
@@ -5128,22 +5128,22 @@
       <w:pPr>
         <w:jc w:val="both"/>
         <w:rPr>
-          <w:rFonts w:ascii="Carlito" w:hAnsi="Carlito" w:cs="Carlito"/>
-          <w:b/>
-          <w:bCs/>
-          <w:color w:val="D86DCB" w:themeColor="accent5" w:themeTint="99"/>
-          <w:sz w:val="34"/>
-          <w:szCs w:val="34"/>
-        </w:rPr>
-      </w:pPr>
-      <w:r>
-        <w:rPr>
-          <w:rFonts w:ascii="Carlito" w:hAnsi="Carlito" w:cs="Carlito"/>
-          <w:b/>
-          <w:bCs/>
-          <w:color w:val="D86DCB" w:themeColor="accent5" w:themeTint="99"/>
-          <w:sz w:val="34"/>
-          <w:szCs w:val="34"/>
+          <w:rFonts w:cs="Carlito"/>
+          <w:b/>
+          <w:bCs/>
+          <w:color w:val="D86DCB" w:themeColor="accent5" w:themeTint="99"/>
+          <w:sz w:val="32"/>
+          <w:szCs w:val="32"/>
+        </w:rPr>
+      </w:pPr>
+      <w:r>
+        <w:rPr>
+          <w:rFonts w:cs="Carlito"/>
+          <w:b/>
+          <w:bCs/>
+          <w:color w:val="D86DCB" w:themeColor="accent5" w:themeTint="99"/>
+          <w:sz w:val="32"/>
+          <w:szCs w:val="32"/>
         </w:rPr>
         <w:t>print('\nAfter backward filled: \n', df_backward_filled)</w:t>
       </w:r>
@@ -5152,19 +5152,19 @@
       <w:pPr>
         <w:jc w:val="both"/>
         <w:rPr>
-          <w:rFonts w:ascii="Carlito" w:hAnsi="Carlito" w:cs="Carlito"/>
-          <w:sz w:val="34"/>
-          <w:szCs w:val="34"/>
-        </w:rPr>
-      </w:pPr>
-    </w:p>
-    <w:p>
-      <w:pPr>
-        <w:jc w:val="both"/>
-        <w:rPr>
-          <w:rFonts w:ascii="Carlito" w:hAnsi="Carlito" w:cs="Carlito"/>
-          <w:sz w:val="34"/>
-          <w:szCs w:val="34"/>
+          <w:rFonts w:cs="Carlito"/>
+          <w:sz w:val="32"/>
+          <w:szCs w:val="32"/>
+        </w:rPr>
+      </w:pPr>
+    </w:p>
+    <w:p>
+      <w:pPr>
+        <w:jc w:val="both"/>
+        <w:rPr>
+          <w:rFonts w:cs="Carlito"/>
+          <w:sz w:val="32"/>
+          <w:szCs w:val="32"/>
         </w:rPr>
       </w:pPr>
     </w:p>
